--- a/entregables/003D-SAKILA-EP2-G01-INFORME.docx
+++ b/entregables/003D-SAKILA-EP2-G01-INFORME.docx
@@ -1738,7 +1738,7 @@
           <w:tab w:val="right" w:leader="dot" w:pos="9350"/>
         </w:tabs>
         <w:spacing w:before="0" w:after="40" w:lineRule="auto"/>
-        <w:ind w:left="240"/>
+        <w:ind w:left="480"/>
         <w:rPr/>
       </w:pPr>
       <w:r>
@@ -1747,7 +1747,7 @@
           <w:sz w:val="20"/>
           <w:szCs w:val="20"/>
         </w:rPr>
-        <w:t xml:space="preserve">Anexo B. Diagramas y modelos</w:t>
+        <w:t xml:space="preserve">A.1 Inventario de objetos</w:t>
       </w:r>
       <w:r>
         <w:rPr>
@@ -1757,6 +1757,33 @@
         </w:rPr>
         <w:tab/>
         <w:t xml:space="preserve">25</w:t>
+      </w:r>
+    </w:p>
+    <w:p>
+      <w:pPr>
+        <w:tabs>
+          <w:tab w:val="right" w:leader="dot" w:pos="9350"/>
+        </w:tabs>
+        <w:spacing w:before="0" w:after="40" w:lineRule="auto"/>
+        <w:ind w:left="480"/>
+        <w:rPr/>
+      </w:pPr>
+      <w:r>
+        <w:rPr>
+          <w:rFonts w:ascii="Calibri" w:cs="Calibri" w:eastAsia="Calibri" w:hAnsi="Calibri"/>
+          <w:sz w:val="20"/>
+          <w:szCs w:val="20"/>
+        </w:rPr>
+        <w:t xml:space="preserve">A.2 Inicio del script</w:t>
+      </w:r>
+      <w:r>
+        <w:rPr>
+          <w:rFonts w:ascii="Calibri" w:cs="Calibri" w:eastAsia="Calibri" w:hAnsi="Calibri"/>
+          <w:sz w:val="20"/>
+          <w:szCs w:val="20"/>
+        </w:rPr>
+        <w:tab/>
+        <w:t xml:space="preserve">26</w:t>
       </w:r>
     </w:p>
     <w:p>
@@ -1774,7 +1801,7 @@
           <w:sz w:val="20"/>
           <w:szCs w:val="20"/>
         </w:rPr>
-        <w:t xml:space="preserve">Anexo C. Evidencias de ejecución</w:t>
+        <w:t xml:space="preserve">Anexo B. Diagramas y modelos</w:t>
       </w:r>
       <w:r>
         <w:rPr>
@@ -1783,7 +1810,142 @@
           <w:szCs w:val="20"/>
         </w:rPr>
         <w:tab/>
-        <w:t xml:space="preserve">25</w:t>
+        <w:t xml:space="preserve">26</w:t>
+      </w:r>
+    </w:p>
+    <w:p>
+      <w:pPr>
+        <w:tabs>
+          <w:tab w:val="right" w:leader="dot" w:pos="9350"/>
+        </w:tabs>
+        <w:spacing w:before="0" w:after="40" w:lineRule="auto"/>
+        <w:ind w:left="480"/>
+        <w:rPr/>
+      </w:pPr>
+      <w:r>
+        <w:rPr>
+          <w:rFonts w:ascii="Calibri" w:cs="Calibri" w:eastAsia="Calibri" w:hAnsi="Calibri"/>
+          <w:sz w:val="20"/>
+          <w:szCs w:val="20"/>
+        </w:rPr>
+        <w:t xml:space="preserve">B.1 Modelo de datos de las tablas nuevas</w:t>
+      </w:r>
+      <w:r>
+        <w:rPr>
+          <w:rFonts w:ascii="Calibri" w:cs="Calibri" w:eastAsia="Calibri" w:hAnsi="Calibri"/>
+          <w:sz w:val="20"/>
+          <w:szCs w:val="20"/>
+        </w:rPr>
+        <w:tab/>
+        <w:t xml:space="preserve">26</w:t>
+      </w:r>
+    </w:p>
+    <w:p>
+      <w:pPr>
+        <w:tabs>
+          <w:tab w:val="right" w:leader="dot" w:pos="9350"/>
+        </w:tabs>
+        <w:spacing w:before="0" w:after="40" w:lineRule="auto"/>
+        <w:ind w:left="480"/>
+        <w:rPr/>
+      </w:pPr>
+      <w:r>
+        <w:rPr>
+          <w:rFonts w:ascii="Calibri" w:cs="Calibri" w:eastAsia="Calibri" w:hAnsi="Calibri"/>
+          <w:sz w:val="20"/>
+          <w:szCs w:val="20"/>
+        </w:rPr>
+        <w:t xml:space="preserve">B.2 Cómo se llaman los objetos</w:t>
+      </w:r>
+      <w:r>
+        <w:rPr>
+          <w:rFonts w:ascii="Calibri" w:cs="Calibri" w:eastAsia="Calibri" w:hAnsi="Calibri"/>
+          <w:sz w:val="20"/>
+          <w:szCs w:val="20"/>
+        </w:rPr>
+        <w:tab/>
+        <w:t xml:space="preserve">27</w:t>
+      </w:r>
+    </w:p>
+    <w:p>
+      <w:pPr>
+        <w:tabs>
+          <w:tab w:val="right" w:leader="dot" w:pos="9350"/>
+        </w:tabs>
+        <w:spacing w:before="0" w:after="40" w:lineRule="auto"/>
+        <w:ind w:left="240"/>
+        <w:rPr/>
+      </w:pPr>
+      <w:r>
+        <w:rPr>
+          <w:rFonts w:ascii="Calibri" w:cs="Calibri" w:eastAsia="Calibri" w:hAnsi="Calibri"/>
+          <w:sz w:val="20"/>
+          <w:szCs w:val="20"/>
+        </w:rPr>
+        <w:t xml:space="preserve">Anexo C. Evidencias de ejecución</w:t>
+      </w:r>
+      <w:r>
+        <w:rPr>
+          <w:rFonts w:ascii="Calibri" w:cs="Calibri" w:eastAsia="Calibri" w:hAnsi="Calibri"/>
+          <w:sz w:val="20"/>
+          <w:szCs w:val="20"/>
+        </w:rPr>
+        <w:tab/>
+        <w:t xml:space="preserve">28</w:t>
+      </w:r>
+    </w:p>
+    <w:p>
+      <w:pPr>
+        <w:tabs>
+          <w:tab w:val="right" w:leader="dot" w:pos="9350"/>
+        </w:tabs>
+        <w:spacing w:before="0" w:after="40" w:lineRule="auto"/>
+        <w:ind w:left="480"/>
+        <w:rPr/>
+      </w:pPr>
+      <w:r>
+        <w:rPr>
+          <w:rFonts w:ascii="Calibri" w:cs="Calibri" w:eastAsia="Calibri" w:hAnsi="Calibri"/>
+          <w:sz w:val="20"/>
+          <w:szCs w:val="20"/>
+        </w:rPr>
+        <w:t xml:space="preserve">C.1 Prueba integrada</w:t>
+      </w:r>
+      <w:r>
+        <w:rPr>
+          <w:rFonts w:ascii="Calibri" w:cs="Calibri" w:eastAsia="Calibri" w:hAnsi="Calibri"/>
+          <w:sz w:val="20"/>
+          <w:szCs w:val="20"/>
+        </w:rPr>
+        <w:tab/>
+        <w:t xml:space="preserve">28</w:t>
+      </w:r>
+    </w:p>
+    <w:p>
+      <w:pPr>
+        <w:tabs>
+          <w:tab w:val="right" w:leader="dot" w:pos="9350"/>
+        </w:tabs>
+        <w:spacing w:before="0" w:after="40" w:lineRule="auto"/>
+        <w:ind w:left="480"/>
+        <w:rPr/>
+      </w:pPr>
+      <w:r>
+        <w:rPr>
+          <w:rFonts w:ascii="Calibri" w:cs="Calibri" w:eastAsia="Calibri" w:hAnsi="Calibri"/>
+          <w:sz w:val="20"/>
+          <w:szCs w:val="20"/>
+        </w:rPr>
+        <w:t xml:space="preserve">C.2 Catalina: triggers</w:t>
+      </w:r>
+      <w:r>
+        <w:rPr>
+          <w:rFonts w:ascii="Calibri" w:cs="Calibri" w:eastAsia="Calibri" w:hAnsi="Calibri"/>
+          <w:sz w:val="20"/>
+          <w:szCs w:val="20"/>
+        </w:rPr>
+        <w:tab/>
+        <w:t xml:space="preserve">29</w:t>
       </w:r>
       <w:r>
         <w:fldChar w:fldCharType="end"/>
@@ -26218,6 +26380,4504 @@
     </w:p>
     <w:p>
       <w:pPr>
+        <w:spacing w:after="160" w:line="276" w:lineRule="auto"/>
+        <w:jc w:val="both"/>
+        <w:rPr>
+          <w:sz w:val="20"/>
+          <w:szCs w:val="20"/>
+        </w:rPr>
+      </w:pPr>
+      <w:r>
+        <w:rPr>
+          <w:rFonts w:ascii="Calibri" w:cs="Calibri" w:eastAsia="Calibri" w:hAnsi="Calibri"/>
+          <w:sz w:val="20"/>
+          <w:szCs w:val="20"/>
+        </w:rPr>
+        <w:t xml:space="preserve">El código completo está en </w:t>
+      </w:r>
+      <w:r>
+        <w:rPr>
+          <w:rFonts w:ascii="Consolas" w:cs="Consolas" w:eastAsia="Consolas" w:hAnsi="Consolas"/>
+          <w:sz w:val="18"/>
+          <w:szCs w:val="18"/>
+        </w:rPr>
+        <w:t xml:space="preserve">003D-SAKILA-EP2-G01-SCRIPT.sql</w:t>
+      </w:r>
+      <w:r>
+        <w:rPr>
+          <w:rFonts w:ascii="Calibri" w:cs="Calibri" w:eastAsia="Calibri" w:hAnsi="Calibri"/>
+          <w:sz w:val="20"/>
+          <w:szCs w:val="20"/>
+        </w:rPr>
+        <w:t xml:space="preserve">. El script borra sus propios objetos si ya existen, recolecta las estadísticas del esquema, instala los objetos nuevos en el orden de la tabla A.1, comprueba que todos queden VALID, corre las demostraciones de cada objeto cerradas con ROLLBACK y termina con las consultas que verifican las cifras H1 a H10. El código de cada objeto, con su cabecera, aparece también en su ficha.</w:t>
+      </w:r>
+    </w:p>
+    <w:p>
+      <w:pPr>
+        <w:pStyle w:val="Heading3"/>
+        <w:keepNext w:val="1"/>
+        <w:spacing w:after="100" w:before="180" w:lineRule="auto"/>
+        <w:rPr/>
+      </w:pPr>
+      <w:r>
+        <w:rPr>
+          <w:rFonts w:ascii="Calibri" w:cs="Calibri" w:eastAsia="Calibri" w:hAnsi="Calibri"/>
+          <w:b w:val="1"/>
+          <w:bCs w:val="1"/>
+          <w:color w:val="2e5496"/>
+          <w:sz w:val="23"/>
+          <w:szCs w:val="23"/>
+        </w:rPr>
+        <w:t xml:space="preserve">A.1 Inventario de objetos</w:t>
+      </w:r>
+    </w:p>
+    <w:p>
+      <w:pPr>
+        <w:spacing w:after="160" w:line="276" w:lineRule="auto"/>
+        <w:jc w:val="both"/>
+        <w:rPr>
+          <w:sz w:val="20"/>
+          <w:szCs w:val="20"/>
+        </w:rPr>
+      </w:pPr>
+      <w:r>
+        <w:rPr>
+          <w:rFonts w:ascii="Calibri" w:cs="Calibri" w:eastAsia="Calibri" w:hAnsi="Calibri"/>
+          <w:sz w:val="20"/>
+          <w:szCs w:val="20"/>
+        </w:rPr>
+        <w:t xml:space="preserve">Son 20 objetos nuevos. Los dos packages aparecen dos veces porque Oracle guarda por separado la especificación y el body: por eso USER_OBJECTS muestra 22 filas.</w:t>
+      </w:r>
+    </w:p>
+    <w:tbl>
+      <w:tblPr>
+        <w:tblW w:w="9360" w:type="dxa"/>
+        <w:jc w:val="left"/>
+        <w:tblBorders>
+          <w:top w:color="000000" w:space="0" w:sz="4" w:val="single"/>
+          <w:left w:color="000000" w:space="0" w:sz="4" w:val="single"/>
+          <w:bottom w:color="000000" w:space="0" w:sz="4" w:val="single"/>
+          <w:right w:color="000000" w:space="0" w:sz="4" w:val="single"/>
+          <w:insideH w:color="000000" w:space="0" w:sz="4" w:val="single"/>
+          <w:insideV w:color="000000" w:space="0" w:sz="4" w:val="single"/>
+        </w:tblBorders>
+        <w:tblLayout w:type="fixed"/>
+        <w:tblLook w:val="0000"/>
+      </w:tblPr>
+      <w:tblGrid>
+        <w:gridCol w:w="420"/>
+        <w:gridCol w:w="3360"/>
+        <w:gridCol w:w="2400"/>
+        <w:gridCol w:w="1000"/>
+        <w:gridCol w:w="1180"/>
+        <w:gridCol w:w="1000"/>
+      </w:tblGrid>
+      <w:tr>
+        <w:trPr>
+          <w:cantSplit w:val="1"/>
+          <w:tblHeader w:val="1"/>
+        </w:trPr>
+        <w:tc>
+          <w:tcPr>
+            <w:tcW w:w="420" w:type="dxa"/>
+            <w:shd w:fill="1f3864" w:val="clear"/>
+            <w:tcMar>
+              <w:top w:w="60.0" w:type="dxa"/>
+              <w:left w:w="100.0" w:type="dxa"/>
+              <w:bottom w:w="60.0" w:type="dxa"/>
+              <w:right w:w="100.0" w:type="dxa"/>
+            </w:tcMar>
+          </w:tcPr>
+          <w:p>
+            <w:pPr>
+              <w:spacing w:after="0" w:lineRule="auto"/>
+              <w:rPr/>
+            </w:pPr>
+            <w:r>
+              <w:rPr>
+                <w:rFonts w:ascii="Calibri" w:cs="Calibri" w:eastAsia="Calibri" w:hAnsi="Calibri"/>
+                <w:b w:val="1"/>
+                <w:bCs w:val="1"/>
+                <w:color w:val="ffffff"/>
+                <w:sz w:val="19"/>
+                <w:szCs w:val="19"/>
+              </w:rPr>
+              <w:t xml:space="preserve">#</w:t>
+            </w:r>
+          </w:p>
+        </w:tc>
+        <w:tc>
+          <w:tcPr>
+            <w:tcW w:w="3360" w:type="dxa"/>
+            <w:shd w:fill="1f3864" w:val="clear"/>
+            <w:tcMar>
+              <w:top w:w="60.0" w:type="dxa"/>
+              <w:left w:w="100.0" w:type="dxa"/>
+              <w:bottom w:w="60.0" w:type="dxa"/>
+              <w:right w:w="100.0" w:type="dxa"/>
+            </w:tcMar>
+          </w:tcPr>
+          <w:p>
+            <w:pPr>
+              <w:spacing w:after="0" w:lineRule="auto"/>
+              <w:rPr/>
+            </w:pPr>
+            <w:r>
+              <w:rPr>
+                <w:rFonts w:ascii="Calibri" w:cs="Calibri" w:eastAsia="Calibri" w:hAnsi="Calibri"/>
+                <w:b w:val="1"/>
+                <w:bCs w:val="1"/>
+                <w:color w:val="ffffff"/>
+                <w:sz w:val="19"/>
+                <w:szCs w:val="19"/>
+              </w:rPr>
+              <w:t xml:space="preserve">Objeto</w:t>
+            </w:r>
+          </w:p>
+        </w:tc>
+        <w:tc>
+          <w:tcPr>
+            <w:tcW w:w="2400" w:type="dxa"/>
+            <w:shd w:fill="1f3864" w:val="clear"/>
+            <w:tcMar>
+              <w:top w:w="60.0" w:type="dxa"/>
+              <w:left w:w="100.0" w:type="dxa"/>
+              <w:bottom w:w="60.0" w:type="dxa"/>
+              <w:right w:w="100.0" w:type="dxa"/>
+            </w:tcMar>
+          </w:tcPr>
+          <w:p>
+            <w:pPr>
+              <w:spacing w:after="0" w:lineRule="auto"/>
+              <w:rPr/>
+            </w:pPr>
+            <w:r>
+              <w:rPr>
+                <w:rFonts w:ascii="Calibri" w:cs="Calibri" w:eastAsia="Calibri" w:hAnsi="Calibri"/>
+                <w:b w:val="1"/>
+                <w:bCs w:val="1"/>
+                <w:color w:val="ffffff"/>
+                <w:sz w:val="19"/>
+                <w:szCs w:val="19"/>
+              </w:rPr>
+              <w:t xml:space="preserve">Tipo</w:t>
+            </w:r>
+          </w:p>
+        </w:tc>
+        <w:tc>
+          <w:tcPr>
+            <w:tcW w:w="1000" w:type="dxa"/>
+            <w:shd w:fill="1f3864" w:val="clear"/>
+            <w:tcMar>
+              <w:top w:w="60.0" w:type="dxa"/>
+              <w:left w:w="100.0" w:type="dxa"/>
+              <w:bottom w:w="60.0" w:type="dxa"/>
+              <w:right w:w="100.0" w:type="dxa"/>
+            </w:tcMar>
+          </w:tcPr>
+          <w:p>
+            <w:pPr>
+              <w:spacing w:after="0" w:lineRule="auto"/>
+              <w:rPr/>
+            </w:pPr>
+            <w:r>
+              <w:rPr>
+                <w:rFonts w:ascii="Calibri" w:cs="Calibri" w:eastAsia="Calibri" w:hAnsi="Calibri"/>
+                <w:b w:val="1"/>
+                <w:bCs w:val="1"/>
+                <w:color w:val="ffffff"/>
+                <w:sz w:val="19"/>
+                <w:szCs w:val="19"/>
+              </w:rPr>
+              <w:t xml:space="preserve">Responsable</w:t>
+            </w:r>
+          </w:p>
+        </w:tc>
+        <w:tc>
+          <w:tcPr>
+            <w:tcW w:w="1180" w:type="dxa"/>
+            <w:shd w:fill="1f3864" w:val="clear"/>
+            <w:tcMar>
+              <w:top w:w="60.0" w:type="dxa"/>
+              <w:left w:w="100.0" w:type="dxa"/>
+              <w:bottom w:w="60.0" w:type="dxa"/>
+              <w:right w:w="100.0" w:type="dxa"/>
+            </w:tcMar>
+          </w:tcPr>
+          <w:p>
+            <w:pPr>
+              <w:spacing w:after="0" w:lineRule="auto"/>
+              <w:rPr/>
+            </w:pPr>
+            <w:r>
+              <w:rPr>
+                <w:rFonts w:ascii="Calibri" w:cs="Calibri" w:eastAsia="Calibri" w:hAnsi="Calibri"/>
+                <w:b w:val="1"/>
+                <w:bCs w:val="1"/>
+                <w:color w:val="ffffff"/>
+                <w:sz w:val="19"/>
+                <w:szCs w:val="19"/>
+              </w:rPr>
+              <w:t xml:space="preserve">Hallazgo</w:t>
+            </w:r>
+          </w:p>
+        </w:tc>
+        <w:tc>
+          <w:tcPr>
+            <w:tcW w:w="1000" w:type="dxa"/>
+            <w:shd w:fill="1f3864" w:val="clear"/>
+            <w:tcMar>
+              <w:top w:w="60.0" w:type="dxa"/>
+              <w:left w:w="100.0" w:type="dxa"/>
+              <w:bottom w:w="60.0" w:type="dxa"/>
+              <w:right w:w="100.0" w:type="dxa"/>
+            </w:tcMar>
+          </w:tcPr>
+          <w:p>
+            <w:pPr>
+              <w:spacing w:after="0" w:lineRule="auto"/>
+              <w:rPr/>
+            </w:pPr>
+            <w:r>
+              <w:rPr>
+                <w:rFonts w:ascii="Calibri" w:cs="Calibri" w:eastAsia="Calibri" w:hAnsi="Calibri"/>
+                <w:b w:val="1"/>
+                <w:bCs w:val="1"/>
+                <w:color w:val="ffffff"/>
+                <w:sz w:val="19"/>
+                <w:szCs w:val="19"/>
+              </w:rPr>
+              <w:t xml:space="preserve">Error</w:t>
+            </w:r>
+          </w:p>
+        </w:tc>
+      </w:tr>
+      <w:tr>
+        <w:trPr>
+          <w:cantSplit w:val="1"/>
+        </w:trPr>
+        <w:tc>
+          <w:tcPr>
+            <w:tcW w:w="420" w:type="dxa"/>
+            <w:shd w:fill="ffffff" w:val="clear"/>
+            <w:tcMar>
+              <w:top w:w="60.0" w:type="dxa"/>
+              <w:left w:w="100.0" w:type="dxa"/>
+              <w:bottom w:w="60.0" w:type="dxa"/>
+              <w:right w:w="100.0" w:type="dxa"/>
+            </w:tcMar>
+          </w:tcPr>
+          <w:p>
+            <w:pPr>
+              <w:spacing w:after="0" w:lineRule="auto"/>
+              <w:rPr/>
+            </w:pPr>
+            <w:r>
+              <w:rPr>
+                <w:rFonts w:ascii="Calibri" w:cs="Calibri" w:eastAsia="Calibri" w:hAnsi="Calibri"/>
+                <w:sz w:val="19"/>
+                <w:szCs w:val="19"/>
+              </w:rPr>
+              <w:t xml:space="preserve">1</w:t>
+            </w:r>
+          </w:p>
+        </w:tc>
+        <w:tc>
+          <w:tcPr>
+            <w:tcW w:w="3360" w:type="dxa"/>
+            <w:shd w:fill="ffffff" w:val="clear"/>
+            <w:tcMar>
+              <w:top w:w="60.0" w:type="dxa"/>
+              <w:left w:w="100.0" w:type="dxa"/>
+              <w:bottom w:w="60.0" w:type="dxa"/>
+              <w:right w:w="100.0" w:type="dxa"/>
+            </w:tcMar>
+          </w:tcPr>
+          <w:p>
+            <w:pPr>
+              <w:spacing w:after="0" w:lineRule="auto"/>
+              <w:rPr/>
+            </w:pPr>
+            <w:r>
+              <w:rPr>
+                <w:rFonts w:ascii="Consolas" w:cs="Consolas" w:eastAsia="Consolas" w:hAnsi="Consolas"/>
+                <w:sz w:val="17"/>
+                <w:szCs w:val="17"/>
+              </w:rPr>
+              <w:t xml:space="preserve">CLIENTE_MEDALLA</w:t>
+            </w:r>
+          </w:p>
+        </w:tc>
+        <w:tc>
+          <w:tcPr>
+            <w:tcW w:w="2400" w:type="dxa"/>
+            <w:shd w:fill="ffffff" w:val="clear"/>
+            <w:tcMar>
+              <w:top w:w="60.0" w:type="dxa"/>
+              <w:left w:w="100.0" w:type="dxa"/>
+              <w:bottom w:w="60.0" w:type="dxa"/>
+              <w:right w:w="100.0" w:type="dxa"/>
+            </w:tcMar>
+          </w:tcPr>
+          <w:p>
+            <w:pPr>
+              <w:spacing w:after="0" w:lineRule="auto"/>
+              <w:rPr/>
+            </w:pPr>
+            <w:r>
+              <w:rPr>
+                <w:rFonts w:ascii="Calibri" w:cs="Calibri" w:eastAsia="Calibri" w:hAnsi="Calibri"/>
+                <w:sz w:val="19"/>
+                <w:szCs w:val="19"/>
+              </w:rPr>
+              <w:t xml:space="preserve">Tabla</w:t>
+            </w:r>
+          </w:p>
+        </w:tc>
+        <w:tc>
+          <w:tcPr>
+            <w:tcW w:w="1000" w:type="dxa"/>
+            <w:shd w:fill="ffffff" w:val="clear"/>
+            <w:tcMar>
+              <w:top w:w="60.0" w:type="dxa"/>
+              <w:left w:w="100.0" w:type="dxa"/>
+              <w:bottom w:w="60.0" w:type="dxa"/>
+              <w:right w:w="100.0" w:type="dxa"/>
+            </w:tcMar>
+          </w:tcPr>
+          <w:p>
+            <w:pPr>
+              <w:spacing w:after="0" w:lineRule="auto"/>
+              <w:rPr/>
+            </w:pPr>
+            <w:r>
+              <w:rPr>
+                <w:rFonts w:ascii="Calibri" w:cs="Calibri" w:eastAsia="Calibri" w:hAnsi="Calibri"/>
+                <w:sz w:val="19"/>
+                <w:szCs w:val="19"/>
+              </w:rPr>
+              <w:t xml:space="preserve">Gabriel</w:t>
+            </w:r>
+          </w:p>
+        </w:tc>
+        <w:tc>
+          <w:tcPr>
+            <w:tcW w:w="1180" w:type="dxa"/>
+            <w:shd w:fill="ffffff" w:val="clear"/>
+            <w:tcMar>
+              <w:top w:w="60.0" w:type="dxa"/>
+              <w:left w:w="100.0" w:type="dxa"/>
+              <w:bottom w:w="60.0" w:type="dxa"/>
+              <w:right w:w="100.0" w:type="dxa"/>
+            </w:tcMar>
+          </w:tcPr>
+          <w:p>
+            <w:pPr>
+              <w:spacing w:after="0" w:lineRule="auto"/>
+              <w:rPr/>
+            </w:pPr>
+            <w:r>
+              <w:rPr>
+                <w:rFonts w:ascii="Calibri" w:cs="Calibri" w:eastAsia="Calibri" w:hAnsi="Calibri"/>
+                <w:sz w:val="19"/>
+                <w:szCs w:val="19"/>
+              </w:rPr>
+              <w:t xml:space="preserve">H3, H10</w:t>
+            </w:r>
+          </w:p>
+        </w:tc>
+        <w:tc>
+          <w:tcPr>
+            <w:tcW w:w="1000" w:type="dxa"/>
+            <w:shd w:fill="ffffff" w:val="clear"/>
+            <w:tcMar>
+              <w:top w:w="60.0" w:type="dxa"/>
+              <w:left w:w="100.0" w:type="dxa"/>
+              <w:bottom w:w="60.0" w:type="dxa"/>
+              <w:right w:w="100.0" w:type="dxa"/>
+            </w:tcMar>
+          </w:tcPr>
+          <w:p>
+            <w:pPr>
+              <w:spacing w:after="0" w:lineRule="auto"/>
+              <w:rPr/>
+            </w:pPr>
+            <w:r>
+              <w:rPr>
+                <w:rFonts w:ascii="Calibri" w:cs="Calibri" w:eastAsia="Calibri" w:hAnsi="Calibri"/>
+                <w:sz w:val="19"/>
+                <w:szCs w:val="19"/>
+              </w:rPr>
+              <w:t xml:space="preserve">—</w:t>
+            </w:r>
+          </w:p>
+        </w:tc>
+      </w:tr>
+      <w:tr>
+        <w:trPr>
+          <w:cantSplit w:val="1"/>
+        </w:trPr>
+        <w:tc>
+          <w:tcPr>
+            <w:tcW w:w="420" w:type="dxa"/>
+            <w:shd w:fill="ffffff" w:val="clear"/>
+            <w:tcMar>
+              <w:top w:w="60.0" w:type="dxa"/>
+              <w:left w:w="100.0" w:type="dxa"/>
+              <w:bottom w:w="60.0" w:type="dxa"/>
+              <w:right w:w="100.0" w:type="dxa"/>
+            </w:tcMar>
+          </w:tcPr>
+          <w:p>
+            <w:pPr>
+              <w:spacing w:after="0" w:lineRule="auto"/>
+              <w:rPr/>
+            </w:pPr>
+            <w:r>
+              <w:rPr>
+                <w:rFonts w:ascii="Calibri" w:cs="Calibri" w:eastAsia="Calibri" w:hAnsi="Calibri"/>
+                <w:sz w:val="19"/>
+                <w:szCs w:val="19"/>
+              </w:rPr>
+              <w:t xml:space="preserve">2</w:t>
+            </w:r>
+          </w:p>
+        </w:tc>
+        <w:tc>
+          <w:tcPr>
+            <w:tcW w:w="3360" w:type="dxa"/>
+            <w:shd w:fill="ffffff" w:val="clear"/>
+            <w:tcMar>
+              <w:top w:w="60.0" w:type="dxa"/>
+              <w:left w:w="100.0" w:type="dxa"/>
+              <w:bottom w:w="60.0" w:type="dxa"/>
+              <w:right w:w="100.0" w:type="dxa"/>
+            </w:tcMar>
+          </w:tcPr>
+          <w:p>
+            <w:pPr>
+              <w:spacing w:after="0" w:lineRule="auto"/>
+              <w:rPr/>
+            </w:pPr>
+            <w:r>
+              <w:rPr>
+                <w:rFonts w:ascii="Consolas" w:cs="Consolas" w:eastAsia="Consolas" w:hAnsi="Consolas"/>
+                <w:sz w:val="17"/>
+                <w:szCs w:val="17"/>
+              </w:rPr>
+              <w:t xml:space="preserve">SEQ_AUDITORIA_SAKILA</w:t>
+            </w:r>
+          </w:p>
+        </w:tc>
+        <w:tc>
+          <w:tcPr>
+            <w:tcW w:w="2400" w:type="dxa"/>
+            <w:shd w:fill="ffffff" w:val="clear"/>
+            <w:tcMar>
+              <w:top w:w="60.0" w:type="dxa"/>
+              <w:left w:w="100.0" w:type="dxa"/>
+              <w:bottom w:w="60.0" w:type="dxa"/>
+              <w:right w:w="100.0" w:type="dxa"/>
+            </w:tcMar>
+          </w:tcPr>
+          <w:p>
+            <w:pPr>
+              <w:spacing w:after="0" w:lineRule="auto"/>
+              <w:rPr/>
+            </w:pPr>
+            <w:r>
+              <w:rPr>
+                <w:rFonts w:ascii="Calibri" w:cs="Calibri" w:eastAsia="Calibri" w:hAnsi="Calibri"/>
+                <w:sz w:val="19"/>
+                <w:szCs w:val="19"/>
+              </w:rPr>
+              <w:t xml:space="preserve">Secuencia</w:t>
+            </w:r>
+          </w:p>
+        </w:tc>
+        <w:tc>
+          <w:tcPr>
+            <w:tcW w:w="1000" w:type="dxa"/>
+            <w:shd w:fill="ffffff" w:val="clear"/>
+            <w:tcMar>
+              <w:top w:w="60.0" w:type="dxa"/>
+              <w:left w:w="100.0" w:type="dxa"/>
+              <w:bottom w:w="60.0" w:type="dxa"/>
+              <w:right w:w="100.0" w:type="dxa"/>
+            </w:tcMar>
+          </w:tcPr>
+          <w:p>
+            <w:pPr>
+              <w:spacing w:after="0" w:lineRule="auto"/>
+              <w:rPr/>
+            </w:pPr>
+            <w:r>
+              <w:rPr>
+                <w:rFonts w:ascii="Calibri" w:cs="Calibri" w:eastAsia="Calibri" w:hAnsi="Calibri"/>
+                <w:sz w:val="19"/>
+                <w:szCs w:val="19"/>
+              </w:rPr>
+              <w:t xml:space="preserve">Catalina</w:t>
+            </w:r>
+          </w:p>
+        </w:tc>
+        <w:tc>
+          <w:tcPr>
+            <w:tcW w:w="1180" w:type="dxa"/>
+            <w:shd w:fill="ffffff" w:val="clear"/>
+            <w:tcMar>
+              <w:top w:w="60.0" w:type="dxa"/>
+              <w:left w:w="100.0" w:type="dxa"/>
+              <w:bottom w:w="60.0" w:type="dxa"/>
+              <w:right w:w="100.0" w:type="dxa"/>
+            </w:tcMar>
+          </w:tcPr>
+          <w:p>
+            <w:pPr>
+              <w:spacing w:after="0" w:lineRule="auto"/>
+              <w:rPr/>
+            </w:pPr>
+            <w:r>
+              <w:rPr>
+                <w:rFonts w:ascii="Calibri" w:cs="Calibri" w:eastAsia="Calibri" w:hAnsi="Calibri"/>
+                <w:sz w:val="19"/>
+                <w:szCs w:val="19"/>
+              </w:rPr>
+              <w:t xml:space="preserve">H10</w:t>
+            </w:r>
+          </w:p>
+        </w:tc>
+        <w:tc>
+          <w:tcPr>
+            <w:tcW w:w="1000" w:type="dxa"/>
+            <w:shd w:fill="ffffff" w:val="clear"/>
+            <w:tcMar>
+              <w:top w:w="60.0" w:type="dxa"/>
+              <w:left w:w="100.0" w:type="dxa"/>
+              <w:bottom w:w="60.0" w:type="dxa"/>
+              <w:right w:w="100.0" w:type="dxa"/>
+            </w:tcMar>
+          </w:tcPr>
+          <w:p>
+            <w:pPr>
+              <w:spacing w:after="0" w:lineRule="auto"/>
+              <w:rPr/>
+            </w:pPr>
+            <w:r>
+              <w:rPr>
+                <w:rFonts w:ascii="Calibri" w:cs="Calibri" w:eastAsia="Calibri" w:hAnsi="Calibri"/>
+                <w:sz w:val="19"/>
+                <w:szCs w:val="19"/>
+              </w:rPr>
+              <w:t xml:space="preserve">—</w:t>
+            </w:r>
+          </w:p>
+        </w:tc>
+      </w:tr>
+      <w:tr>
+        <w:trPr>
+          <w:cantSplit w:val="1"/>
+        </w:trPr>
+        <w:tc>
+          <w:tcPr>
+            <w:tcW w:w="420" w:type="dxa"/>
+            <w:shd w:fill="ffffff" w:val="clear"/>
+            <w:tcMar>
+              <w:top w:w="60.0" w:type="dxa"/>
+              <w:left w:w="100.0" w:type="dxa"/>
+              <w:bottom w:w="60.0" w:type="dxa"/>
+              <w:right w:w="100.0" w:type="dxa"/>
+            </w:tcMar>
+          </w:tcPr>
+          <w:p>
+            <w:pPr>
+              <w:spacing w:after="0" w:lineRule="auto"/>
+              <w:rPr/>
+            </w:pPr>
+            <w:r>
+              <w:rPr>
+                <w:rFonts w:ascii="Calibri" w:cs="Calibri" w:eastAsia="Calibri" w:hAnsi="Calibri"/>
+                <w:sz w:val="19"/>
+                <w:szCs w:val="19"/>
+              </w:rPr>
+              <w:t xml:space="preserve">3</w:t>
+            </w:r>
+          </w:p>
+        </w:tc>
+        <w:tc>
+          <w:tcPr>
+            <w:tcW w:w="3360" w:type="dxa"/>
+            <w:shd w:fill="ffffff" w:val="clear"/>
+            <w:tcMar>
+              <w:top w:w="60.0" w:type="dxa"/>
+              <w:left w:w="100.0" w:type="dxa"/>
+              <w:bottom w:w="60.0" w:type="dxa"/>
+              <w:right w:w="100.0" w:type="dxa"/>
+            </w:tcMar>
+          </w:tcPr>
+          <w:p>
+            <w:pPr>
+              <w:spacing w:after="0" w:lineRule="auto"/>
+              <w:rPr/>
+            </w:pPr>
+            <w:r>
+              <w:rPr>
+                <w:rFonts w:ascii="Consolas" w:cs="Consolas" w:eastAsia="Consolas" w:hAnsi="Consolas"/>
+                <w:sz w:val="17"/>
+                <w:szCs w:val="17"/>
+              </w:rPr>
+              <w:t xml:space="preserve">AUDITORIA_SAKILA</w:t>
+            </w:r>
+          </w:p>
+        </w:tc>
+        <w:tc>
+          <w:tcPr>
+            <w:tcW w:w="2400" w:type="dxa"/>
+            <w:shd w:fill="ffffff" w:val="clear"/>
+            <w:tcMar>
+              <w:top w:w="60.0" w:type="dxa"/>
+              <w:left w:w="100.0" w:type="dxa"/>
+              <w:bottom w:w="60.0" w:type="dxa"/>
+              <w:right w:w="100.0" w:type="dxa"/>
+            </w:tcMar>
+          </w:tcPr>
+          <w:p>
+            <w:pPr>
+              <w:spacing w:after="0" w:lineRule="auto"/>
+              <w:rPr/>
+            </w:pPr>
+            <w:r>
+              <w:rPr>
+                <w:rFonts w:ascii="Calibri" w:cs="Calibri" w:eastAsia="Calibri" w:hAnsi="Calibri"/>
+                <w:sz w:val="19"/>
+                <w:szCs w:val="19"/>
+              </w:rPr>
+              <w:t xml:space="preserve">Tabla</w:t>
+            </w:r>
+          </w:p>
+        </w:tc>
+        <w:tc>
+          <w:tcPr>
+            <w:tcW w:w="1000" w:type="dxa"/>
+            <w:shd w:fill="ffffff" w:val="clear"/>
+            <w:tcMar>
+              <w:top w:w="60.0" w:type="dxa"/>
+              <w:left w:w="100.0" w:type="dxa"/>
+              <w:bottom w:w="60.0" w:type="dxa"/>
+              <w:right w:w="100.0" w:type="dxa"/>
+            </w:tcMar>
+          </w:tcPr>
+          <w:p>
+            <w:pPr>
+              <w:spacing w:after="0" w:lineRule="auto"/>
+              <w:rPr/>
+            </w:pPr>
+            <w:r>
+              <w:rPr>
+                <w:rFonts w:ascii="Calibri" w:cs="Calibri" w:eastAsia="Calibri" w:hAnsi="Calibri"/>
+                <w:sz w:val="19"/>
+                <w:szCs w:val="19"/>
+              </w:rPr>
+              <w:t xml:space="preserve">Catalina</w:t>
+            </w:r>
+          </w:p>
+        </w:tc>
+        <w:tc>
+          <w:tcPr>
+            <w:tcW w:w="1180" w:type="dxa"/>
+            <w:shd w:fill="ffffff" w:val="clear"/>
+            <w:tcMar>
+              <w:top w:w="60.0" w:type="dxa"/>
+              <w:left w:w="100.0" w:type="dxa"/>
+              <w:bottom w:w="60.0" w:type="dxa"/>
+              <w:right w:w="100.0" w:type="dxa"/>
+            </w:tcMar>
+          </w:tcPr>
+          <w:p>
+            <w:pPr>
+              <w:spacing w:after="0" w:lineRule="auto"/>
+              <w:rPr/>
+            </w:pPr>
+            <w:r>
+              <w:rPr>
+                <w:rFonts w:ascii="Calibri" w:cs="Calibri" w:eastAsia="Calibri" w:hAnsi="Calibri"/>
+                <w:sz w:val="19"/>
+                <w:szCs w:val="19"/>
+              </w:rPr>
+              <w:t xml:space="preserve">H10</w:t>
+            </w:r>
+          </w:p>
+        </w:tc>
+        <w:tc>
+          <w:tcPr>
+            <w:tcW w:w="1000" w:type="dxa"/>
+            <w:shd w:fill="ffffff" w:val="clear"/>
+            <w:tcMar>
+              <w:top w:w="60.0" w:type="dxa"/>
+              <w:left w:w="100.0" w:type="dxa"/>
+              <w:bottom w:w="60.0" w:type="dxa"/>
+              <w:right w:w="100.0" w:type="dxa"/>
+            </w:tcMar>
+          </w:tcPr>
+          <w:p>
+            <w:pPr>
+              <w:spacing w:after="0" w:lineRule="auto"/>
+              <w:rPr/>
+            </w:pPr>
+            <w:r>
+              <w:rPr>
+                <w:rFonts w:ascii="Calibri" w:cs="Calibri" w:eastAsia="Calibri" w:hAnsi="Calibri"/>
+                <w:sz w:val="19"/>
+                <w:szCs w:val="19"/>
+              </w:rPr>
+              <w:t xml:space="preserve">—</w:t>
+            </w:r>
+          </w:p>
+        </w:tc>
+      </w:tr>
+      <w:tr>
+        <w:trPr>
+          <w:cantSplit w:val="1"/>
+        </w:trPr>
+        <w:tc>
+          <w:tcPr>
+            <w:tcW w:w="420" w:type="dxa"/>
+            <w:shd w:fill="ffffff" w:val="clear"/>
+            <w:tcMar>
+              <w:top w:w="60.0" w:type="dxa"/>
+              <w:left w:w="100.0" w:type="dxa"/>
+              <w:bottom w:w="60.0" w:type="dxa"/>
+              <w:right w:w="100.0" w:type="dxa"/>
+            </w:tcMar>
+          </w:tcPr>
+          <w:p>
+            <w:pPr>
+              <w:spacing w:after="0" w:lineRule="auto"/>
+              <w:rPr/>
+            </w:pPr>
+            <w:r>
+              <w:rPr>
+                <w:rFonts w:ascii="Calibri" w:cs="Calibri" w:eastAsia="Calibri" w:hAnsi="Calibri"/>
+                <w:sz w:val="19"/>
+                <w:szCs w:val="19"/>
+              </w:rPr>
+              <w:t xml:space="preserve">4</w:t>
+            </w:r>
+          </w:p>
+        </w:tc>
+        <w:tc>
+          <w:tcPr>
+            <w:tcW w:w="3360" w:type="dxa"/>
+            <w:shd w:fill="ffffff" w:val="clear"/>
+            <w:tcMar>
+              <w:top w:w="60.0" w:type="dxa"/>
+              <w:left w:w="100.0" w:type="dxa"/>
+              <w:bottom w:w="60.0" w:type="dxa"/>
+              <w:right w:w="100.0" w:type="dxa"/>
+            </w:tcMar>
+          </w:tcPr>
+          <w:p>
+            <w:pPr>
+              <w:spacing w:after="0" w:lineRule="auto"/>
+              <w:rPr/>
+            </w:pPr>
+            <w:r>
+              <w:rPr>
+                <w:rFonts w:ascii="Consolas" w:cs="Consolas" w:eastAsia="Consolas" w:hAnsi="Consolas"/>
+                <w:sz w:val="17"/>
+                <w:szCs w:val="17"/>
+              </w:rPr>
+              <w:t xml:space="preserve">SEQ_PAYMENT_ID</w:t>
+            </w:r>
+          </w:p>
+        </w:tc>
+        <w:tc>
+          <w:tcPr>
+            <w:tcW w:w="2400" w:type="dxa"/>
+            <w:shd w:fill="ffffff" w:val="clear"/>
+            <w:tcMar>
+              <w:top w:w="60.0" w:type="dxa"/>
+              <w:left w:w="100.0" w:type="dxa"/>
+              <w:bottom w:w="60.0" w:type="dxa"/>
+              <w:right w:w="100.0" w:type="dxa"/>
+            </w:tcMar>
+          </w:tcPr>
+          <w:p>
+            <w:pPr>
+              <w:spacing w:after="0" w:lineRule="auto"/>
+              <w:rPr/>
+            </w:pPr>
+            <w:r>
+              <w:rPr>
+                <w:rFonts w:ascii="Calibri" w:cs="Calibri" w:eastAsia="Calibri" w:hAnsi="Calibri"/>
+                <w:sz w:val="19"/>
+                <w:szCs w:val="19"/>
+              </w:rPr>
+              <w:t xml:space="preserve">Secuencia</w:t>
+            </w:r>
+          </w:p>
+        </w:tc>
+        <w:tc>
+          <w:tcPr>
+            <w:tcW w:w="1000" w:type="dxa"/>
+            <w:shd w:fill="ffffff" w:val="clear"/>
+            <w:tcMar>
+              <w:top w:w="60.0" w:type="dxa"/>
+              <w:left w:w="100.0" w:type="dxa"/>
+              <w:bottom w:w="60.0" w:type="dxa"/>
+              <w:right w:w="100.0" w:type="dxa"/>
+            </w:tcMar>
+          </w:tcPr>
+          <w:p>
+            <w:pPr>
+              <w:spacing w:after="0" w:lineRule="auto"/>
+              <w:rPr/>
+            </w:pPr>
+            <w:r>
+              <w:rPr>
+                <w:rFonts w:ascii="Calibri" w:cs="Calibri" w:eastAsia="Calibri" w:hAnsi="Calibri"/>
+                <w:sz w:val="19"/>
+                <w:szCs w:val="19"/>
+              </w:rPr>
+              <w:t xml:space="preserve">Catalina</w:t>
+            </w:r>
+          </w:p>
+        </w:tc>
+        <w:tc>
+          <w:tcPr>
+            <w:tcW w:w="1180" w:type="dxa"/>
+            <w:shd w:fill="ffffff" w:val="clear"/>
+            <w:tcMar>
+              <w:top w:w="60.0" w:type="dxa"/>
+              <w:left w:w="100.0" w:type="dxa"/>
+              <w:bottom w:w="60.0" w:type="dxa"/>
+              <w:right w:w="100.0" w:type="dxa"/>
+            </w:tcMar>
+          </w:tcPr>
+          <w:p>
+            <w:pPr>
+              <w:spacing w:after="0" w:lineRule="auto"/>
+              <w:rPr/>
+            </w:pPr>
+            <w:r>
+              <w:rPr>
+                <w:rFonts w:ascii="Calibri" w:cs="Calibri" w:eastAsia="Calibri" w:hAnsi="Calibri"/>
+                <w:sz w:val="19"/>
+                <w:szCs w:val="19"/>
+              </w:rPr>
+              <w:t xml:space="preserve">H4, H9</w:t>
+            </w:r>
+          </w:p>
+        </w:tc>
+        <w:tc>
+          <w:tcPr>
+            <w:tcW w:w="1000" w:type="dxa"/>
+            <w:shd w:fill="ffffff" w:val="clear"/>
+            <w:tcMar>
+              <w:top w:w="60.0" w:type="dxa"/>
+              <w:left w:w="100.0" w:type="dxa"/>
+              <w:bottom w:w="60.0" w:type="dxa"/>
+              <w:right w:w="100.0" w:type="dxa"/>
+            </w:tcMar>
+          </w:tcPr>
+          <w:p>
+            <w:pPr>
+              <w:spacing w:after="0" w:lineRule="auto"/>
+              <w:rPr/>
+            </w:pPr>
+            <w:r>
+              <w:rPr>
+                <w:rFonts w:ascii="Calibri" w:cs="Calibri" w:eastAsia="Calibri" w:hAnsi="Calibri"/>
+                <w:sz w:val="19"/>
+                <w:szCs w:val="19"/>
+              </w:rPr>
+              <w:t xml:space="preserve">—</w:t>
+            </w:r>
+          </w:p>
+        </w:tc>
+      </w:tr>
+      <w:tr>
+        <w:trPr>
+          <w:cantSplit w:val="1"/>
+        </w:trPr>
+        <w:tc>
+          <w:tcPr>
+            <w:tcW w:w="420" w:type="dxa"/>
+            <w:shd w:fill="ffffff" w:val="clear"/>
+            <w:tcMar>
+              <w:top w:w="60.0" w:type="dxa"/>
+              <w:left w:w="100.0" w:type="dxa"/>
+              <w:bottom w:w="60.0" w:type="dxa"/>
+              <w:right w:w="100.0" w:type="dxa"/>
+            </w:tcMar>
+          </w:tcPr>
+          <w:p>
+            <w:pPr>
+              <w:spacing w:after="0" w:lineRule="auto"/>
+              <w:rPr/>
+            </w:pPr>
+            <w:r>
+              <w:rPr>
+                <w:rFonts w:ascii="Calibri" w:cs="Calibri" w:eastAsia="Calibri" w:hAnsi="Calibri"/>
+                <w:sz w:val="19"/>
+                <w:szCs w:val="19"/>
+              </w:rPr>
+              <w:t xml:space="preserve">5</w:t>
+            </w:r>
+          </w:p>
+        </w:tc>
+        <w:tc>
+          <w:tcPr>
+            <w:tcW w:w="3360" w:type="dxa"/>
+            <w:shd w:fill="ffffff" w:val="clear"/>
+            <w:tcMar>
+              <w:top w:w="60.0" w:type="dxa"/>
+              <w:left w:w="100.0" w:type="dxa"/>
+              <w:bottom w:w="60.0" w:type="dxa"/>
+              <w:right w:w="100.0" w:type="dxa"/>
+            </w:tcMar>
+          </w:tcPr>
+          <w:p>
+            <w:pPr>
+              <w:spacing w:after="0" w:lineRule="auto"/>
+              <w:rPr/>
+            </w:pPr>
+            <w:r>
+              <w:rPr>
+                <w:rFonts w:ascii="Consolas" w:cs="Consolas" w:eastAsia="Consolas" w:hAnsi="Consolas"/>
+                <w:sz w:val="17"/>
+                <w:szCs w:val="17"/>
+              </w:rPr>
+              <w:t xml:space="preserve">FN_FECHA_CORTE</w:t>
+            </w:r>
+          </w:p>
+        </w:tc>
+        <w:tc>
+          <w:tcPr>
+            <w:tcW w:w="2400" w:type="dxa"/>
+            <w:shd w:fill="ffffff" w:val="clear"/>
+            <w:tcMar>
+              <w:top w:w="60.0" w:type="dxa"/>
+              <w:left w:w="100.0" w:type="dxa"/>
+              <w:bottom w:w="60.0" w:type="dxa"/>
+              <w:right w:w="100.0" w:type="dxa"/>
+            </w:tcMar>
+          </w:tcPr>
+          <w:p>
+            <w:pPr>
+              <w:spacing w:after="0" w:lineRule="auto"/>
+              <w:rPr/>
+            </w:pPr>
+            <w:r>
+              <w:rPr>
+                <w:rFonts w:ascii="Calibri" w:cs="Calibri" w:eastAsia="Calibri" w:hAnsi="Calibri"/>
+                <w:sz w:val="19"/>
+                <w:szCs w:val="19"/>
+              </w:rPr>
+              <w:t xml:space="preserve">Función sin parámetros</w:t>
+            </w:r>
+          </w:p>
+        </w:tc>
+        <w:tc>
+          <w:tcPr>
+            <w:tcW w:w="1000" w:type="dxa"/>
+            <w:shd w:fill="ffffff" w:val="clear"/>
+            <w:tcMar>
+              <w:top w:w="60.0" w:type="dxa"/>
+              <w:left w:w="100.0" w:type="dxa"/>
+              <w:bottom w:w="60.0" w:type="dxa"/>
+              <w:right w:w="100.0" w:type="dxa"/>
+            </w:tcMar>
+          </w:tcPr>
+          <w:p>
+            <w:pPr>
+              <w:spacing w:after="0" w:lineRule="auto"/>
+              <w:rPr/>
+            </w:pPr>
+            <w:r>
+              <w:rPr>
+                <w:rFonts w:ascii="Calibri" w:cs="Calibri" w:eastAsia="Calibri" w:hAnsi="Calibri"/>
+                <w:sz w:val="19"/>
+                <w:szCs w:val="19"/>
+              </w:rPr>
+              <w:t xml:space="preserve">Gabriel</w:t>
+            </w:r>
+          </w:p>
+        </w:tc>
+        <w:tc>
+          <w:tcPr>
+            <w:tcW w:w="1180" w:type="dxa"/>
+            <w:shd w:fill="ffffff" w:val="clear"/>
+            <w:tcMar>
+              <w:top w:w="60.0" w:type="dxa"/>
+              <w:left w:w="100.0" w:type="dxa"/>
+              <w:bottom w:w="60.0" w:type="dxa"/>
+              <w:right w:w="100.0" w:type="dxa"/>
+            </w:tcMar>
+          </w:tcPr>
+          <w:p>
+            <w:pPr>
+              <w:spacing w:after="0" w:lineRule="auto"/>
+              <w:rPr/>
+            </w:pPr>
+            <w:r>
+              <w:rPr>
+                <w:rFonts w:ascii="Calibri" w:cs="Calibri" w:eastAsia="Calibri" w:hAnsi="Calibri"/>
+                <w:sz w:val="19"/>
+                <w:szCs w:val="19"/>
+              </w:rPr>
+              <w:t xml:space="preserve">Corte único</w:t>
+            </w:r>
+          </w:p>
+        </w:tc>
+        <w:tc>
+          <w:tcPr>
+            <w:tcW w:w="1000" w:type="dxa"/>
+            <w:shd w:fill="ffffff" w:val="clear"/>
+            <w:tcMar>
+              <w:top w:w="60.0" w:type="dxa"/>
+              <w:left w:w="100.0" w:type="dxa"/>
+              <w:bottom w:w="60.0" w:type="dxa"/>
+              <w:right w:w="100.0" w:type="dxa"/>
+            </w:tcMar>
+          </w:tcPr>
+          <w:p>
+            <w:pPr>
+              <w:spacing w:after="0" w:lineRule="auto"/>
+              <w:rPr/>
+            </w:pPr>
+            <w:r>
+              <w:rPr>
+                <w:rFonts w:ascii="Calibri" w:cs="Calibri" w:eastAsia="Calibri" w:hAnsi="Calibri"/>
+                <w:sz w:val="19"/>
+                <w:szCs w:val="19"/>
+              </w:rPr>
+              <w:t xml:space="preserve">—</w:t>
+            </w:r>
+          </w:p>
+        </w:tc>
+      </w:tr>
+      <w:tr>
+        <w:trPr>
+          <w:cantSplit w:val="1"/>
+        </w:trPr>
+        <w:tc>
+          <w:tcPr>
+            <w:tcW w:w="420" w:type="dxa"/>
+            <w:shd w:fill="ffffff" w:val="clear"/>
+            <w:tcMar>
+              <w:top w:w="60.0" w:type="dxa"/>
+              <w:left w:w="100.0" w:type="dxa"/>
+              <w:bottom w:w="60.0" w:type="dxa"/>
+              <w:right w:w="100.0" w:type="dxa"/>
+            </w:tcMar>
+          </w:tcPr>
+          <w:p>
+            <w:pPr>
+              <w:spacing w:after="0" w:lineRule="auto"/>
+              <w:rPr/>
+            </w:pPr>
+            <w:r>
+              <w:rPr>
+                <w:rFonts w:ascii="Calibri" w:cs="Calibri" w:eastAsia="Calibri" w:hAnsi="Calibri"/>
+                <w:sz w:val="19"/>
+                <w:szCs w:val="19"/>
+              </w:rPr>
+              <w:t xml:space="preserve">6</w:t>
+            </w:r>
+          </w:p>
+        </w:tc>
+        <w:tc>
+          <w:tcPr>
+            <w:tcW w:w="3360" w:type="dxa"/>
+            <w:shd w:fill="ffffff" w:val="clear"/>
+            <w:tcMar>
+              <w:top w:w="60.0" w:type="dxa"/>
+              <w:left w:w="100.0" w:type="dxa"/>
+              <w:bottom w:w="60.0" w:type="dxa"/>
+              <w:right w:w="100.0" w:type="dxa"/>
+            </w:tcMar>
+          </w:tcPr>
+          <w:p>
+            <w:pPr>
+              <w:spacing w:after="0" w:lineRule="auto"/>
+              <w:rPr/>
+            </w:pPr>
+            <w:r>
+              <w:rPr>
+                <w:rFonts w:ascii="Consolas" w:cs="Consolas" w:eastAsia="Consolas" w:hAnsi="Consolas"/>
+                <w:sz w:val="17"/>
+                <w:szCs w:val="17"/>
+              </w:rPr>
+              <w:t xml:space="preserve">PKG_RESPONSABILIDAD_CLIENTE</w:t>
+            </w:r>
+          </w:p>
+        </w:tc>
+        <w:tc>
+          <w:tcPr>
+            <w:tcW w:w="2400" w:type="dxa"/>
+            <w:shd w:fill="ffffff" w:val="clear"/>
+            <w:tcMar>
+              <w:top w:w="60.0" w:type="dxa"/>
+              <w:left w:w="100.0" w:type="dxa"/>
+              <w:bottom w:w="60.0" w:type="dxa"/>
+              <w:right w:w="100.0" w:type="dxa"/>
+            </w:tcMar>
+          </w:tcPr>
+          <w:p>
+            <w:pPr>
+              <w:spacing w:after="0" w:lineRule="auto"/>
+              <w:rPr/>
+            </w:pPr>
+            <w:r>
+              <w:rPr>
+                <w:rFonts w:ascii="Calibri" w:cs="Calibri" w:eastAsia="Calibri" w:hAnsi="Calibri"/>
+                <w:sz w:val="19"/>
+                <w:szCs w:val="19"/>
+              </w:rPr>
+              <w:t xml:space="preserve">Package: especificación</w:t>
+            </w:r>
+          </w:p>
+        </w:tc>
+        <w:tc>
+          <w:tcPr>
+            <w:tcW w:w="1000" w:type="dxa"/>
+            <w:shd w:fill="ffffff" w:val="clear"/>
+            <w:tcMar>
+              <w:top w:w="60.0" w:type="dxa"/>
+              <w:left w:w="100.0" w:type="dxa"/>
+              <w:bottom w:w="60.0" w:type="dxa"/>
+              <w:right w:w="100.0" w:type="dxa"/>
+            </w:tcMar>
+          </w:tcPr>
+          <w:p>
+            <w:pPr>
+              <w:spacing w:after="0" w:lineRule="auto"/>
+              <w:rPr/>
+            </w:pPr>
+            <w:r>
+              <w:rPr>
+                <w:rFonts w:ascii="Calibri" w:cs="Calibri" w:eastAsia="Calibri" w:hAnsi="Calibri"/>
+                <w:sz w:val="19"/>
+                <w:szCs w:val="19"/>
+              </w:rPr>
+              <w:t xml:space="preserve">Gabriel</w:t>
+            </w:r>
+          </w:p>
+        </w:tc>
+        <w:tc>
+          <w:tcPr>
+            <w:tcW w:w="1180" w:type="dxa"/>
+            <w:shd w:fill="ffffff" w:val="clear"/>
+            <w:tcMar>
+              <w:top w:w="60.0" w:type="dxa"/>
+              <w:left w:w="100.0" w:type="dxa"/>
+              <w:bottom w:w="60.0" w:type="dxa"/>
+              <w:right w:w="100.0" w:type="dxa"/>
+            </w:tcMar>
+          </w:tcPr>
+          <w:p>
+            <w:pPr>
+              <w:spacing w:after="0" w:lineRule="auto"/>
+              <w:rPr/>
+            </w:pPr>
+            <w:r>
+              <w:rPr>
+                <w:rFonts w:ascii="Calibri" w:cs="Calibri" w:eastAsia="Calibri" w:hAnsi="Calibri"/>
+                <w:sz w:val="19"/>
+                <w:szCs w:val="19"/>
+              </w:rPr>
+              <w:t xml:space="preserve">H3, H5</w:t>
+            </w:r>
+          </w:p>
+        </w:tc>
+        <w:tc>
+          <w:tcPr>
+            <w:tcW w:w="1000" w:type="dxa"/>
+            <w:shd w:fill="ffffff" w:val="clear"/>
+            <w:tcMar>
+              <w:top w:w="60.0" w:type="dxa"/>
+              <w:left w:w="100.0" w:type="dxa"/>
+              <w:bottom w:w="60.0" w:type="dxa"/>
+              <w:right w:w="100.0" w:type="dxa"/>
+            </w:tcMar>
+          </w:tcPr>
+          <w:p>
+            <w:pPr>
+              <w:spacing w:after="0" w:lineRule="auto"/>
+              <w:rPr/>
+            </w:pPr>
+            <w:r>
+              <w:rPr>
+                <w:rFonts w:ascii="Calibri" w:cs="Calibri" w:eastAsia="Calibri" w:hAnsi="Calibri"/>
+                <w:sz w:val="19"/>
+                <w:szCs w:val="19"/>
+              </w:rPr>
+              <w:t xml:space="preserve">—</w:t>
+            </w:r>
+          </w:p>
+        </w:tc>
+      </w:tr>
+      <w:tr>
+        <w:trPr>
+          <w:cantSplit w:val="1"/>
+        </w:trPr>
+        <w:tc>
+          <w:tcPr>
+            <w:tcW w:w="420" w:type="dxa"/>
+            <w:shd w:fill="ffffff" w:val="clear"/>
+            <w:tcMar>
+              <w:top w:w="60.0" w:type="dxa"/>
+              <w:left w:w="100.0" w:type="dxa"/>
+              <w:bottom w:w="60.0" w:type="dxa"/>
+              <w:right w:w="100.0" w:type="dxa"/>
+            </w:tcMar>
+          </w:tcPr>
+          <w:p>
+            <w:pPr>
+              <w:spacing w:after="0" w:lineRule="auto"/>
+              <w:rPr/>
+            </w:pPr>
+            <w:r>
+              <w:rPr>
+                <w:rFonts w:ascii="Calibri" w:cs="Calibri" w:eastAsia="Calibri" w:hAnsi="Calibri"/>
+                <w:sz w:val="19"/>
+                <w:szCs w:val="19"/>
+              </w:rPr>
+              <w:t xml:space="preserve">7</w:t>
+            </w:r>
+          </w:p>
+        </w:tc>
+        <w:tc>
+          <w:tcPr>
+            <w:tcW w:w="3360" w:type="dxa"/>
+            <w:shd w:fill="ffffff" w:val="clear"/>
+            <w:tcMar>
+              <w:top w:w="60.0" w:type="dxa"/>
+              <w:left w:w="100.0" w:type="dxa"/>
+              <w:bottom w:w="60.0" w:type="dxa"/>
+              <w:right w:w="100.0" w:type="dxa"/>
+            </w:tcMar>
+          </w:tcPr>
+          <w:p>
+            <w:pPr>
+              <w:spacing w:after="0" w:lineRule="auto"/>
+              <w:rPr/>
+            </w:pPr>
+            <w:r>
+              <w:rPr>
+                <w:rFonts w:ascii="Consolas" w:cs="Consolas" w:eastAsia="Consolas" w:hAnsi="Consolas"/>
+                <w:sz w:val="17"/>
+                <w:szCs w:val="17"/>
+              </w:rPr>
+              <w:t xml:space="preserve">PKG_COBRANZA_INVENTARIO</w:t>
+            </w:r>
+          </w:p>
+        </w:tc>
+        <w:tc>
+          <w:tcPr>
+            <w:tcW w:w="2400" w:type="dxa"/>
+            <w:shd w:fill="ffffff" w:val="clear"/>
+            <w:tcMar>
+              <w:top w:w="60.0" w:type="dxa"/>
+              <w:left w:w="100.0" w:type="dxa"/>
+              <w:bottom w:w="60.0" w:type="dxa"/>
+              <w:right w:w="100.0" w:type="dxa"/>
+            </w:tcMar>
+          </w:tcPr>
+          <w:p>
+            <w:pPr>
+              <w:spacing w:after="0" w:lineRule="auto"/>
+              <w:rPr/>
+            </w:pPr>
+            <w:r>
+              <w:rPr>
+                <w:rFonts w:ascii="Calibri" w:cs="Calibri" w:eastAsia="Calibri" w:hAnsi="Calibri"/>
+                <w:sz w:val="19"/>
+                <w:szCs w:val="19"/>
+              </w:rPr>
+              <w:t xml:space="preserve">Package: especificación</w:t>
+            </w:r>
+          </w:p>
+        </w:tc>
+        <w:tc>
+          <w:tcPr>
+            <w:tcW w:w="1000" w:type="dxa"/>
+            <w:shd w:fill="ffffff" w:val="clear"/>
+            <w:tcMar>
+              <w:top w:w="60.0" w:type="dxa"/>
+              <w:left w:w="100.0" w:type="dxa"/>
+              <w:bottom w:w="60.0" w:type="dxa"/>
+              <w:right w:w="100.0" w:type="dxa"/>
+            </w:tcMar>
+          </w:tcPr>
+          <w:p>
+            <w:pPr>
+              <w:spacing w:after="0" w:lineRule="auto"/>
+              <w:rPr/>
+            </w:pPr>
+            <w:r>
+              <w:rPr>
+                <w:rFonts w:ascii="Calibri" w:cs="Calibri" w:eastAsia="Calibri" w:hAnsi="Calibri"/>
+                <w:sz w:val="19"/>
+                <w:szCs w:val="19"/>
+              </w:rPr>
+              <w:t xml:space="preserve">Simón</w:t>
+            </w:r>
+          </w:p>
+        </w:tc>
+        <w:tc>
+          <w:tcPr>
+            <w:tcW w:w="1180" w:type="dxa"/>
+            <w:shd w:fill="ffffff" w:val="clear"/>
+            <w:tcMar>
+              <w:top w:w="60.0" w:type="dxa"/>
+              <w:left w:w="100.0" w:type="dxa"/>
+              <w:bottom w:w="60.0" w:type="dxa"/>
+              <w:right w:w="100.0" w:type="dxa"/>
+            </w:tcMar>
+          </w:tcPr>
+          <w:p>
+            <w:pPr>
+              <w:spacing w:after="0" w:lineRule="auto"/>
+              <w:rPr/>
+            </w:pPr>
+            <w:r>
+              <w:rPr>
+                <w:rFonts w:ascii="Calibri" w:cs="Calibri" w:eastAsia="Calibri" w:hAnsi="Calibri"/>
+                <w:sz w:val="19"/>
+                <w:szCs w:val="19"/>
+              </w:rPr>
+              <w:t xml:space="preserve">H4, H7, H8, H9</w:t>
+            </w:r>
+          </w:p>
+        </w:tc>
+        <w:tc>
+          <w:tcPr>
+            <w:tcW w:w="1000" w:type="dxa"/>
+            <w:shd w:fill="ffffff" w:val="clear"/>
+            <w:tcMar>
+              <w:top w:w="60.0" w:type="dxa"/>
+              <w:left w:w="100.0" w:type="dxa"/>
+              <w:bottom w:w="60.0" w:type="dxa"/>
+              <w:right w:w="100.0" w:type="dxa"/>
+            </w:tcMar>
+          </w:tcPr>
+          <w:p>
+            <w:pPr>
+              <w:spacing w:after="0" w:lineRule="auto"/>
+              <w:rPr/>
+            </w:pPr>
+            <w:r>
+              <w:rPr>
+                <w:rFonts w:ascii="Calibri" w:cs="Calibri" w:eastAsia="Calibri" w:hAnsi="Calibri"/>
+                <w:sz w:val="19"/>
+                <w:szCs w:val="19"/>
+              </w:rPr>
+              <w:t xml:space="preserve">—</w:t>
+            </w:r>
+          </w:p>
+        </w:tc>
+      </w:tr>
+      <w:tr>
+        <w:trPr>
+          <w:cantSplit w:val="1"/>
+        </w:trPr>
+        <w:tc>
+          <w:tcPr>
+            <w:tcW w:w="420" w:type="dxa"/>
+            <w:shd w:fill="ffffff" w:val="clear"/>
+            <w:tcMar>
+              <w:top w:w="60.0" w:type="dxa"/>
+              <w:left w:w="100.0" w:type="dxa"/>
+              <w:bottom w:w="60.0" w:type="dxa"/>
+              <w:right w:w="100.0" w:type="dxa"/>
+            </w:tcMar>
+          </w:tcPr>
+          <w:p>
+            <w:pPr>
+              <w:spacing w:after="0" w:lineRule="auto"/>
+              <w:rPr/>
+            </w:pPr>
+            <w:r>
+              <w:rPr>
+                <w:rFonts w:ascii="Calibri" w:cs="Calibri" w:eastAsia="Calibri" w:hAnsi="Calibri"/>
+                <w:sz w:val="19"/>
+                <w:szCs w:val="19"/>
+              </w:rPr>
+              <w:t xml:space="preserve">8</w:t>
+            </w:r>
+          </w:p>
+        </w:tc>
+        <w:tc>
+          <w:tcPr>
+            <w:tcW w:w="3360" w:type="dxa"/>
+            <w:shd w:fill="ffffff" w:val="clear"/>
+            <w:tcMar>
+              <w:top w:w="60.0" w:type="dxa"/>
+              <w:left w:w="100.0" w:type="dxa"/>
+              <w:bottom w:w="60.0" w:type="dxa"/>
+              <w:right w:w="100.0" w:type="dxa"/>
+            </w:tcMar>
+          </w:tcPr>
+          <w:p>
+            <w:pPr>
+              <w:spacing w:after="0" w:lineRule="auto"/>
+              <w:rPr/>
+            </w:pPr>
+            <w:r>
+              <w:rPr>
+                <w:rFonts w:ascii="Consolas" w:cs="Consolas" w:eastAsia="Consolas" w:hAnsi="Consolas"/>
+                <w:sz w:val="17"/>
+                <w:szCs w:val="17"/>
+              </w:rPr>
+              <w:t xml:space="preserve">FN_PORCENTAJE_EN_PLAZO</w:t>
+            </w:r>
+          </w:p>
+        </w:tc>
+        <w:tc>
+          <w:tcPr>
+            <w:tcW w:w="2400" w:type="dxa"/>
+            <w:shd w:fill="ffffff" w:val="clear"/>
+            <w:tcMar>
+              <w:top w:w="60.0" w:type="dxa"/>
+              <w:left w:w="100.0" w:type="dxa"/>
+              <w:bottom w:w="60.0" w:type="dxa"/>
+              <w:right w:w="100.0" w:type="dxa"/>
+            </w:tcMar>
+          </w:tcPr>
+          <w:p>
+            <w:pPr>
+              <w:spacing w:after="0" w:lineRule="auto"/>
+              <w:rPr/>
+            </w:pPr>
+            <w:r>
+              <w:rPr>
+                <w:rFonts w:ascii="Calibri" w:cs="Calibri" w:eastAsia="Calibri" w:hAnsi="Calibri"/>
+                <w:sz w:val="19"/>
+                <w:szCs w:val="19"/>
+              </w:rPr>
+              <w:t xml:space="preserve">Función con parámetro</w:t>
+            </w:r>
+          </w:p>
+        </w:tc>
+        <w:tc>
+          <w:tcPr>
+            <w:tcW w:w="1000" w:type="dxa"/>
+            <w:shd w:fill="ffffff" w:val="clear"/>
+            <w:tcMar>
+              <w:top w:w="60.0" w:type="dxa"/>
+              <w:left w:w="100.0" w:type="dxa"/>
+              <w:bottom w:w="60.0" w:type="dxa"/>
+              <w:right w:w="100.0" w:type="dxa"/>
+            </w:tcMar>
+          </w:tcPr>
+          <w:p>
+            <w:pPr>
+              <w:spacing w:after="0" w:lineRule="auto"/>
+              <w:rPr/>
+            </w:pPr>
+            <w:r>
+              <w:rPr>
+                <w:rFonts w:ascii="Calibri" w:cs="Calibri" w:eastAsia="Calibri" w:hAnsi="Calibri"/>
+                <w:sz w:val="19"/>
+                <w:szCs w:val="19"/>
+              </w:rPr>
+              <w:t xml:space="preserve">Gabriel</w:t>
+            </w:r>
+          </w:p>
+        </w:tc>
+        <w:tc>
+          <w:tcPr>
+            <w:tcW w:w="1180" w:type="dxa"/>
+            <w:shd w:fill="ffffff" w:val="clear"/>
+            <w:tcMar>
+              <w:top w:w="60.0" w:type="dxa"/>
+              <w:left w:w="100.0" w:type="dxa"/>
+              <w:bottom w:w="60.0" w:type="dxa"/>
+              <w:right w:w="100.0" w:type="dxa"/>
+            </w:tcMar>
+          </w:tcPr>
+          <w:p>
+            <w:pPr>
+              <w:spacing w:after="0" w:lineRule="auto"/>
+              <w:rPr/>
+            </w:pPr>
+            <w:r>
+              <w:rPr>
+                <w:rFonts w:ascii="Calibri" w:cs="Calibri" w:eastAsia="Calibri" w:hAnsi="Calibri"/>
+                <w:sz w:val="19"/>
+                <w:szCs w:val="19"/>
+              </w:rPr>
+              <w:t xml:space="preserve">H3</w:t>
+            </w:r>
+          </w:p>
+        </w:tc>
+        <w:tc>
+          <w:tcPr>
+            <w:tcW w:w="1000" w:type="dxa"/>
+            <w:shd w:fill="ffffff" w:val="clear"/>
+            <w:tcMar>
+              <w:top w:w="60.0" w:type="dxa"/>
+              <w:left w:w="100.0" w:type="dxa"/>
+              <w:bottom w:w="60.0" w:type="dxa"/>
+              <w:right w:w="100.0" w:type="dxa"/>
+            </w:tcMar>
+          </w:tcPr>
+          <w:p>
+            <w:pPr>
+              <w:spacing w:after="0" w:lineRule="auto"/>
+              <w:rPr/>
+            </w:pPr>
+            <w:r>
+              <w:rPr>
+                <w:rFonts w:ascii="Calibri" w:cs="Calibri" w:eastAsia="Calibri" w:hAnsi="Calibri"/>
+                <w:sz w:val="19"/>
+                <w:szCs w:val="19"/>
+              </w:rPr>
+              <w:t xml:space="preserve">—</w:t>
+            </w:r>
+          </w:p>
+        </w:tc>
+      </w:tr>
+      <w:tr>
+        <w:trPr>
+          <w:cantSplit w:val="1"/>
+        </w:trPr>
+        <w:tc>
+          <w:tcPr>
+            <w:tcW w:w="420" w:type="dxa"/>
+            <w:shd w:fill="ffffff" w:val="clear"/>
+            <w:tcMar>
+              <w:top w:w="60.0" w:type="dxa"/>
+              <w:left w:w="100.0" w:type="dxa"/>
+              <w:bottom w:w="60.0" w:type="dxa"/>
+              <w:right w:w="100.0" w:type="dxa"/>
+            </w:tcMar>
+          </w:tcPr>
+          <w:p>
+            <w:pPr>
+              <w:spacing w:after="0" w:lineRule="auto"/>
+              <w:rPr/>
+            </w:pPr>
+            <w:r>
+              <w:rPr>
+                <w:rFonts w:ascii="Calibri" w:cs="Calibri" w:eastAsia="Calibri" w:hAnsi="Calibri"/>
+                <w:sz w:val="19"/>
+                <w:szCs w:val="19"/>
+              </w:rPr>
+              <w:t xml:space="preserve">9</w:t>
+            </w:r>
+          </w:p>
+        </w:tc>
+        <w:tc>
+          <w:tcPr>
+            <w:tcW w:w="3360" w:type="dxa"/>
+            <w:shd w:fill="ffffff" w:val="clear"/>
+            <w:tcMar>
+              <w:top w:w="60.0" w:type="dxa"/>
+              <w:left w:w="100.0" w:type="dxa"/>
+              <w:bottom w:w="60.0" w:type="dxa"/>
+              <w:right w:w="100.0" w:type="dxa"/>
+            </w:tcMar>
+          </w:tcPr>
+          <w:p>
+            <w:pPr>
+              <w:spacing w:after="0" w:lineRule="auto"/>
+              <w:rPr/>
+            </w:pPr>
+            <w:r>
+              <w:rPr>
+                <w:rFonts w:ascii="Consolas" w:cs="Consolas" w:eastAsia="Consolas" w:hAnsi="Consolas"/>
+                <w:sz w:val="17"/>
+                <w:szCs w:val="17"/>
+              </w:rPr>
+              <w:t xml:space="preserve">SP_MEDALLA_CLIENTE</w:t>
+            </w:r>
+          </w:p>
+        </w:tc>
+        <w:tc>
+          <w:tcPr>
+            <w:tcW w:w="2400" w:type="dxa"/>
+            <w:shd w:fill="ffffff" w:val="clear"/>
+            <w:tcMar>
+              <w:top w:w="60.0" w:type="dxa"/>
+              <w:left w:w="100.0" w:type="dxa"/>
+              <w:bottom w:w="60.0" w:type="dxa"/>
+              <w:right w:w="100.0" w:type="dxa"/>
+            </w:tcMar>
+          </w:tcPr>
+          <w:p>
+            <w:pPr>
+              <w:spacing w:after="0" w:lineRule="auto"/>
+              <w:rPr/>
+            </w:pPr>
+            <w:r>
+              <w:rPr>
+                <w:rFonts w:ascii="Calibri" w:cs="Calibri" w:eastAsia="Calibri" w:hAnsi="Calibri"/>
+                <w:sz w:val="19"/>
+                <w:szCs w:val="19"/>
+              </w:rPr>
+              <w:t xml:space="preserve">Procedimiento con parámetros</w:t>
+            </w:r>
+          </w:p>
+        </w:tc>
+        <w:tc>
+          <w:tcPr>
+            <w:tcW w:w="1000" w:type="dxa"/>
+            <w:shd w:fill="ffffff" w:val="clear"/>
+            <w:tcMar>
+              <w:top w:w="60.0" w:type="dxa"/>
+              <w:left w:w="100.0" w:type="dxa"/>
+              <w:bottom w:w="60.0" w:type="dxa"/>
+              <w:right w:w="100.0" w:type="dxa"/>
+            </w:tcMar>
+          </w:tcPr>
+          <w:p>
+            <w:pPr>
+              <w:spacing w:after="0" w:lineRule="auto"/>
+              <w:rPr/>
+            </w:pPr>
+            <w:r>
+              <w:rPr>
+                <w:rFonts w:ascii="Calibri" w:cs="Calibri" w:eastAsia="Calibri" w:hAnsi="Calibri"/>
+                <w:sz w:val="19"/>
+                <w:szCs w:val="19"/>
+              </w:rPr>
+              <w:t xml:space="preserve">Gabriel</w:t>
+            </w:r>
+          </w:p>
+        </w:tc>
+        <w:tc>
+          <w:tcPr>
+            <w:tcW w:w="1180" w:type="dxa"/>
+            <w:shd w:fill="ffffff" w:val="clear"/>
+            <w:tcMar>
+              <w:top w:w="60.0" w:type="dxa"/>
+              <w:left w:w="100.0" w:type="dxa"/>
+              <w:bottom w:w="60.0" w:type="dxa"/>
+              <w:right w:w="100.0" w:type="dxa"/>
+            </w:tcMar>
+          </w:tcPr>
+          <w:p>
+            <w:pPr>
+              <w:spacing w:after="0" w:lineRule="auto"/>
+              <w:rPr/>
+            </w:pPr>
+            <w:r>
+              <w:rPr>
+                <w:rFonts w:ascii="Calibri" w:cs="Calibri" w:eastAsia="Calibri" w:hAnsi="Calibri"/>
+                <w:sz w:val="19"/>
+                <w:szCs w:val="19"/>
+              </w:rPr>
+              <w:t xml:space="preserve">H3</w:t>
+            </w:r>
+          </w:p>
+        </w:tc>
+        <w:tc>
+          <w:tcPr>
+            <w:tcW w:w="1000" w:type="dxa"/>
+            <w:shd w:fill="ffffff" w:val="clear"/>
+            <w:tcMar>
+              <w:top w:w="60.0" w:type="dxa"/>
+              <w:left w:w="100.0" w:type="dxa"/>
+              <w:bottom w:w="60.0" w:type="dxa"/>
+              <w:right w:w="100.0" w:type="dxa"/>
+            </w:tcMar>
+          </w:tcPr>
+          <w:p>
+            <w:pPr>
+              <w:spacing w:after="0" w:lineRule="auto"/>
+              <w:rPr/>
+            </w:pPr>
+            <w:r>
+              <w:rPr>
+                <w:rFonts w:ascii="Calibri" w:cs="Calibri" w:eastAsia="Calibri" w:hAnsi="Calibri"/>
+                <w:sz w:val="19"/>
+                <w:szCs w:val="19"/>
+              </w:rPr>
+              <w:t xml:space="preserve">-20101</w:t>
+            </w:r>
+          </w:p>
+        </w:tc>
+      </w:tr>
+      <w:tr>
+        <w:trPr>
+          <w:cantSplit w:val="1"/>
+        </w:trPr>
+        <w:tc>
+          <w:tcPr>
+            <w:tcW w:w="420" w:type="dxa"/>
+            <w:shd w:fill="ffffff" w:val="clear"/>
+            <w:tcMar>
+              <w:top w:w="60.0" w:type="dxa"/>
+              <w:left w:w="100.0" w:type="dxa"/>
+              <w:bottom w:w="60.0" w:type="dxa"/>
+              <w:right w:w="100.0" w:type="dxa"/>
+            </w:tcMar>
+          </w:tcPr>
+          <w:p>
+            <w:pPr>
+              <w:spacing w:after="0" w:lineRule="auto"/>
+              <w:rPr/>
+            </w:pPr>
+            <w:r>
+              <w:rPr>
+                <w:rFonts w:ascii="Calibri" w:cs="Calibri" w:eastAsia="Calibri" w:hAnsi="Calibri"/>
+                <w:sz w:val="19"/>
+                <w:szCs w:val="19"/>
+              </w:rPr>
+              <w:t xml:space="preserve">10</w:t>
+            </w:r>
+          </w:p>
+        </w:tc>
+        <w:tc>
+          <w:tcPr>
+            <w:tcW w:w="3360" w:type="dxa"/>
+            <w:shd w:fill="ffffff" w:val="clear"/>
+            <w:tcMar>
+              <w:top w:w="60.0" w:type="dxa"/>
+              <w:left w:w="100.0" w:type="dxa"/>
+              <w:bottom w:w="60.0" w:type="dxa"/>
+              <w:right w:w="100.0" w:type="dxa"/>
+            </w:tcMar>
+          </w:tcPr>
+          <w:p>
+            <w:pPr>
+              <w:spacing w:after="0" w:lineRule="auto"/>
+              <w:rPr/>
+            </w:pPr>
+            <w:r>
+              <w:rPr>
+                <w:rFonts w:ascii="Consolas" w:cs="Consolas" w:eastAsia="Consolas" w:hAnsi="Consolas"/>
+                <w:sz w:val="17"/>
+                <w:szCs w:val="17"/>
+              </w:rPr>
+              <w:t xml:space="preserve">FN_PUEDE_ARRENDAR</w:t>
+            </w:r>
+          </w:p>
+        </w:tc>
+        <w:tc>
+          <w:tcPr>
+            <w:tcW w:w="2400" w:type="dxa"/>
+            <w:shd w:fill="ffffff" w:val="clear"/>
+            <w:tcMar>
+              <w:top w:w="60.0" w:type="dxa"/>
+              <w:left w:w="100.0" w:type="dxa"/>
+              <w:bottom w:w="60.0" w:type="dxa"/>
+              <w:right w:w="100.0" w:type="dxa"/>
+            </w:tcMar>
+          </w:tcPr>
+          <w:p>
+            <w:pPr>
+              <w:spacing w:after="0" w:lineRule="auto"/>
+              <w:rPr/>
+            </w:pPr>
+            <w:r>
+              <w:rPr>
+                <w:rFonts w:ascii="Calibri" w:cs="Calibri" w:eastAsia="Calibri" w:hAnsi="Calibri"/>
+                <w:sz w:val="19"/>
+                <w:szCs w:val="19"/>
+              </w:rPr>
+              <w:t xml:space="preserve">Función con parámetro</w:t>
+            </w:r>
+          </w:p>
+        </w:tc>
+        <w:tc>
+          <w:tcPr>
+            <w:tcW w:w="1000" w:type="dxa"/>
+            <w:shd w:fill="ffffff" w:val="clear"/>
+            <w:tcMar>
+              <w:top w:w="60.0" w:type="dxa"/>
+              <w:left w:w="100.0" w:type="dxa"/>
+              <w:bottom w:w="60.0" w:type="dxa"/>
+              <w:right w:w="100.0" w:type="dxa"/>
+            </w:tcMar>
+          </w:tcPr>
+          <w:p>
+            <w:pPr>
+              <w:spacing w:after="0" w:lineRule="auto"/>
+              <w:rPr/>
+            </w:pPr>
+            <w:r>
+              <w:rPr>
+                <w:rFonts w:ascii="Calibri" w:cs="Calibri" w:eastAsia="Calibri" w:hAnsi="Calibri"/>
+                <w:sz w:val="19"/>
+                <w:szCs w:val="19"/>
+              </w:rPr>
+              <w:t xml:space="preserve">Gabriel</w:t>
+            </w:r>
+          </w:p>
+        </w:tc>
+        <w:tc>
+          <w:tcPr>
+            <w:tcW w:w="1180" w:type="dxa"/>
+            <w:shd w:fill="ffffff" w:val="clear"/>
+            <w:tcMar>
+              <w:top w:w="60.0" w:type="dxa"/>
+              <w:left w:w="100.0" w:type="dxa"/>
+              <w:bottom w:w="60.0" w:type="dxa"/>
+              <w:right w:w="100.0" w:type="dxa"/>
+            </w:tcMar>
+          </w:tcPr>
+          <w:p>
+            <w:pPr>
+              <w:spacing w:after="0" w:lineRule="auto"/>
+              <w:rPr/>
+            </w:pPr>
+            <w:r>
+              <w:rPr>
+                <w:rFonts w:ascii="Calibri" w:cs="Calibri" w:eastAsia="Calibri" w:hAnsi="Calibri"/>
+                <w:sz w:val="19"/>
+                <w:szCs w:val="19"/>
+              </w:rPr>
+              <w:t xml:space="preserve">H5, H6</w:t>
+            </w:r>
+          </w:p>
+        </w:tc>
+        <w:tc>
+          <w:tcPr>
+            <w:tcW w:w="1000" w:type="dxa"/>
+            <w:shd w:fill="ffffff" w:val="clear"/>
+            <w:tcMar>
+              <w:top w:w="60.0" w:type="dxa"/>
+              <w:left w:w="100.0" w:type="dxa"/>
+              <w:bottom w:w="60.0" w:type="dxa"/>
+              <w:right w:w="100.0" w:type="dxa"/>
+            </w:tcMar>
+          </w:tcPr>
+          <w:p>
+            <w:pPr>
+              <w:spacing w:after="0" w:lineRule="auto"/>
+              <w:rPr/>
+            </w:pPr>
+            <w:r>
+              <w:rPr>
+                <w:rFonts w:ascii="Calibri" w:cs="Calibri" w:eastAsia="Calibri" w:hAnsi="Calibri"/>
+                <w:sz w:val="19"/>
+                <w:szCs w:val="19"/>
+              </w:rPr>
+              <w:t xml:space="preserve">-20102</w:t>
+            </w:r>
+          </w:p>
+        </w:tc>
+      </w:tr>
+      <w:tr>
+        <w:trPr>
+          <w:cantSplit w:val="1"/>
+        </w:trPr>
+        <w:tc>
+          <w:tcPr>
+            <w:tcW w:w="420" w:type="dxa"/>
+            <w:shd w:fill="ffffff" w:val="clear"/>
+            <w:tcMar>
+              <w:top w:w="60.0" w:type="dxa"/>
+              <w:left w:w="100.0" w:type="dxa"/>
+              <w:bottom w:w="60.0" w:type="dxa"/>
+              <w:right w:w="100.0" w:type="dxa"/>
+            </w:tcMar>
+          </w:tcPr>
+          <w:p>
+            <w:pPr>
+              <w:spacing w:after="0" w:lineRule="auto"/>
+              <w:rPr/>
+            </w:pPr>
+            <w:r>
+              <w:rPr>
+                <w:rFonts w:ascii="Calibri" w:cs="Calibri" w:eastAsia="Calibri" w:hAnsi="Calibri"/>
+                <w:sz w:val="19"/>
+                <w:szCs w:val="19"/>
+              </w:rPr>
+              <w:t xml:space="preserve">11</w:t>
+            </w:r>
+          </w:p>
+        </w:tc>
+        <w:tc>
+          <w:tcPr>
+            <w:tcW w:w="3360" w:type="dxa"/>
+            <w:shd w:fill="ffffff" w:val="clear"/>
+            <w:tcMar>
+              <w:top w:w="60.0" w:type="dxa"/>
+              <w:left w:w="100.0" w:type="dxa"/>
+              <w:bottom w:w="60.0" w:type="dxa"/>
+              <w:right w:w="100.0" w:type="dxa"/>
+            </w:tcMar>
+          </w:tcPr>
+          <w:p>
+            <w:pPr>
+              <w:spacing w:after="0" w:lineRule="auto"/>
+              <w:rPr/>
+            </w:pPr>
+            <w:r>
+              <w:rPr>
+                <w:rFonts w:ascii="Consolas" w:cs="Consolas" w:eastAsia="Consolas" w:hAnsi="Consolas"/>
+                <w:sz w:val="17"/>
+                <w:szCs w:val="17"/>
+              </w:rPr>
+              <w:t xml:space="preserve">SP_ACTUALIZA_MEDALLAS</w:t>
+            </w:r>
+          </w:p>
+        </w:tc>
+        <w:tc>
+          <w:tcPr>
+            <w:tcW w:w="2400" w:type="dxa"/>
+            <w:shd w:fill="ffffff" w:val="clear"/>
+            <w:tcMar>
+              <w:top w:w="60.0" w:type="dxa"/>
+              <w:left w:w="100.0" w:type="dxa"/>
+              <w:bottom w:w="60.0" w:type="dxa"/>
+              <w:right w:w="100.0" w:type="dxa"/>
+            </w:tcMar>
+          </w:tcPr>
+          <w:p>
+            <w:pPr>
+              <w:spacing w:after="0" w:lineRule="auto"/>
+              <w:rPr/>
+            </w:pPr>
+            <w:r>
+              <w:rPr>
+                <w:rFonts w:ascii="Calibri" w:cs="Calibri" w:eastAsia="Calibri" w:hAnsi="Calibri"/>
+                <w:sz w:val="19"/>
+                <w:szCs w:val="19"/>
+              </w:rPr>
+              <w:t xml:space="preserve">Procedimiento sin parámetros</w:t>
+            </w:r>
+          </w:p>
+        </w:tc>
+        <w:tc>
+          <w:tcPr>
+            <w:tcW w:w="1000" w:type="dxa"/>
+            <w:shd w:fill="ffffff" w:val="clear"/>
+            <w:tcMar>
+              <w:top w:w="60.0" w:type="dxa"/>
+              <w:left w:w="100.0" w:type="dxa"/>
+              <w:bottom w:w="60.0" w:type="dxa"/>
+              <w:right w:w="100.0" w:type="dxa"/>
+            </w:tcMar>
+          </w:tcPr>
+          <w:p>
+            <w:pPr>
+              <w:spacing w:after="0" w:lineRule="auto"/>
+              <w:rPr/>
+            </w:pPr>
+            <w:r>
+              <w:rPr>
+                <w:rFonts w:ascii="Calibri" w:cs="Calibri" w:eastAsia="Calibri" w:hAnsi="Calibri"/>
+                <w:sz w:val="19"/>
+                <w:szCs w:val="19"/>
+              </w:rPr>
+              <w:t xml:space="preserve">Gabriel</w:t>
+            </w:r>
+          </w:p>
+        </w:tc>
+        <w:tc>
+          <w:tcPr>
+            <w:tcW w:w="1180" w:type="dxa"/>
+            <w:shd w:fill="ffffff" w:val="clear"/>
+            <w:tcMar>
+              <w:top w:w="60.0" w:type="dxa"/>
+              <w:left w:w="100.0" w:type="dxa"/>
+              <w:bottom w:w="60.0" w:type="dxa"/>
+              <w:right w:w="100.0" w:type="dxa"/>
+            </w:tcMar>
+          </w:tcPr>
+          <w:p>
+            <w:pPr>
+              <w:spacing w:after="0" w:lineRule="auto"/>
+              <w:rPr/>
+            </w:pPr>
+            <w:r>
+              <w:rPr>
+                <w:rFonts w:ascii="Calibri" w:cs="Calibri" w:eastAsia="Calibri" w:hAnsi="Calibri"/>
+                <w:sz w:val="19"/>
+                <w:szCs w:val="19"/>
+              </w:rPr>
+              <w:t xml:space="preserve">H3</w:t>
+            </w:r>
+          </w:p>
+        </w:tc>
+        <w:tc>
+          <w:tcPr>
+            <w:tcW w:w="1000" w:type="dxa"/>
+            <w:shd w:fill="ffffff" w:val="clear"/>
+            <w:tcMar>
+              <w:top w:w="60.0" w:type="dxa"/>
+              <w:left w:w="100.0" w:type="dxa"/>
+              <w:bottom w:w="60.0" w:type="dxa"/>
+              <w:right w:w="100.0" w:type="dxa"/>
+            </w:tcMar>
+          </w:tcPr>
+          <w:p>
+            <w:pPr>
+              <w:spacing w:after="0" w:lineRule="auto"/>
+              <w:rPr/>
+            </w:pPr>
+            <w:r>
+              <w:rPr>
+                <w:rFonts w:ascii="Calibri" w:cs="Calibri" w:eastAsia="Calibri" w:hAnsi="Calibri"/>
+                <w:sz w:val="19"/>
+                <w:szCs w:val="19"/>
+              </w:rPr>
+              <w:t xml:space="preserve">—</w:t>
+            </w:r>
+          </w:p>
+        </w:tc>
+      </w:tr>
+      <w:tr>
+        <w:trPr>
+          <w:cantSplit w:val="1"/>
+        </w:trPr>
+        <w:tc>
+          <w:tcPr>
+            <w:tcW w:w="420" w:type="dxa"/>
+            <w:shd w:fill="ffffff" w:val="clear"/>
+            <w:tcMar>
+              <w:top w:w="60.0" w:type="dxa"/>
+              <w:left w:w="100.0" w:type="dxa"/>
+              <w:bottom w:w="60.0" w:type="dxa"/>
+              <w:right w:w="100.0" w:type="dxa"/>
+            </w:tcMar>
+          </w:tcPr>
+          <w:p>
+            <w:pPr>
+              <w:spacing w:after="0" w:lineRule="auto"/>
+              <w:rPr/>
+            </w:pPr>
+            <w:r>
+              <w:rPr>
+                <w:rFonts w:ascii="Calibri" w:cs="Calibri" w:eastAsia="Calibri" w:hAnsi="Calibri"/>
+                <w:sz w:val="19"/>
+                <w:szCs w:val="19"/>
+              </w:rPr>
+              <w:t xml:space="preserve">12</w:t>
+            </w:r>
+          </w:p>
+        </w:tc>
+        <w:tc>
+          <w:tcPr>
+            <w:tcW w:w="3360" w:type="dxa"/>
+            <w:shd w:fill="ffffff" w:val="clear"/>
+            <w:tcMar>
+              <w:top w:w="60.0" w:type="dxa"/>
+              <w:left w:w="100.0" w:type="dxa"/>
+              <w:bottom w:w="60.0" w:type="dxa"/>
+              <w:right w:w="100.0" w:type="dxa"/>
+            </w:tcMar>
+          </w:tcPr>
+          <w:p>
+            <w:pPr>
+              <w:spacing w:after="0" w:lineRule="auto"/>
+              <w:rPr/>
+            </w:pPr>
+            <w:r>
+              <w:rPr>
+                <w:rFonts w:ascii="Consolas" w:cs="Consolas" w:eastAsia="Consolas" w:hAnsi="Consolas"/>
+                <w:sz w:val="17"/>
+                <w:szCs w:val="17"/>
+              </w:rPr>
+              <w:t xml:space="preserve">FN_MULTA_CON_TOPE</w:t>
+            </w:r>
+          </w:p>
+        </w:tc>
+        <w:tc>
+          <w:tcPr>
+            <w:tcW w:w="2400" w:type="dxa"/>
+            <w:shd w:fill="ffffff" w:val="clear"/>
+            <w:tcMar>
+              <w:top w:w="60.0" w:type="dxa"/>
+              <w:left w:w="100.0" w:type="dxa"/>
+              <w:bottom w:w="60.0" w:type="dxa"/>
+              <w:right w:w="100.0" w:type="dxa"/>
+            </w:tcMar>
+          </w:tcPr>
+          <w:p>
+            <w:pPr>
+              <w:spacing w:after="0" w:lineRule="auto"/>
+              <w:rPr/>
+            </w:pPr>
+            <w:r>
+              <w:rPr>
+                <w:rFonts w:ascii="Calibri" w:cs="Calibri" w:eastAsia="Calibri" w:hAnsi="Calibri"/>
+                <w:sz w:val="19"/>
+                <w:szCs w:val="19"/>
+              </w:rPr>
+              <w:t xml:space="preserve">Función con parámetros</w:t>
+            </w:r>
+          </w:p>
+        </w:tc>
+        <w:tc>
+          <w:tcPr>
+            <w:tcW w:w="1000" w:type="dxa"/>
+            <w:shd w:fill="ffffff" w:val="clear"/>
+            <w:tcMar>
+              <w:top w:w="60.0" w:type="dxa"/>
+              <w:left w:w="100.0" w:type="dxa"/>
+              <w:bottom w:w="60.0" w:type="dxa"/>
+              <w:right w:w="100.0" w:type="dxa"/>
+            </w:tcMar>
+          </w:tcPr>
+          <w:p>
+            <w:pPr>
+              <w:spacing w:after="0" w:lineRule="auto"/>
+              <w:rPr/>
+            </w:pPr>
+            <w:r>
+              <w:rPr>
+                <w:rFonts w:ascii="Calibri" w:cs="Calibri" w:eastAsia="Calibri" w:hAnsi="Calibri"/>
+                <w:sz w:val="19"/>
+                <w:szCs w:val="19"/>
+              </w:rPr>
+              <w:t xml:space="preserve">Simón</w:t>
+            </w:r>
+          </w:p>
+        </w:tc>
+        <w:tc>
+          <w:tcPr>
+            <w:tcW w:w="1180" w:type="dxa"/>
+            <w:shd w:fill="ffffff" w:val="clear"/>
+            <w:tcMar>
+              <w:top w:w="60.0" w:type="dxa"/>
+              <w:left w:w="100.0" w:type="dxa"/>
+              <w:bottom w:w="60.0" w:type="dxa"/>
+              <w:right w:w="100.0" w:type="dxa"/>
+            </w:tcMar>
+          </w:tcPr>
+          <w:p>
+            <w:pPr>
+              <w:spacing w:after="0" w:lineRule="auto"/>
+              <w:rPr/>
+            </w:pPr>
+            <w:r>
+              <w:rPr>
+                <w:rFonts w:ascii="Calibri" w:cs="Calibri" w:eastAsia="Calibri" w:hAnsi="Calibri"/>
+                <w:sz w:val="19"/>
+                <w:szCs w:val="19"/>
+              </w:rPr>
+              <w:t xml:space="preserve">H4, H9</w:t>
+            </w:r>
+          </w:p>
+        </w:tc>
+        <w:tc>
+          <w:tcPr>
+            <w:tcW w:w="1000" w:type="dxa"/>
+            <w:shd w:fill="ffffff" w:val="clear"/>
+            <w:tcMar>
+              <w:top w:w="60.0" w:type="dxa"/>
+              <w:left w:w="100.0" w:type="dxa"/>
+              <w:bottom w:w="60.0" w:type="dxa"/>
+              <w:right w:w="100.0" w:type="dxa"/>
+            </w:tcMar>
+          </w:tcPr>
+          <w:p>
+            <w:pPr>
+              <w:spacing w:after="0" w:lineRule="auto"/>
+              <w:rPr/>
+            </w:pPr>
+            <w:r>
+              <w:rPr>
+                <w:rFonts w:ascii="Calibri" w:cs="Calibri" w:eastAsia="Calibri" w:hAnsi="Calibri"/>
+                <w:sz w:val="19"/>
+                <w:szCs w:val="19"/>
+              </w:rPr>
+              <w:t xml:space="preserve">-20201</w:t>
+            </w:r>
+          </w:p>
+        </w:tc>
+      </w:tr>
+      <w:tr>
+        <w:trPr>
+          <w:cantSplit w:val="1"/>
+        </w:trPr>
+        <w:tc>
+          <w:tcPr>
+            <w:tcW w:w="420" w:type="dxa"/>
+            <w:shd w:fill="ffffff" w:val="clear"/>
+            <w:tcMar>
+              <w:top w:w="60.0" w:type="dxa"/>
+              <w:left w:w="100.0" w:type="dxa"/>
+              <w:bottom w:w="60.0" w:type="dxa"/>
+              <w:right w:w="100.0" w:type="dxa"/>
+            </w:tcMar>
+          </w:tcPr>
+          <w:p>
+            <w:pPr>
+              <w:spacing w:after="0" w:lineRule="auto"/>
+              <w:rPr/>
+            </w:pPr>
+            <w:r>
+              <w:rPr>
+                <w:rFonts w:ascii="Calibri" w:cs="Calibri" w:eastAsia="Calibri" w:hAnsi="Calibri"/>
+                <w:sz w:val="19"/>
+                <w:szCs w:val="19"/>
+              </w:rPr>
+              <w:t xml:space="preserve">13</w:t>
+            </w:r>
+          </w:p>
+        </w:tc>
+        <w:tc>
+          <w:tcPr>
+            <w:tcW w:w="3360" w:type="dxa"/>
+            <w:shd w:fill="ffffff" w:val="clear"/>
+            <w:tcMar>
+              <w:top w:w="60.0" w:type="dxa"/>
+              <w:left w:w="100.0" w:type="dxa"/>
+              <w:bottom w:w="60.0" w:type="dxa"/>
+              <w:right w:w="100.0" w:type="dxa"/>
+            </w:tcMar>
+          </w:tcPr>
+          <w:p>
+            <w:pPr>
+              <w:spacing w:after="0" w:lineRule="auto"/>
+              <w:rPr/>
+            </w:pPr>
+            <w:r>
+              <w:rPr>
+                <w:rFonts w:ascii="Consolas" w:cs="Consolas" w:eastAsia="Consolas" w:hAnsi="Consolas"/>
+                <w:sz w:val="17"/>
+                <w:szCs w:val="17"/>
+              </w:rPr>
+              <w:t xml:space="preserve">FN_RENTABILIDAD_COPIA</w:t>
+            </w:r>
+          </w:p>
+        </w:tc>
+        <w:tc>
+          <w:tcPr>
+            <w:tcW w:w="2400" w:type="dxa"/>
+            <w:shd w:fill="ffffff" w:val="clear"/>
+            <w:tcMar>
+              <w:top w:w="60.0" w:type="dxa"/>
+              <w:left w:w="100.0" w:type="dxa"/>
+              <w:bottom w:w="60.0" w:type="dxa"/>
+              <w:right w:w="100.0" w:type="dxa"/>
+            </w:tcMar>
+          </w:tcPr>
+          <w:p>
+            <w:pPr>
+              <w:spacing w:after="0" w:lineRule="auto"/>
+              <w:rPr/>
+            </w:pPr>
+            <w:r>
+              <w:rPr>
+                <w:rFonts w:ascii="Calibri" w:cs="Calibri" w:eastAsia="Calibri" w:hAnsi="Calibri"/>
+                <w:sz w:val="19"/>
+                <w:szCs w:val="19"/>
+              </w:rPr>
+              <w:t xml:space="preserve">Función con parámetro</w:t>
+            </w:r>
+          </w:p>
+        </w:tc>
+        <w:tc>
+          <w:tcPr>
+            <w:tcW w:w="1000" w:type="dxa"/>
+            <w:shd w:fill="ffffff" w:val="clear"/>
+            <w:tcMar>
+              <w:top w:w="60.0" w:type="dxa"/>
+              <w:left w:w="100.0" w:type="dxa"/>
+              <w:bottom w:w="60.0" w:type="dxa"/>
+              <w:right w:w="100.0" w:type="dxa"/>
+            </w:tcMar>
+          </w:tcPr>
+          <w:p>
+            <w:pPr>
+              <w:spacing w:after="0" w:lineRule="auto"/>
+              <w:rPr/>
+            </w:pPr>
+            <w:r>
+              <w:rPr>
+                <w:rFonts w:ascii="Calibri" w:cs="Calibri" w:eastAsia="Calibri" w:hAnsi="Calibri"/>
+                <w:sz w:val="19"/>
+                <w:szCs w:val="19"/>
+              </w:rPr>
+              <w:t xml:space="preserve">Simón</w:t>
+            </w:r>
+          </w:p>
+        </w:tc>
+        <w:tc>
+          <w:tcPr>
+            <w:tcW w:w="1180" w:type="dxa"/>
+            <w:shd w:fill="ffffff" w:val="clear"/>
+            <w:tcMar>
+              <w:top w:w="60.0" w:type="dxa"/>
+              <w:left w:w="100.0" w:type="dxa"/>
+              <w:bottom w:w="60.0" w:type="dxa"/>
+              <w:right w:w="100.0" w:type="dxa"/>
+            </w:tcMar>
+          </w:tcPr>
+          <w:p>
+            <w:pPr>
+              <w:spacing w:after="0" w:lineRule="auto"/>
+              <w:rPr/>
+            </w:pPr>
+            <w:r>
+              <w:rPr>
+                <w:rFonts w:ascii="Calibri" w:cs="Calibri" w:eastAsia="Calibri" w:hAnsi="Calibri"/>
+                <w:sz w:val="19"/>
+                <w:szCs w:val="19"/>
+              </w:rPr>
+              <w:t xml:space="preserve">H7</w:t>
+            </w:r>
+          </w:p>
+        </w:tc>
+        <w:tc>
+          <w:tcPr>
+            <w:tcW w:w="1000" w:type="dxa"/>
+            <w:shd w:fill="ffffff" w:val="clear"/>
+            <w:tcMar>
+              <w:top w:w="60.0" w:type="dxa"/>
+              <w:left w:w="100.0" w:type="dxa"/>
+              <w:bottom w:w="60.0" w:type="dxa"/>
+              <w:right w:w="100.0" w:type="dxa"/>
+            </w:tcMar>
+          </w:tcPr>
+          <w:p>
+            <w:pPr>
+              <w:spacing w:after="0" w:lineRule="auto"/>
+              <w:rPr/>
+            </w:pPr>
+            <w:r>
+              <w:rPr>
+                <w:rFonts w:ascii="Calibri" w:cs="Calibri" w:eastAsia="Calibri" w:hAnsi="Calibri"/>
+                <w:sz w:val="19"/>
+                <w:szCs w:val="19"/>
+              </w:rPr>
+              <w:t xml:space="preserve">-20202</w:t>
+            </w:r>
+          </w:p>
+        </w:tc>
+      </w:tr>
+      <w:tr>
+        <w:trPr>
+          <w:cantSplit w:val="1"/>
+        </w:trPr>
+        <w:tc>
+          <w:tcPr>
+            <w:tcW w:w="420" w:type="dxa"/>
+            <w:shd w:fill="ffffff" w:val="clear"/>
+            <w:tcMar>
+              <w:top w:w="60.0" w:type="dxa"/>
+              <w:left w:w="100.0" w:type="dxa"/>
+              <w:bottom w:w="60.0" w:type="dxa"/>
+              <w:right w:w="100.0" w:type="dxa"/>
+            </w:tcMar>
+          </w:tcPr>
+          <w:p>
+            <w:pPr>
+              <w:spacing w:after="0" w:lineRule="auto"/>
+              <w:rPr/>
+            </w:pPr>
+            <w:r>
+              <w:rPr>
+                <w:rFonts w:ascii="Calibri" w:cs="Calibri" w:eastAsia="Calibri" w:hAnsi="Calibri"/>
+                <w:sz w:val="19"/>
+                <w:szCs w:val="19"/>
+              </w:rPr>
+              <w:t xml:space="preserve">14</w:t>
+            </w:r>
+          </w:p>
+        </w:tc>
+        <w:tc>
+          <w:tcPr>
+            <w:tcW w:w="3360" w:type="dxa"/>
+            <w:shd w:fill="ffffff" w:val="clear"/>
+            <w:tcMar>
+              <w:top w:w="60.0" w:type="dxa"/>
+              <w:left w:w="100.0" w:type="dxa"/>
+              <w:bottom w:w="60.0" w:type="dxa"/>
+              <w:right w:w="100.0" w:type="dxa"/>
+            </w:tcMar>
+          </w:tcPr>
+          <w:p>
+            <w:pPr>
+              <w:spacing w:after="0" w:lineRule="auto"/>
+              <w:rPr/>
+            </w:pPr>
+            <w:r>
+              <w:rPr>
+                <w:rFonts w:ascii="Consolas" w:cs="Consolas" w:eastAsia="Consolas" w:hAnsi="Consolas"/>
+                <w:sz w:val="17"/>
+                <w:szCs w:val="17"/>
+              </w:rPr>
+              <w:t xml:space="preserve">FN_CAPITAL_EN_RIESGO</w:t>
+            </w:r>
+          </w:p>
+        </w:tc>
+        <w:tc>
+          <w:tcPr>
+            <w:tcW w:w="2400" w:type="dxa"/>
+            <w:shd w:fill="ffffff" w:val="clear"/>
+            <w:tcMar>
+              <w:top w:w="60.0" w:type="dxa"/>
+              <w:left w:w="100.0" w:type="dxa"/>
+              <w:bottom w:w="60.0" w:type="dxa"/>
+              <w:right w:w="100.0" w:type="dxa"/>
+            </w:tcMar>
+          </w:tcPr>
+          <w:p>
+            <w:pPr>
+              <w:spacing w:after="0" w:lineRule="auto"/>
+              <w:rPr/>
+            </w:pPr>
+            <w:r>
+              <w:rPr>
+                <w:rFonts w:ascii="Calibri" w:cs="Calibri" w:eastAsia="Calibri" w:hAnsi="Calibri"/>
+                <w:sz w:val="19"/>
+                <w:szCs w:val="19"/>
+              </w:rPr>
+              <w:t xml:space="preserve">Función sin parámetros</w:t>
+            </w:r>
+          </w:p>
+        </w:tc>
+        <w:tc>
+          <w:tcPr>
+            <w:tcW w:w="1000" w:type="dxa"/>
+            <w:shd w:fill="ffffff" w:val="clear"/>
+            <w:tcMar>
+              <w:top w:w="60.0" w:type="dxa"/>
+              <w:left w:w="100.0" w:type="dxa"/>
+              <w:bottom w:w="60.0" w:type="dxa"/>
+              <w:right w:w="100.0" w:type="dxa"/>
+            </w:tcMar>
+          </w:tcPr>
+          <w:p>
+            <w:pPr>
+              <w:spacing w:after="0" w:lineRule="auto"/>
+              <w:rPr/>
+            </w:pPr>
+            <w:r>
+              <w:rPr>
+                <w:rFonts w:ascii="Calibri" w:cs="Calibri" w:eastAsia="Calibri" w:hAnsi="Calibri"/>
+                <w:sz w:val="19"/>
+                <w:szCs w:val="19"/>
+              </w:rPr>
+              <w:t xml:space="preserve">Simón</w:t>
+            </w:r>
+          </w:p>
+        </w:tc>
+        <w:tc>
+          <w:tcPr>
+            <w:tcW w:w="1180" w:type="dxa"/>
+            <w:shd w:fill="ffffff" w:val="clear"/>
+            <w:tcMar>
+              <w:top w:w="60.0" w:type="dxa"/>
+              <w:left w:w="100.0" w:type="dxa"/>
+              <w:bottom w:w="60.0" w:type="dxa"/>
+              <w:right w:w="100.0" w:type="dxa"/>
+            </w:tcMar>
+          </w:tcPr>
+          <w:p>
+            <w:pPr>
+              <w:spacing w:after="0" w:lineRule="auto"/>
+              <w:rPr/>
+            </w:pPr>
+            <w:r>
+              <w:rPr>
+                <w:rFonts w:ascii="Calibri" w:cs="Calibri" w:eastAsia="Calibri" w:hAnsi="Calibri"/>
+                <w:sz w:val="19"/>
+                <w:szCs w:val="19"/>
+              </w:rPr>
+              <w:t xml:space="preserve">H9</w:t>
+            </w:r>
+          </w:p>
+        </w:tc>
+        <w:tc>
+          <w:tcPr>
+            <w:tcW w:w="1000" w:type="dxa"/>
+            <w:shd w:fill="ffffff" w:val="clear"/>
+            <w:tcMar>
+              <w:top w:w="60.0" w:type="dxa"/>
+              <w:left w:w="100.0" w:type="dxa"/>
+              <w:bottom w:w="60.0" w:type="dxa"/>
+              <w:right w:w="100.0" w:type="dxa"/>
+            </w:tcMar>
+          </w:tcPr>
+          <w:p>
+            <w:pPr>
+              <w:spacing w:after="0" w:lineRule="auto"/>
+              <w:rPr/>
+            </w:pPr>
+            <w:r>
+              <w:rPr>
+                <w:rFonts w:ascii="Calibri" w:cs="Calibri" w:eastAsia="Calibri" w:hAnsi="Calibri"/>
+                <w:sz w:val="19"/>
+                <w:szCs w:val="19"/>
+              </w:rPr>
+              <w:t xml:space="preserve">—</w:t>
+            </w:r>
+          </w:p>
+        </w:tc>
+      </w:tr>
+      <w:tr>
+        <w:trPr>
+          <w:cantSplit w:val="1"/>
+        </w:trPr>
+        <w:tc>
+          <w:tcPr>
+            <w:tcW w:w="420" w:type="dxa"/>
+            <w:shd w:fill="ffffff" w:val="clear"/>
+            <w:tcMar>
+              <w:top w:w="60.0" w:type="dxa"/>
+              <w:left w:w="100.0" w:type="dxa"/>
+              <w:bottom w:w="60.0" w:type="dxa"/>
+              <w:right w:w="100.0" w:type="dxa"/>
+            </w:tcMar>
+          </w:tcPr>
+          <w:p>
+            <w:pPr>
+              <w:spacing w:after="0" w:lineRule="auto"/>
+              <w:rPr/>
+            </w:pPr>
+            <w:r>
+              <w:rPr>
+                <w:rFonts w:ascii="Calibri" w:cs="Calibri" w:eastAsia="Calibri" w:hAnsi="Calibri"/>
+                <w:sz w:val="19"/>
+                <w:szCs w:val="19"/>
+              </w:rPr>
+              <w:t xml:space="preserve">15</w:t>
+            </w:r>
+          </w:p>
+        </w:tc>
+        <w:tc>
+          <w:tcPr>
+            <w:tcW w:w="3360" w:type="dxa"/>
+            <w:shd w:fill="ffffff" w:val="clear"/>
+            <w:tcMar>
+              <w:top w:w="60.0" w:type="dxa"/>
+              <w:left w:w="100.0" w:type="dxa"/>
+              <w:bottom w:w="60.0" w:type="dxa"/>
+              <w:right w:w="100.0" w:type="dxa"/>
+            </w:tcMar>
+          </w:tcPr>
+          <w:p>
+            <w:pPr>
+              <w:spacing w:after="0" w:lineRule="auto"/>
+              <w:rPr/>
+            </w:pPr>
+            <w:r>
+              <w:rPr>
+                <w:rFonts w:ascii="Consolas" w:cs="Consolas" w:eastAsia="Consolas" w:hAnsi="Consolas"/>
+                <w:sz w:val="17"/>
+                <w:szCs w:val="17"/>
+              </w:rPr>
+              <w:t xml:space="preserve">PKG_RESPONSABILIDAD_CLIENTE</w:t>
+            </w:r>
+          </w:p>
+        </w:tc>
+        <w:tc>
+          <w:tcPr>
+            <w:tcW w:w="2400" w:type="dxa"/>
+            <w:shd w:fill="ffffff" w:val="clear"/>
+            <w:tcMar>
+              <w:top w:w="60.0" w:type="dxa"/>
+              <w:left w:w="100.0" w:type="dxa"/>
+              <w:bottom w:w="60.0" w:type="dxa"/>
+              <w:right w:w="100.0" w:type="dxa"/>
+            </w:tcMar>
+          </w:tcPr>
+          <w:p>
+            <w:pPr>
+              <w:spacing w:after="0" w:lineRule="auto"/>
+              <w:rPr/>
+            </w:pPr>
+            <w:r>
+              <w:rPr>
+                <w:rFonts w:ascii="Calibri" w:cs="Calibri" w:eastAsia="Calibri" w:hAnsi="Calibri"/>
+                <w:sz w:val="19"/>
+                <w:szCs w:val="19"/>
+              </w:rPr>
+              <w:t xml:space="preserve">Package: body</w:t>
+            </w:r>
+          </w:p>
+        </w:tc>
+        <w:tc>
+          <w:tcPr>
+            <w:tcW w:w="1000" w:type="dxa"/>
+            <w:shd w:fill="ffffff" w:val="clear"/>
+            <w:tcMar>
+              <w:top w:w="60.0" w:type="dxa"/>
+              <w:left w:w="100.0" w:type="dxa"/>
+              <w:bottom w:w="60.0" w:type="dxa"/>
+              <w:right w:w="100.0" w:type="dxa"/>
+            </w:tcMar>
+          </w:tcPr>
+          <w:p>
+            <w:pPr>
+              <w:spacing w:after="0" w:lineRule="auto"/>
+              <w:rPr/>
+            </w:pPr>
+            <w:r>
+              <w:rPr>
+                <w:rFonts w:ascii="Calibri" w:cs="Calibri" w:eastAsia="Calibri" w:hAnsi="Calibri"/>
+                <w:sz w:val="19"/>
+                <w:szCs w:val="19"/>
+              </w:rPr>
+              <w:t xml:space="preserve">Gabriel</w:t>
+            </w:r>
+          </w:p>
+        </w:tc>
+        <w:tc>
+          <w:tcPr>
+            <w:tcW w:w="1180" w:type="dxa"/>
+            <w:shd w:fill="ffffff" w:val="clear"/>
+            <w:tcMar>
+              <w:top w:w="60.0" w:type="dxa"/>
+              <w:left w:w="100.0" w:type="dxa"/>
+              <w:bottom w:w="60.0" w:type="dxa"/>
+              <w:right w:w="100.0" w:type="dxa"/>
+            </w:tcMar>
+          </w:tcPr>
+          <w:p>
+            <w:pPr>
+              <w:spacing w:after="0" w:lineRule="auto"/>
+              <w:rPr/>
+            </w:pPr>
+            <w:r>
+              <w:rPr>
+                <w:rFonts w:ascii="Calibri" w:cs="Calibri" w:eastAsia="Calibri" w:hAnsi="Calibri"/>
+                <w:sz w:val="19"/>
+                <w:szCs w:val="19"/>
+              </w:rPr>
+              <w:t xml:space="preserve">H3, H5</w:t>
+            </w:r>
+          </w:p>
+        </w:tc>
+        <w:tc>
+          <w:tcPr>
+            <w:tcW w:w="1000" w:type="dxa"/>
+            <w:shd w:fill="ffffff" w:val="clear"/>
+            <w:tcMar>
+              <w:top w:w="60.0" w:type="dxa"/>
+              <w:left w:w="100.0" w:type="dxa"/>
+              <w:bottom w:w="60.0" w:type="dxa"/>
+              <w:right w:w="100.0" w:type="dxa"/>
+            </w:tcMar>
+          </w:tcPr>
+          <w:p>
+            <w:pPr>
+              <w:spacing w:after="0" w:lineRule="auto"/>
+              <w:rPr/>
+            </w:pPr>
+            <w:r>
+              <w:rPr>
+                <w:rFonts w:ascii="Calibri" w:cs="Calibri" w:eastAsia="Calibri" w:hAnsi="Calibri"/>
+                <w:sz w:val="19"/>
+                <w:szCs w:val="19"/>
+              </w:rPr>
+              <w:t xml:space="preserve">-20103</w:t>
+            </w:r>
+          </w:p>
+        </w:tc>
+      </w:tr>
+      <w:tr>
+        <w:trPr>
+          <w:cantSplit w:val="1"/>
+        </w:trPr>
+        <w:tc>
+          <w:tcPr>
+            <w:tcW w:w="420" w:type="dxa"/>
+            <w:shd w:fill="ffffff" w:val="clear"/>
+            <w:tcMar>
+              <w:top w:w="60.0" w:type="dxa"/>
+              <w:left w:w="100.0" w:type="dxa"/>
+              <w:bottom w:w="60.0" w:type="dxa"/>
+              <w:right w:w="100.0" w:type="dxa"/>
+            </w:tcMar>
+          </w:tcPr>
+          <w:p>
+            <w:pPr>
+              <w:spacing w:after="0" w:lineRule="auto"/>
+              <w:rPr/>
+            </w:pPr>
+            <w:r>
+              <w:rPr>
+                <w:rFonts w:ascii="Calibri" w:cs="Calibri" w:eastAsia="Calibri" w:hAnsi="Calibri"/>
+                <w:sz w:val="19"/>
+                <w:szCs w:val="19"/>
+              </w:rPr>
+              <w:t xml:space="preserve">16</w:t>
+            </w:r>
+          </w:p>
+        </w:tc>
+        <w:tc>
+          <w:tcPr>
+            <w:tcW w:w="3360" w:type="dxa"/>
+            <w:shd w:fill="ffffff" w:val="clear"/>
+            <w:tcMar>
+              <w:top w:w="60.0" w:type="dxa"/>
+              <w:left w:w="100.0" w:type="dxa"/>
+              <w:bottom w:w="60.0" w:type="dxa"/>
+              <w:right w:w="100.0" w:type="dxa"/>
+            </w:tcMar>
+          </w:tcPr>
+          <w:p>
+            <w:pPr>
+              <w:spacing w:after="0" w:lineRule="auto"/>
+              <w:rPr/>
+            </w:pPr>
+            <w:r>
+              <w:rPr>
+                <w:rFonts w:ascii="Consolas" w:cs="Consolas" w:eastAsia="Consolas" w:hAnsi="Consolas"/>
+                <w:sz w:val="17"/>
+                <w:szCs w:val="17"/>
+              </w:rPr>
+              <w:t xml:space="preserve">PKG_COBRANZA_INVENTARIO</w:t>
+            </w:r>
+          </w:p>
+        </w:tc>
+        <w:tc>
+          <w:tcPr>
+            <w:tcW w:w="2400" w:type="dxa"/>
+            <w:shd w:fill="ffffff" w:val="clear"/>
+            <w:tcMar>
+              <w:top w:w="60.0" w:type="dxa"/>
+              <w:left w:w="100.0" w:type="dxa"/>
+              <w:bottom w:w="60.0" w:type="dxa"/>
+              <w:right w:w="100.0" w:type="dxa"/>
+            </w:tcMar>
+          </w:tcPr>
+          <w:p>
+            <w:pPr>
+              <w:spacing w:after="0" w:lineRule="auto"/>
+              <w:rPr/>
+            </w:pPr>
+            <w:r>
+              <w:rPr>
+                <w:rFonts w:ascii="Calibri" w:cs="Calibri" w:eastAsia="Calibri" w:hAnsi="Calibri"/>
+                <w:sz w:val="19"/>
+                <w:szCs w:val="19"/>
+              </w:rPr>
+              <w:t xml:space="preserve">Package: body</w:t>
+            </w:r>
+          </w:p>
+        </w:tc>
+        <w:tc>
+          <w:tcPr>
+            <w:tcW w:w="1000" w:type="dxa"/>
+            <w:shd w:fill="ffffff" w:val="clear"/>
+            <w:tcMar>
+              <w:top w:w="60.0" w:type="dxa"/>
+              <w:left w:w="100.0" w:type="dxa"/>
+              <w:bottom w:w="60.0" w:type="dxa"/>
+              <w:right w:w="100.0" w:type="dxa"/>
+            </w:tcMar>
+          </w:tcPr>
+          <w:p>
+            <w:pPr>
+              <w:spacing w:after="0" w:lineRule="auto"/>
+              <w:rPr/>
+            </w:pPr>
+            <w:r>
+              <w:rPr>
+                <w:rFonts w:ascii="Calibri" w:cs="Calibri" w:eastAsia="Calibri" w:hAnsi="Calibri"/>
+                <w:sz w:val="19"/>
+                <w:szCs w:val="19"/>
+              </w:rPr>
+              <w:t xml:space="preserve">Simón</w:t>
+            </w:r>
+          </w:p>
+        </w:tc>
+        <w:tc>
+          <w:tcPr>
+            <w:tcW w:w="1180" w:type="dxa"/>
+            <w:shd w:fill="ffffff" w:val="clear"/>
+            <w:tcMar>
+              <w:top w:w="60.0" w:type="dxa"/>
+              <w:left w:w="100.0" w:type="dxa"/>
+              <w:bottom w:w="60.0" w:type="dxa"/>
+              <w:right w:w="100.0" w:type="dxa"/>
+            </w:tcMar>
+          </w:tcPr>
+          <w:p>
+            <w:pPr>
+              <w:spacing w:after="0" w:lineRule="auto"/>
+              <w:rPr/>
+            </w:pPr>
+            <w:r>
+              <w:rPr>
+                <w:rFonts w:ascii="Calibri" w:cs="Calibri" w:eastAsia="Calibri" w:hAnsi="Calibri"/>
+                <w:sz w:val="19"/>
+                <w:szCs w:val="19"/>
+              </w:rPr>
+              <w:t xml:space="preserve">H3, H4, H7, H8, H9</w:t>
+            </w:r>
+          </w:p>
+        </w:tc>
+        <w:tc>
+          <w:tcPr>
+            <w:tcW w:w="1000" w:type="dxa"/>
+            <w:shd w:fill="ffffff" w:val="clear"/>
+            <w:tcMar>
+              <w:top w:w="60.0" w:type="dxa"/>
+              <w:left w:w="100.0" w:type="dxa"/>
+              <w:bottom w:w="60.0" w:type="dxa"/>
+              <w:right w:w="100.0" w:type="dxa"/>
+            </w:tcMar>
+          </w:tcPr>
+          <w:p>
+            <w:pPr>
+              <w:spacing w:after="0" w:lineRule="auto"/>
+              <w:rPr/>
+            </w:pPr>
+            <w:r>
+              <w:rPr>
+                <w:rFonts w:ascii="Calibri" w:cs="Calibri" w:eastAsia="Calibri" w:hAnsi="Calibri"/>
+                <w:sz w:val="19"/>
+                <w:szCs w:val="19"/>
+              </w:rPr>
+              <w:t xml:space="preserve">-20203, -20204</w:t>
+            </w:r>
+          </w:p>
+        </w:tc>
+      </w:tr>
+      <w:tr>
+        <w:trPr>
+          <w:cantSplit w:val="1"/>
+        </w:trPr>
+        <w:tc>
+          <w:tcPr>
+            <w:tcW w:w="420" w:type="dxa"/>
+            <w:shd w:fill="ffffff" w:val="clear"/>
+            <w:tcMar>
+              <w:top w:w="60.0" w:type="dxa"/>
+              <w:left w:w="100.0" w:type="dxa"/>
+              <w:bottom w:w="60.0" w:type="dxa"/>
+              <w:right w:w="100.0" w:type="dxa"/>
+            </w:tcMar>
+          </w:tcPr>
+          <w:p>
+            <w:pPr>
+              <w:spacing w:after="0" w:lineRule="auto"/>
+              <w:rPr/>
+            </w:pPr>
+            <w:r>
+              <w:rPr>
+                <w:rFonts w:ascii="Calibri" w:cs="Calibri" w:eastAsia="Calibri" w:hAnsi="Calibri"/>
+                <w:sz w:val="19"/>
+                <w:szCs w:val="19"/>
+              </w:rPr>
+              <w:t xml:space="preserve">17</w:t>
+            </w:r>
+          </w:p>
+        </w:tc>
+        <w:tc>
+          <w:tcPr>
+            <w:tcW w:w="3360" w:type="dxa"/>
+            <w:shd w:fill="ffffff" w:val="clear"/>
+            <w:tcMar>
+              <w:top w:w="60.0" w:type="dxa"/>
+              <w:left w:w="100.0" w:type="dxa"/>
+              <w:bottom w:w="60.0" w:type="dxa"/>
+              <w:right w:w="100.0" w:type="dxa"/>
+            </w:tcMar>
+          </w:tcPr>
+          <w:p>
+            <w:pPr>
+              <w:spacing w:after="0" w:lineRule="auto"/>
+              <w:rPr/>
+            </w:pPr>
+            <w:r>
+              <w:rPr>
+                <w:rFonts w:ascii="Consolas" w:cs="Consolas" w:eastAsia="Consolas" w:hAnsi="Consolas"/>
+                <w:sz w:val="17"/>
+                <w:szCs w:val="17"/>
+              </w:rPr>
+              <w:t xml:space="preserve">TRG_VALIDA_PAGO_RENTAL</w:t>
+            </w:r>
+            <w:r>
+              <w:rPr>
+                <w:rFonts w:ascii="Calibri" w:cs="Calibri" w:eastAsia="Calibri" w:hAnsi="Calibri"/>
+                <w:sz w:val="19"/>
+                <w:szCs w:val="19"/>
+              </w:rPr>
+              <w:t xml:space="preserve"> (C1)</w:t>
+            </w:r>
+          </w:p>
+        </w:tc>
+        <w:tc>
+          <w:tcPr>
+            <w:tcW w:w="2400" w:type="dxa"/>
+            <w:shd w:fill="ffffff" w:val="clear"/>
+            <w:tcMar>
+              <w:top w:w="60.0" w:type="dxa"/>
+              <w:left w:w="100.0" w:type="dxa"/>
+              <w:bottom w:w="60.0" w:type="dxa"/>
+              <w:right w:w="100.0" w:type="dxa"/>
+            </w:tcMar>
+          </w:tcPr>
+          <w:p>
+            <w:pPr>
+              <w:spacing w:after="0" w:lineRule="auto"/>
+              <w:rPr/>
+            </w:pPr>
+            <w:r>
+              <w:rPr>
+                <w:rFonts w:ascii="Calibri" w:cs="Calibri" w:eastAsia="Calibri" w:hAnsi="Calibri"/>
+                <w:sz w:val="19"/>
+                <w:szCs w:val="19"/>
+              </w:rPr>
+              <w:t xml:space="preserve">Trigger de fila, BEFORE INSERT</w:t>
+            </w:r>
+          </w:p>
+        </w:tc>
+        <w:tc>
+          <w:tcPr>
+            <w:tcW w:w="1000" w:type="dxa"/>
+            <w:shd w:fill="ffffff" w:val="clear"/>
+            <w:tcMar>
+              <w:top w:w="60.0" w:type="dxa"/>
+              <w:left w:w="100.0" w:type="dxa"/>
+              <w:bottom w:w="60.0" w:type="dxa"/>
+              <w:right w:w="100.0" w:type="dxa"/>
+            </w:tcMar>
+          </w:tcPr>
+          <w:p>
+            <w:pPr>
+              <w:spacing w:after="0" w:lineRule="auto"/>
+              <w:rPr/>
+            </w:pPr>
+            <w:r>
+              <w:rPr>
+                <w:rFonts w:ascii="Calibri" w:cs="Calibri" w:eastAsia="Calibri" w:hAnsi="Calibri"/>
+                <w:sz w:val="19"/>
+                <w:szCs w:val="19"/>
+              </w:rPr>
+              <w:t xml:space="preserve">Catalina</w:t>
+            </w:r>
+          </w:p>
+        </w:tc>
+        <w:tc>
+          <w:tcPr>
+            <w:tcW w:w="1180" w:type="dxa"/>
+            <w:shd w:fill="ffffff" w:val="clear"/>
+            <w:tcMar>
+              <w:top w:w="60.0" w:type="dxa"/>
+              <w:left w:w="100.0" w:type="dxa"/>
+              <w:bottom w:w="60.0" w:type="dxa"/>
+              <w:right w:w="100.0" w:type="dxa"/>
+            </w:tcMar>
+          </w:tcPr>
+          <w:p>
+            <w:pPr>
+              <w:spacing w:after="0" w:lineRule="auto"/>
+              <w:rPr/>
+            </w:pPr>
+            <w:r>
+              <w:rPr>
+                <w:rFonts w:ascii="Calibri" w:cs="Calibri" w:eastAsia="Calibri" w:hAnsi="Calibri"/>
+                <w:sz w:val="19"/>
+                <w:szCs w:val="19"/>
+              </w:rPr>
+              <w:t xml:space="preserve">H1</w:t>
+            </w:r>
+          </w:p>
+        </w:tc>
+        <w:tc>
+          <w:tcPr>
+            <w:tcW w:w="1000" w:type="dxa"/>
+            <w:shd w:fill="ffffff" w:val="clear"/>
+            <w:tcMar>
+              <w:top w:w="60.0" w:type="dxa"/>
+              <w:left w:w="100.0" w:type="dxa"/>
+              <w:bottom w:w="60.0" w:type="dxa"/>
+              <w:right w:w="100.0" w:type="dxa"/>
+            </w:tcMar>
+          </w:tcPr>
+          <w:p>
+            <w:pPr>
+              <w:spacing w:after="0" w:lineRule="auto"/>
+              <w:rPr/>
+            </w:pPr>
+            <w:r>
+              <w:rPr>
+                <w:rFonts w:ascii="Calibri" w:cs="Calibri" w:eastAsia="Calibri" w:hAnsi="Calibri"/>
+                <w:sz w:val="19"/>
+                <w:szCs w:val="19"/>
+              </w:rPr>
+              <w:t xml:space="preserve">-20301</w:t>
+            </w:r>
+          </w:p>
+        </w:tc>
+      </w:tr>
+      <w:tr>
+        <w:trPr>
+          <w:cantSplit w:val="1"/>
+        </w:trPr>
+        <w:tc>
+          <w:tcPr>
+            <w:tcW w:w="420" w:type="dxa"/>
+            <w:shd w:fill="ffffff" w:val="clear"/>
+            <w:tcMar>
+              <w:top w:w="60.0" w:type="dxa"/>
+              <w:left w:w="100.0" w:type="dxa"/>
+              <w:bottom w:w="60.0" w:type="dxa"/>
+              <w:right w:w="100.0" w:type="dxa"/>
+            </w:tcMar>
+          </w:tcPr>
+          <w:p>
+            <w:pPr>
+              <w:spacing w:after="0" w:lineRule="auto"/>
+              <w:rPr/>
+            </w:pPr>
+            <w:r>
+              <w:rPr>
+                <w:rFonts w:ascii="Calibri" w:cs="Calibri" w:eastAsia="Calibri" w:hAnsi="Calibri"/>
+                <w:sz w:val="19"/>
+                <w:szCs w:val="19"/>
+              </w:rPr>
+              <w:t xml:space="preserve">18</w:t>
+            </w:r>
+          </w:p>
+        </w:tc>
+        <w:tc>
+          <w:tcPr>
+            <w:tcW w:w="3360" w:type="dxa"/>
+            <w:shd w:fill="ffffff" w:val="clear"/>
+            <w:tcMar>
+              <w:top w:w="60.0" w:type="dxa"/>
+              <w:left w:w="100.0" w:type="dxa"/>
+              <w:bottom w:w="60.0" w:type="dxa"/>
+              <w:right w:w="100.0" w:type="dxa"/>
+            </w:tcMar>
+          </w:tcPr>
+          <w:p>
+            <w:pPr>
+              <w:spacing w:after="0" w:lineRule="auto"/>
+              <w:rPr/>
+            </w:pPr>
+            <w:r>
+              <w:rPr>
+                <w:rFonts w:ascii="Consolas" w:cs="Consolas" w:eastAsia="Consolas" w:hAnsi="Consolas"/>
+                <w:sz w:val="17"/>
+                <w:szCs w:val="17"/>
+              </w:rPr>
+              <w:t xml:space="preserve">TRG_TOPE_MULTA_DEVOLUCION</w:t>
+            </w:r>
+            <w:r>
+              <w:rPr>
+                <w:rFonts w:ascii="Calibri" w:cs="Calibri" w:eastAsia="Calibri" w:hAnsi="Calibri"/>
+                <w:sz w:val="19"/>
+                <w:szCs w:val="19"/>
+              </w:rPr>
+              <w:t xml:space="preserve"> (C2)</w:t>
+            </w:r>
+          </w:p>
+        </w:tc>
+        <w:tc>
+          <w:tcPr>
+            <w:tcW w:w="2400" w:type="dxa"/>
+            <w:shd w:fill="ffffff" w:val="clear"/>
+            <w:tcMar>
+              <w:top w:w="60.0" w:type="dxa"/>
+              <w:left w:w="100.0" w:type="dxa"/>
+              <w:bottom w:w="60.0" w:type="dxa"/>
+              <w:right w:w="100.0" w:type="dxa"/>
+            </w:tcMar>
+          </w:tcPr>
+          <w:p>
+            <w:pPr>
+              <w:spacing w:after="0" w:lineRule="auto"/>
+              <w:rPr/>
+            </w:pPr>
+            <w:r>
+              <w:rPr>
+                <w:rFonts w:ascii="Calibri" w:cs="Calibri" w:eastAsia="Calibri" w:hAnsi="Calibri"/>
+                <w:sz w:val="19"/>
+                <w:szCs w:val="19"/>
+              </w:rPr>
+              <w:t xml:space="preserve">Trigger de fila, AFTER UPDATE</w:t>
+            </w:r>
+          </w:p>
+        </w:tc>
+        <w:tc>
+          <w:tcPr>
+            <w:tcW w:w="1000" w:type="dxa"/>
+            <w:shd w:fill="ffffff" w:val="clear"/>
+            <w:tcMar>
+              <w:top w:w="60.0" w:type="dxa"/>
+              <w:left w:w="100.0" w:type="dxa"/>
+              <w:bottom w:w="60.0" w:type="dxa"/>
+              <w:right w:w="100.0" w:type="dxa"/>
+            </w:tcMar>
+          </w:tcPr>
+          <w:p>
+            <w:pPr>
+              <w:spacing w:after="0" w:lineRule="auto"/>
+              <w:rPr/>
+            </w:pPr>
+            <w:r>
+              <w:rPr>
+                <w:rFonts w:ascii="Calibri" w:cs="Calibri" w:eastAsia="Calibri" w:hAnsi="Calibri"/>
+                <w:sz w:val="19"/>
+                <w:szCs w:val="19"/>
+              </w:rPr>
+              <w:t xml:space="preserve">Catalina</w:t>
+            </w:r>
+          </w:p>
+        </w:tc>
+        <w:tc>
+          <w:tcPr>
+            <w:tcW w:w="1180" w:type="dxa"/>
+            <w:shd w:fill="ffffff" w:val="clear"/>
+            <w:tcMar>
+              <w:top w:w="60.0" w:type="dxa"/>
+              <w:left w:w="100.0" w:type="dxa"/>
+              <w:bottom w:w="60.0" w:type="dxa"/>
+              <w:right w:w="100.0" w:type="dxa"/>
+            </w:tcMar>
+          </w:tcPr>
+          <w:p>
+            <w:pPr>
+              <w:spacing w:after="0" w:lineRule="auto"/>
+              <w:rPr/>
+            </w:pPr>
+            <w:r>
+              <w:rPr>
+                <w:rFonts w:ascii="Calibri" w:cs="Calibri" w:eastAsia="Calibri" w:hAnsi="Calibri"/>
+                <w:sz w:val="19"/>
+                <w:szCs w:val="19"/>
+              </w:rPr>
+              <w:t xml:space="preserve">H4, H9</w:t>
+            </w:r>
+          </w:p>
+        </w:tc>
+        <w:tc>
+          <w:tcPr>
+            <w:tcW w:w="1000" w:type="dxa"/>
+            <w:shd w:fill="ffffff" w:val="clear"/>
+            <w:tcMar>
+              <w:top w:w="60.0" w:type="dxa"/>
+              <w:left w:w="100.0" w:type="dxa"/>
+              <w:bottom w:w="60.0" w:type="dxa"/>
+              <w:right w:w="100.0" w:type="dxa"/>
+            </w:tcMar>
+          </w:tcPr>
+          <w:p>
+            <w:pPr>
+              <w:spacing w:after="0" w:lineRule="auto"/>
+              <w:rPr/>
+            </w:pPr>
+            <w:r>
+              <w:rPr>
+                <w:rFonts w:ascii="Calibri" w:cs="Calibri" w:eastAsia="Calibri" w:hAnsi="Calibri"/>
+                <w:sz w:val="19"/>
+                <w:szCs w:val="19"/>
+              </w:rPr>
+              <w:t xml:space="preserve">—</w:t>
+            </w:r>
+          </w:p>
+        </w:tc>
+      </w:tr>
+      <w:tr>
+        <w:trPr>
+          <w:cantSplit w:val="1"/>
+        </w:trPr>
+        <w:tc>
+          <w:tcPr>
+            <w:tcW w:w="420" w:type="dxa"/>
+            <w:shd w:fill="ffffff" w:val="clear"/>
+            <w:tcMar>
+              <w:top w:w="60.0" w:type="dxa"/>
+              <w:left w:w="100.0" w:type="dxa"/>
+              <w:bottom w:w="60.0" w:type="dxa"/>
+              <w:right w:w="100.0" w:type="dxa"/>
+            </w:tcMar>
+          </w:tcPr>
+          <w:p>
+            <w:pPr>
+              <w:spacing w:after="0" w:lineRule="auto"/>
+              <w:rPr/>
+            </w:pPr>
+            <w:r>
+              <w:rPr>
+                <w:rFonts w:ascii="Calibri" w:cs="Calibri" w:eastAsia="Calibri" w:hAnsi="Calibri"/>
+                <w:sz w:val="19"/>
+                <w:szCs w:val="19"/>
+              </w:rPr>
+              <w:t xml:space="preserve">19</w:t>
+            </w:r>
+          </w:p>
+        </w:tc>
+        <w:tc>
+          <w:tcPr>
+            <w:tcW w:w="3360" w:type="dxa"/>
+            <w:shd w:fill="ffffff" w:val="clear"/>
+            <w:tcMar>
+              <w:top w:w="60.0" w:type="dxa"/>
+              <w:left w:w="100.0" w:type="dxa"/>
+              <w:bottom w:w="60.0" w:type="dxa"/>
+              <w:right w:w="100.0" w:type="dxa"/>
+            </w:tcMar>
+          </w:tcPr>
+          <w:p>
+            <w:pPr>
+              <w:spacing w:after="0" w:lineRule="auto"/>
+              <w:rPr/>
+            </w:pPr>
+            <w:r>
+              <w:rPr>
+                <w:rFonts w:ascii="Consolas" w:cs="Consolas" w:eastAsia="Consolas" w:hAnsi="Consolas"/>
+                <w:sz w:val="17"/>
+                <w:szCs w:val="17"/>
+              </w:rPr>
+              <w:t xml:space="preserve">TRG_VALIDA_ARRIENDO</w:t>
+            </w:r>
+            <w:r>
+              <w:rPr>
+                <w:rFonts w:ascii="Calibri" w:cs="Calibri" w:eastAsia="Calibri" w:hAnsi="Calibri"/>
+                <w:sz w:val="19"/>
+                <w:szCs w:val="19"/>
+              </w:rPr>
+              <w:t xml:space="preserve"> (C3)</w:t>
+            </w:r>
+          </w:p>
+        </w:tc>
+        <w:tc>
+          <w:tcPr>
+            <w:tcW w:w="2400" w:type="dxa"/>
+            <w:shd w:fill="ffffff" w:val="clear"/>
+            <w:tcMar>
+              <w:top w:w="60.0" w:type="dxa"/>
+              <w:left w:w="100.0" w:type="dxa"/>
+              <w:bottom w:w="60.0" w:type="dxa"/>
+              <w:right w:w="100.0" w:type="dxa"/>
+            </w:tcMar>
+          </w:tcPr>
+          <w:p>
+            <w:pPr>
+              <w:spacing w:after="0" w:lineRule="auto"/>
+              <w:rPr/>
+            </w:pPr>
+            <w:r>
+              <w:rPr>
+                <w:rFonts w:ascii="Calibri" w:cs="Calibri" w:eastAsia="Calibri" w:hAnsi="Calibri"/>
+                <w:sz w:val="19"/>
+                <w:szCs w:val="19"/>
+              </w:rPr>
+              <w:t xml:space="preserve">Trigger de fila, BEFORE INSERT</w:t>
+            </w:r>
+          </w:p>
+        </w:tc>
+        <w:tc>
+          <w:tcPr>
+            <w:tcW w:w="1000" w:type="dxa"/>
+            <w:shd w:fill="ffffff" w:val="clear"/>
+            <w:tcMar>
+              <w:top w:w="60.0" w:type="dxa"/>
+              <w:left w:w="100.0" w:type="dxa"/>
+              <w:bottom w:w="60.0" w:type="dxa"/>
+              <w:right w:w="100.0" w:type="dxa"/>
+            </w:tcMar>
+          </w:tcPr>
+          <w:p>
+            <w:pPr>
+              <w:spacing w:after="0" w:lineRule="auto"/>
+              <w:rPr/>
+            </w:pPr>
+            <w:r>
+              <w:rPr>
+                <w:rFonts w:ascii="Calibri" w:cs="Calibri" w:eastAsia="Calibri" w:hAnsi="Calibri"/>
+                <w:sz w:val="19"/>
+                <w:szCs w:val="19"/>
+              </w:rPr>
+              <w:t xml:space="preserve">Catalina</w:t>
+            </w:r>
+          </w:p>
+        </w:tc>
+        <w:tc>
+          <w:tcPr>
+            <w:tcW w:w="1180" w:type="dxa"/>
+            <w:shd w:fill="ffffff" w:val="clear"/>
+            <w:tcMar>
+              <w:top w:w="60.0" w:type="dxa"/>
+              <w:left w:w="100.0" w:type="dxa"/>
+              <w:bottom w:w="60.0" w:type="dxa"/>
+              <w:right w:w="100.0" w:type="dxa"/>
+            </w:tcMar>
+          </w:tcPr>
+          <w:p>
+            <w:pPr>
+              <w:spacing w:after="0" w:lineRule="auto"/>
+              <w:rPr/>
+            </w:pPr>
+            <w:r>
+              <w:rPr>
+                <w:rFonts w:ascii="Calibri" w:cs="Calibri" w:eastAsia="Calibri" w:hAnsi="Calibri"/>
+                <w:sz w:val="19"/>
+                <w:szCs w:val="19"/>
+              </w:rPr>
+              <w:t xml:space="preserve">H5, H6</w:t>
+            </w:r>
+          </w:p>
+        </w:tc>
+        <w:tc>
+          <w:tcPr>
+            <w:tcW w:w="1000" w:type="dxa"/>
+            <w:shd w:fill="ffffff" w:val="clear"/>
+            <w:tcMar>
+              <w:top w:w="60.0" w:type="dxa"/>
+              <w:left w:w="100.0" w:type="dxa"/>
+              <w:bottom w:w="60.0" w:type="dxa"/>
+              <w:right w:w="100.0" w:type="dxa"/>
+            </w:tcMar>
+          </w:tcPr>
+          <w:p>
+            <w:pPr>
+              <w:spacing w:after="0" w:lineRule="auto"/>
+              <w:rPr/>
+            </w:pPr>
+            <w:r>
+              <w:rPr>
+                <w:rFonts w:ascii="Calibri" w:cs="Calibri" w:eastAsia="Calibri" w:hAnsi="Calibri"/>
+                <w:sz w:val="19"/>
+                <w:szCs w:val="19"/>
+              </w:rPr>
+              <w:t xml:space="preserve">-20303</w:t>
+            </w:r>
+          </w:p>
+        </w:tc>
+      </w:tr>
+      <w:tr>
+        <w:trPr>
+          <w:cantSplit w:val="1"/>
+        </w:trPr>
+        <w:tc>
+          <w:tcPr>
+            <w:tcW w:w="420" w:type="dxa"/>
+            <w:shd w:fill="ffffff" w:val="clear"/>
+            <w:tcMar>
+              <w:top w:w="60.0" w:type="dxa"/>
+              <w:left w:w="100.0" w:type="dxa"/>
+              <w:bottom w:w="60.0" w:type="dxa"/>
+              <w:right w:w="100.0" w:type="dxa"/>
+            </w:tcMar>
+          </w:tcPr>
+          <w:p>
+            <w:pPr>
+              <w:spacing w:after="0" w:lineRule="auto"/>
+              <w:rPr/>
+            </w:pPr>
+            <w:r>
+              <w:rPr>
+                <w:rFonts w:ascii="Calibri" w:cs="Calibri" w:eastAsia="Calibri" w:hAnsi="Calibri"/>
+                <w:sz w:val="19"/>
+                <w:szCs w:val="19"/>
+              </w:rPr>
+              <w:t xml:space="preserve">20</w:t>
+            </w:r>
+          </w:p>
+        </w:tc>
+        <w:tc>
+          <w:tcPr>
+            <w:tcW w:w="3360" w:type="dxa"/>
+            <w:shd w:fill="ffffff" w:val="clear"/>
+            <w:tcMar>
+              <w:top w:w="60.0" w:type="dxa"/>
+              <w:left w:w="100.0" w:type="dxa"/>
+              <w:bottom w:w="60.0" w:type="dxa"/>
+              <w:right w:w="100.0" w:type="dxa"/>
+            </w:tcMar>
+          </w:tcPr>
+          <w:p>
+            <w:pPr>
+              <w:spacing w:after="0" w:lineRule="auto"/>
+              <w:rPr/>
+            </w:pPr>
+            <w:r>
+              <w:rPr>
+                <w:rFonts w:ascii="Consolas" w:cs="Consolas" w:eastAsia="Consolas" w:hAnsi="Consolas"/>
+                <w:sz w:val="17"/>
+                <w:szCs w:val="17"/>
+              </w:rPr>
+              <w:t xml:space="preserve">TRG_BLOQUEA_BORRADO_RENTAL</w:t>
+            </w:r>
+            <w:r>
+              <w:rPr>
+                <w:rFonts w:ascii="Calibri" w:cs="Calibri" w:eastAsia="Calibri" w:hAnsi="Calibri"/>
+                <w:sz w:val="19"/>
+                <w:szCs w:val="19"/>
+              </w:rPr>
+              <w:t xml:space="preserve"> (C4)</w:t>
+            </w:r>
+          </w:p>
+        </w:tc>
+        <w:tc>
+          <w:tcPr>
+            <w:tcW w:w="2400" w:type="dxa"/>
+            <w:shd w:fill="ffffff" w:val="clear"/>
+            <w:tcMar>
+              <w:top w:w="60.0" w:type="dxa"/>
+              <w:left w:w="100.0" w:type="dxa"/>
+              <w:bottom w:w="60.0" w:type="dxa"/>
+              <w:right w:w="100.0" w:type="dxa"/>
+            </w:tcMar>
+          </w:tcPr>
+          <w:p>
+            <w:pPr>
+              <w:spacing w:after="0" w:lineRule="auto"/>
+              <w:rPr/>
+            </w:pPr>
+            <w:r>
+              <w:rPr>
+                <w:rFonts w:ascii="Calibri" w:cs="Calibri" w:eastAsia="Calibri" w:hAnsi="Calibri"/>
+                <w:sz w:val="19"/>
+                <w:szCs w:val="19"/>
+              </w:rPr>
+              <w:t xml:space="preserve">Trigger de sentencia, BEFORE DELETE</w:t>
+            </w:r>
+          </w:p>
+        </w:tc>
+        <w:tc>
+          <w:tcPr>
+            <w:tcW w:w="1000" w:type="dxa"/>
+            <w:shd w:fill="ffffff" w:val="clear"/>
+            <w:tcMar>
+              <w:top w:w="60.0" w:type="dxa"/>
+              <w:left w:w="100.0" w:type="dxa"/>
+              <w:bottom w:w="60.0" w:type="dxa"/>
+              <w:right w:w="100.0" w:type="dxa"/>
+            </w:tcMar>
+          </w:tcPr>
+          <w:p>
+            <w:pPr>
+              <w:spacing w:after="0" w:lineRule="auto"/>
+              <w:rPr/>
+            </w:pPr>
+            <w:r>
+              <w:rPr>
+                <w:rFonts w:ascii="Calibri" w:cs="Calibri" w:eastAsia="Calibri" w:hAnsi="Calibri"/>
+                <w:sz w:val="19"/>
+                <w:szCs w:val="19"/>
+              </w:rPr>
+              <w:t xml:space="preserve">Catalina</w:t>
+            </w:r>
+          </w:p>
+        </w:tc>
+        <w:tc>
+          <w:tcPr>
+            <w:tcW w:w="1180" w:type="dxa"/>
+            <w:shd w:fill="ffffff" w:val="clear"/>
+            <w:tcMar>
+              <w:top w:w="60.0" w:type="dxa"/>
+              <w:left w:w="100.0" w:type="dxa"/>
+              <w:bottom w:w="60.0" w:type="dxa"/>
+              <w:right w:w="100.0" w:type="dxa"/>
+            </w:tcMar>
+          </w:tcPr>
+          <w:p>
+            <w:pPr>
+              <w:spacing w:after="0" w:lineRule="auto"/>
+              <w:rPr/>
+            </w:pPr>
+            <w:r>
+              <w:rPr>
+                <w:rFonts w:ascii="Calibri" w:cs="Calibri" w:eastAsia="Calibri" w:hAnsi="Calibri"/>
+                <w:sz w:val="19"/>
+                <w:szCs w:val="19"/>
+              </w:rPr>
+              <w:t xml:space="preserve">H2</w:t>
+            </w:r>
+          </w:p>
+        </w:tc>
+        <w:tc>
+          <w:tcPr>
+            <w:tcW w:w="1000" w:type="dxa"/>
+            <w:shd w:fill="ffffff" w:val="clear"/>
+            <w:tcMar>
+              <w:top w:w="60.0" w:type="dxa"/>
+              <w:left w:w="100.0" w:type="dxa"/>
+              <w:bottom w:w="60.0" w:type="dxa"/>
+              <w:right w:w="100.0" w:type="dxa"/>
+            </w:tcMar>
+          </w:tcPr>
+          <w:p>
+            <w:pPr>
+              <w:spacing w:after="0" w:lineRule="auto"/>
+              <w:rPr/>
+            </w:pPr>
+            <w:r>
+              <w:rPr>
+                <w:rFonts w:ascii="Calibri" w:cs="Calibri" w:eastAsia="Calibri" w:hAnsi="Calibri"/>
+                <w:sz w:val="19"/>
+                <w:szCs w:val="19"/>
+              </w:rPr>
+              <w:t xml:space="preserve">-20304</w:t>
+            </w:r>
+          </w:p>
+        </w:tc>
+      </w:tr>
+      <w:tr>
+        <w:trPr>
+          <w:cantSplit w:val="1"/>
+        </w:trPr>
+        <w:tc>
+          <w:tcPr>
+            <w:tcW w:w="420" w:type="dxa"/>
+            <w:shd w:fill="ffffff" w:val="clear"/>
+            <w:tcMar>
+              <w:top w:w="60.0" w:type="dxa"/>
+              <w:left w:w="100.0" w:type="dxa"/>
+              <w:bottom w:w="60.0" w:type="dxa"/>
+              <w:right w:w="100.0" w:type="dxa"/>
+            </w:tcMar>
+          </w:tcPr>
+          <w:p>
+            <w:pPr>
+              <w:spacing w:after="0" w:lineRule="auto"/>
+              <w:rPr/>
+            </w:pPr>
+            <w:r>
+              <w:rPr>
+                <w:rFonts w:ascii="Calibri" w:cs="Calibri" w:eastAsia="Calibri" w:hAnsi="Calibri"/>
+                <w:sz w:val="19"/>
+                <w:szCs w:val="19"/>
+              </w:rPr>
+              <w:t xml:space="preserve">21</w:t>
+            </w:r>
+          </w:p>
+        </w:tc>
+        <w:tc>
+          <w:tcPr>
+            <w:tcW w:w="3360" w:type="dxa"/>
+            <w:shd w:fill="ffffff" w:val="clear"/>
+            <w:tcMar>
+              <w:top w:w="60.0" w:type="dxa"/>
+              <w:left w:w="100.0" w:type="dxa"/>
+              <w:bottom w:w="60.0" w:type="dxa"/>
+              <w:right w:w="100.0" w:type="dxa"/>
+            </w:tcMar>
+          </w:tcPr>
+          <w:p>
+            <w:pPr>
+              <w:spacing w:after="0" w:lineRule="auto"/>
+              <w:rPr/>
+            </w:pPr>
+            <w:r>
+              <w:rPr>
+                <w:rFonts w:ascii="Consolas" w:cs="Consolas" w:eastAsia="Consolas" w:hAnsi="Consolas"/>
+                <w:sz w:val="17"/>
+                <w:szCs w:val="17"/>
+              </w:rPr>
+              <w:t xml:space="preserve">TRG_AUDITA_RENTAL</w:t>
+            </w:r>
+            <w:r>
+              <w:rPr>
+                <w:rFonts w:ascii="Calibri" w:cs="Calibri" w:eastAsia="Calibri" w:hAnsi="Calibri"/>
+                <w:sz w:val="19"/>
+                <w:szCs w:val="19"/>
+              </w:rPr>
+              <w:t xml:space="preserve"> (C5)</w:t>
+            </w:r>
+          </w:p>
+        </w:tc>
+        <w:tc>
+          <w:tcPr>
+            <w:tcW w:w="2400" w:type="dxa"/>
+            <w:shd w:fill="ffffff" w:val="clear"/>
+            <w:tcMar>
+              <w:top w:w="60.0" w:type="dxa"/>
+              <w:left w:w="100.0" w:type="dxa"/>
+              <w:bottom w:w="60.0" w:type="dxa"/>
+              <w:right w:w="100.0" w:type="dxa"/>
+            </w:tcMar>
+          </w:tcPr>
+          <w:p>
+            <w:pPr>
+              <w:spacing w:after="0" w:lineRule="auto"/>
+              <w:rPr/>
+            </w:pPr>
+            <w:r>
+              <w:rPr>
+                <w:rFonts w:ascii="Calibri" w:cs="Calibri" w:eastAsia="Calibri" w:hAnsi="Calibri"/>
+                <w:sz w:val="19"/>
+                <w:szCs w:val="19"/>
+              </w:rPr>
+              <w:t xml:space="preserve">Trigger de sentencia, AFTER</w:t>
+            </w:r>
+          </w:p>
+        </w:tc>
+        <w:tc>
+          <w:tcPr>
+            <w:tcW w:w="1000" w:type="dxa"/>
+            <w:shd w:fill="ffffff" w:val="clear"/>
+            <w:tcMar>
+              <w:top w:w="60.0" w:type="dxa"/>
+              <w:left w:w="100.0" w:type="dxa"/>
+              <w:bottom w:w="60.0" w:type="dxa"/>
+              <w:right w:w="100.0" w:type="dxa"/>
+            </w:tcMar>
+          </w:tcPr>
+          <w:p>
+            <w:pPr>
+              <w:spacing w:after="0" w:lineRule="auto"/>
+              <w:rPr/>
+            </w:pPr>
+            <w:r>
+              <w:rPr>
+                <w:rFonts w:ascii="Calibri" w:cs="Calibri" w:eastAsia="Calibri" w:hAnsi="Calibri"/>
+                <w:sz w:val="19"/>
+                <w:szCs w:val="19"/>
+              </w:rPr>
+              <w:t xml:space="preserve">Catalina</w:t>
+            </w:r>
+          </w:p>
+        </w:tc>
+        <w:tc>
+          <w:tcPr>
+            <w:tcW w:w="1180" w:type="dxa"/>
+            <w:shd w:fill="ffffff" w:val="clear"/>
+            <w:tcMar>
+              <w:top w:w="60.0" w:type="dxa"/>
+              <w:left w:w="100.0" w:type="dxa"/>
+              <w:bottom w:w="60.0" w:type="dxa"/>
+              <w:right w:w="100.0" w:type="dxa"/>
+            </w:tcMar>
+          </w:tcPr>
+          <w:p>
+            <w:pPr>
+              <w:spacing w:after="0" w:lineRule="auto"/>
+              <w:rPr/>
+            </w:pPr>
+            <w:r>
+              <w:rPr>
+                <w:rFonts w:ascii="Calibri" w:cs="Calibri" w:eastAsia="Calibri" w:hAnsi="Calibri"/>
+                <w:sz w:val="19"/>
+                <w:szCs w:val="19"/>
+              </w:rPr>
+              <w:t xml:space="preserve">H10</w:t>
+            </w:r>
+          </w:p>
+        </w:tc>
+        <w:tc>
+          <w:tcPr>
+            <w:tcW w:w="1000" w:type="dxa"/>
+            <w:shd w:fill="ffffff" w:val="clear"/>
+            <w:tcMar>
+              <w:top w:w="60.0" w:type="dxa"/>
+              <w:left w:w="100.0" w:type="dxa"/>
+              <w:bottom w:w="60.0" w:type="dxa"/>
+              <w:right w:w="100.0" w:type="dxa"/>
+            </w:tcMar>
+          </w:tcPr>
+          <w:p>
+            <w:pPr>
+              <w:spacing w:after="0" w:lineRule="auto"/>
+              <w:rPr/>
+            </w:pPr>
+            <w:r>
+              <w:rPr>
+                <w:rFonts w:ascii="Calibri" w:cs="Calibri" w:eastAsia="Calibri" w:hAnsi="Calibri"/>
+                <w:sz w:val="19"/>
+                <w:szCs w:val="19"/>
+              </w:rPr>
+              <w:t xml:space="preserve">—</w:t>
+            </w:r>
+          </w:p>
+        </w:tc>
+      </w:tr>
+      <w:tr>
+        <w:trPr>
+          <w:cantSplit w:val="1"/>
+        </w:trPr>
+        <w:tc>
+          <w:tcPr>
+            <w:tcW w:w="420" w:type="dxa"/>
+            <w:shd w:fill="ffffff" w:val="clear"/>
+            <w:tcMar>
+              <w:top w:w="60.0" w:type="dxa"/>
+              <w:left w:w="100.0" w:type="dxa"/>
+              <w:bottom w:w="60.0" w:type="dxa"/>
+              <w:right w:w="100.0" w:type="dxa"/>
+            </w:tcMar>
+          </w:tcPr>
+          <w:p>
+            <w:pPr>
+              <w:spacing w:after="0" w:lineRule="auto"/>
+              <w:rPr/>
+            </w:pPr>
+            <w:r>
+              <w:rPr>
+                <w:rFonts w:ascii="Calibri" w:cs="Calibri" w:eastAsia="Calibri" w:hAnsi="Calibri"/>
+                <w:sz w:val="19"/>
+                <w:szCs w:val="19"/>
+              </w:rPr>
+              <w:t xml:space="preserve">22</w:t>
+            </w:r>
+          </w:p>
+        </w:tc>
+        <w:tc>
+          <w:tcPr>
+            <w:tcW w:w="3360" w:type="dxa"/>
+            <w:shd w:fill="ffffff" w:val="clear"/>
+            <w:tcMar>
+              <w:top w:w="60.0" w:type="dxa"/>
+              <w:left w:w="100.0" w:type="dxa"/>
+              <w:bottom w:w="60.0" w:type="dxa"/>
+              <w:right w:w="100.0" w:type="dxa"/>
+            </w:tcMar>
+          </w:tcPr>
+          <w:p>
+            <w:pPr>
+              <w:spacing w:after="0" w:lineRule="auto"/>
+              <w:rPr/>
+            </w:pPr>
+            <w:r>
+              <w:rPr>
+                <w:rFonts w:ascii="Consolas" w:cs="Consolas" w:eastAsia="Consolas" w:hAnsi="Consolas"/>
+                <w:sz w:val="17"/>
+                <w:szCs w:val="17"/>
+              </w:rPr>
+              <w:t xml:space="preserve">TRG_AUDITA_PAYMENT</w:t>
+            </w:r>
+            <w:r>
+              <w:rPr>
+                <w:rFonts w:ascii="Calibri" w:cs="Calibri" w:eastAsia="Calibri" w:hAnsi="Calibri"/>
+                <w:sz w:val="19"/>
+                <w:szCs w:val="19"/>
+              </w:rPr>
+              <w:t xml:space="preserve"> (C5)</w:t>
+            </w:r>
+          </w:p>
+        </w:tc>
+        <w:tc>
+          <w:tcPr>
+            <w:tcW w:w="2400" w:type="dxa"/>
+            <w:shd w:fill="ffffff" w:val="clear"/>
+            <w:tcMar>
+              <w:top w:w="60.0" w:type="dxa"/>
+              <w:left w:w="100.0" w:type="dxa"/>
+              <w:bottom w:w="60.0" w:type="dxa"/>
+              <w:right w:w="100.0" w:type="dxa"/>
+            </w:tcMar>
+          </w:tcPr>
+          <w:p>
+            <w:pPr>
+              <w:spacing w:after="0" w:lineRule="auto"/>
+              <w:rPr/>
+            </w:pPr>
+            <w:r>
+              <w:rPr>
+                <w:rFonts w:ascii="Calibri" w:cs="Calibri" w:eastAsia="Calibri" w:hAnsi="Calibri"/>
+                <w:sz w:val="19"/>
+                <w:szCs w:val="19"/>
+              </w:rPr>
+              <w:t xml:space="preserve">Trigger de sentencia, AFTER</w:t>
+            </w:r>
+          </w:p>
+        </w:tc>
+        <w:tc>
+          <w:tcPr>
+            <w:tcW w:w="1000" w:type="dxa"/>
+            <w:shd w:fill="ffffff" w:val="clear"/>
+            <w:tcMar>
+              <w:top w:w="60.0" w:type="dxa"/>
+              <w:left w:w="100.0" w:type="dxa"/>
+              <w:bottom w:w="60.0" w:type="dxa"/>
+              <w:right w:w="100.0" w:type="dxa"/>
+            </w:tcMar>
+          </w:tcPr>
+          <w:p>
+            <w:pPr>
+              <w:spacing w:after="0" w:lineRule="auto"/>
+              <w:rPr/>
+            </w:pPr>
+            <w:r>
+              <w:rPr>
+                <w:rFonts w:ascii="Calibri" w:cs="Calibri" w:eastAsia="Calibri" w:hAnsi="Calibri"/>
+                <w:sz w:val="19"/>
+                <w:szCs w:val="19"/>
+              </w:rPr>
+              <w:t xml:space="preserve">Catalina</w:t>
+            </w:r>
+          </w:p>
+        </w:tc>
+        <w:tc>
+          <w:tcPr>
+            <w:tcW w:w="1180" w:type="dxa"/>
+            <w:shd w:fill="ffffff" w:val="clear"/>
+            <w:tcMar>
+              <w:top w:w="60.0" w:type="dxa"/>
+              <w:left w:w="100.0" w:type="dxa"/>
+              <w:bottom w:w="60.0" w:type="dxa"/>
+              <w:right w:w="100.0" w:type="dxa"/>
+            </w:tcMar>
+          </w:tcPr>
+          <w:p>
+            <w:pPr>
+              <w:spacing w:after="0" w:lineRule="auto"/>
+              <w:rPr/>
+            </w:pPr>
+            <w:r>
+              <w:rPr>
+                <w:rFonts w:ascii="Calibri" w:cs="Calibri" w:eastAsia="Calibri" w:hAnsi="Calibri"/>
+                <w:sz w:val="19"/>
+                <w:szCs w:val="19"/>
+              </w:rPr>
+              <w:t xml:space="preserve">H10</w:t>
+            </w:r>
+          </w:p>
+        </w:tc>
+        <w:tc>
+          <w:tcPr>
+            <w:tcW w:w="1000" w:type="dxa"/>
+            <w:shd w:fill="ffffff" w:val="clear"/>
+            <w:tcMar>
+              <w:top w:w="60.0" w:type="dxa"/>
+              <w:left w:w="100.0" w:type="dxa"/>
+              <w:bottom w:w="60.0" w:type="dxa"/>
+              <w:right w:w="100.0" w:type="dxa"/>
+            </w:tcMar>
+          </w:tcPr>
+          <w:p>
+            <w:pPr>
+              <w:spacing w:after="0" w:lineRule="auto"/>
+              <w:rPr/>
+            </w:pPr>
+            <w:r>
+              <w:rPr>
+                <w:rFonts w:ascii="Calibri" w:cs="Calibri" w:eastAsia="Calibri" w:hAnsi="Calibri"/>
+                <w:sz w:val="19"/>
+                <w:szCs w:val="19"/>
+              </w:rPr>
+              <w:t xml:space="preserve">—</w:t>
+            </w:r>
+          </w:p>
+        </w:tc>
+      </w:tr>
+    </w:tbl>
+    <w:p>
+      <w:pPr>
+        <w:spacing w:after="120" w:lineRule="auto"/>
+        <w:rPr/>
+      </w:pPr>
+    </w:p>
+    <w:p>
+      <w:pPr>
+        <w:pStyle w:val="Heading3"/>
+        <w:keepNext w:val="1"/>
+        <w:spacing w:after="100" w:before="180" w:lineRule="auto"/>
+        <w:rPr/>
+      </w:pPr>
+      <w:r>
+        <w:rPr>
+          <w:rFonts w:ascii="Calibri" w:cs="Calibri" w:eastAsia="Calibri" w:hAnsi="Calibri"/>
+          <w:b w:val="1"/>
+          <w:bCs w:val="1"/>
+          <w:color w:val="2e5496"/>
+          <w:sz w:val="23"/>
+          <w:szCs w:val="23"/>
+        </w:rPr>
+        <w:t xml:space="preserve">A.2 Inicio del script</w:t>
+      </w:r>
+    </w:p>
+    <w:p>
+      <w:pPr>
+        <w:spacing w:after="160" w:line="276" w:lineRule="auto"/>
+        <w:jc w:val="both"/>
+        <w:rPr>
+          <w:sz w:val="20"/>
+          <w:szCs w:val="20"/>
+        </w:rPr>
+      </w:pPr>
+      <w:r>
+        <w:rPr>
+          <w:rFonts w:ascii="Calibri" w:cs="Calibri" w:eastAsia="Calibri" w:hAnsi="Calibri"/>
+          <w:sz w:val="20"/>
+          <w:szCs w:val="20"/>
+        </w:rPr>
+        <w:t xml:space="preserve">Antes de crear los objetos, el script borra los suyos si ya existen, para poder correrlo varias veces sin errores, y recolecta las estadísticas del esquema. Los scripts del zip no las calculan y, sin ellas, Oracle elige planes que recorren RENTAL completo por cada cliente o copia: el script completo pasa de más de diez minutos a menos de uno.</w:t>
+      </w:r>
+    </w:p>
+    <w:p>
+      <w:pPr>
+        <w:pBdr>
+          <w:left w:color="2e5496" w:space="8" w:sz="12" w:val="single"/>
+        </w:pBdr>
+        <w:shd w:fill="f4f6f9" w:val="clear"/>
+        <w:spacing w:before="80" w:after="0" w:line="228" w:lineRule="auto"/>
+        <w:ind w:left="120" w:right="0" w:firstLine="0"/>
+        <w:jc w:val="left"/>
+        <w:rPr>
+          <w:sz w:val="16"/>
+          <w:szCs w:val="16"/>
+        </w:rPr>
+      </w:pPr>
+      <w:r>
+        <w:rPr>
+          <w:rFonts w:ascii="Consolas" w:cs="Consolas" w:eastAsia="Consolas" w:hAnsi="Consolas"/>
+          <w:sz w:val="16"/>
+          <w:szCs w:val="16"/>
+        </w:rPr>
+        <w:t xml:space="preserve">BEGIN</w:t>
+      </w:r>
+    </w:p>
+    <w:p>
+      <w:pPr>
+        <w:pBdr>
+          <w:left w:color="2e5496" w:space="8" w:sz="12" w:val="single"/>
+        </w:pBdr>
+        <w:shd w:fill="f4f6f9" w:val="clear"/>
+        <w:spacing w:before="0" w:after="0" w:line="228" w:lineRule="auto"/>
+        <w:ind w:left="120" w:right="0" w:firstLine="0"/>
+        <w:jc w:val="left"/>
+        <w:rPr>
+          <w:sz w:val="16"/>
+          <w:szCs w:val="16"/>
+        </w:rPr>
+      </w:pPr>
+      <w:r>
+        <w:rPr>
+          <w:rFonts w:ascii="Consolas" w:cs="Consolas" w:eastAsia="Consolas" w:hAnsi="Consolas"/>
+          <w:sz w:val="16"/>
+          <w:szCs w:val="16"/>
+        </w:rPr>
+        <w:t xml:space="preserve">    FOR R_OBJETO IN (</w:t>
+      </w:r>
+    </w:p>
+    <w:p>
+      <w:pPr>
+        <w:pBdr>
+          <w:left w:color="2e5496" w:space="8" w:sz="12" w:val="single"/>
+        </w:pBdr>
+        <w:shd w:fill="f4f6f9" w:val="clear"/>
+        <w:spacing w:before="0" w:after="0" w:line="228" w:lineRule="auto"/>
+        <w:ind w:left="120" w:right="0" w:firstLine="0"/>
+        <w:jc w:val="left"/>
+        <w:rPr>
+          <w:sz w:val="16"/>
+          <w:szCs w:val="16"/>
+        </w:rPr>
+      </w:pPr>
+      <w:r>
+        <w:rPr>
+          <w:rFonts w:ascii="Consolas" w:cs="Consolas" w:eastAsia="Consolas" w:hAnsi="Consolas"/>
+          <w:sz w:val="16"/>
+          <w:szCs w:val="16"/>
+        </w:rPr>
+        <w:t xml:space="preserve">        SELECT OBJECT_NAME, OBJECT_TYPE</w:t>
+      </w:r>
+    </w:p>
+    <w:p>
+      <w:pPr>
+        <w:pBdr>
+          <w:left w:color="2e5496" w:space="8" w:sz="12" w:val="single"/>
+        </w:pBdr>
+        <w:shd w:fill="f4f6f9" w:val="clear"/>
+        <w:spacing w:before="0" w:after="0" w:line="228" w:lineRule="auto"/>
+        <w:ind w:left="120" w:right="0" w:firstLine="0"/>
+        <w:jc w:val="left"/>
+        <w:rPr>
+          <w:sz w:val="16"/>
+          <w:szCs w:val="16"/>
+        </w:rPr>
+      </w:pPr>
+      <w:r>
+        <w:rPr>
+          <w:rFonts w:ascii="Consolas" w:cs="Consolas" w:eastAsia="Consolas" w:hAnsi="Consolas"/>
+          <w:sz w:val="16"/>
+          <w:szCs w:val="16"/>
+        </w:rPr>
+        <w:t xml:space="preserve">        FROM USER_OBJECTS</w:t>
+      </w:r>
+    </w:p>
+    <w:p>
+      <w:pPr>
+        <w:pBdr>
+          <w:left w:color="2e5496" w:space="8" w:sz="12" w:val="single"/>
+        </w:pBdr>
+        <w:shd w:fill="f4f6f9" w:val="clear"/>
+        <w:spacing w:before="0" w:after="0" w:line="228" w:lineRule="auto"/>
+        <w:ind w:left="120" w:right="0" w:firstLine="0"/>
+        <w:jc w:val="left"/>
+        <w:rPr>
+          <w:sz w:val="16"/>
+          <w:szCs w:val="16"/>
+        </w:rPr>
+      </w:pPr>
+      <w:r>
+        <w:rPr>
+          <w:rFonts w:ascii="Consolas" w:cs="Consolas" w:eastAsia="Consolas" w:hAnsi="Consolas"/>
+          <w:sz w:val="16"/>
+          <w:szCs w:val="16"/>
+        </w:rPr>
+        <w:t xml:space="preserve">        WHERE OBJECT_TYPE IN ('TRIGGER', 'PACKAGE', 'PROCEDURE',</w:t>
+      </w:r>
+    </w:p>
+    <w:p>
+      <w:pPr>
+        <w:pBdr>
+          <w:left w:color="2e5496" w:space="8" w:sz="12" w:val="single"/>
+        </w:pBdr>
+        <w:shd w:fill="f4f6f9" w:val="clear"/>
+        <w:spacing w:before="0" w:after="0" w:line="228" w:lineRule="auto"/>
+        <w:ind w:left="120" w:right="0" w:firstLine="0"/>
+        <w:jc w:val="left"/>
+        <w:rPr>
+          <w:sz w:val="16"/>
+          <w:szCs w:val="16"/>
+        </w:rPr>
+      </w:pPr>
+      <w:r>
+        <w:rPr>
+          <w:rFonts w:ascii="Consolas" w:cs="Consolas" w:eastAsia="Consolas" w:hAnsi="Consolas"/>
+          <w:sz w:val="16"/>
+          <w:szCs w:val="16"/>
+        </w:rPr>
+        <w:t xml:space="preserve">                              'FUNCTION', 'TABLE', 'SEQUENCE')</w:t>
+      </w:r>
+    </w:p>
+    <w:p>
+      <w:pPr>
+        <w:pBdr>
+          <w:left w:color="2e5496" w:space="8" w:sz="12" w:val="single"/>
+        </w:pBdr>
+        <w:shd w:fill="f4f6f9" w:val="clear"/>
+        <w:spacing w:before="0" w:after="0" w:line="228" w:lineRule="auto"/>
+        <w:ind w:left="120" w:right="0" w:firstLine="0"/>
+        <w:jc w:val="left"/>
+        <w:rPr>
+          <w:sz w:val="16"/>
+          <w:szCs w:val="16"/>
+        </w:rPr>
+      </w:pPr>
+      <w:r>
+        <w:rPr>
+          <w:rFonts w:ascii="Consolas" w:cs="Consolas" w:eastAsia="Consolas" w:hAnsi="Consolas"/>
+          <w:sz w:val="16"/>
+          <w:szCs w:val="16"/>
+        </w:rPr>
+        <w:t xml:space="preserve">          AND OBJECT_NAME IN ('TRG_TOPE_MULTA_DEVOLUCION', 'TRG_VALIDA_ARRIENDO',</w:t>
+      </w:r>
+    </w:p>
+    <w:p>
+      <w:pPr>
+        <w:pBdr>
+          <w:left w:color="2e5496" w:space="8" w:sz="12" w:val="single"/>
+        </w:pBdr>
+        <w:shd w:fill="f4f6f9" w:val="clear"/>
+        <w:spacing w:before="0" w:after="0" w:line="228" w:lineRule="auto"/>
+        <w:ind w:left="120" w:right="0" w:firstLine="0"/>
+        <w:jc w:val="left"/>
+        <w:rPr>
+          <w:sz w:val="16"/>
+          <w:szCs w:val="16"/>
+        </w:rPr>
+      </w:pPr>
+      <w:r>
+        <w:rPr>
+          <w:rFonts w:ascii="Consolas" w:cs="Consolas" w:eastAsia="Consolas" w:hAnsi="Consolas"/>
+          <w:sz w:val="16"/>
+          <w:szCs w:val="16"/>
+        </w:rPr>
+        <w:t xml:space="preserve">                              'TRG_AUDITA_PAYMENT', 'TRG_AUDITA_RENTAL',</w:t>
+      </w:r>
+    </w:p>
+    <w:p>
+      <w:pPr>
+        <w:pBdr>
+          <w:left w:color="2e5496" w:space="8" w:sz="12" w:val="single"/>
+        </w:pBdr>
+        <w:shd w:fill="f4f6f9" w:val="clear"/>
+        <w:spacing w:before="0" w:after="0" w:line="228" w:lineRule="auto"/>
+        <w:ind w:left="120" w:right="0" w:firstLine="0"/>
+        <w:jc w:val="left"/>
+        <w:rPr>
+          <w:sz w:val="16"/>
+          <w:szCs w:val="16"/>
+        </w:rPr>
+      </w:pPr>
+      <w:r>
+        <w:rPr>
+          <w:rFonts w:ascii="Consolas" w:cs="Consolas" w:eastAsia="Consolas" w:hAnsi="Consolas"/>
+          <w:sz w:val="16"/>
+          <w:szCs w:val="16"/>
+        </w:rPr>
+        <w:t xml:space="preserve">                              'TRG_BLOQUEA_BORRADO_RENTAL', 'TRG_VALIDA_PAGO_RENTAL',</w:t>
+      </w:r>
+    </w:p>
+    <w:p>
+      <w:pPr>
+        <w:pBdr>
+          <w:left w:color="2e5496" w:space="8" w:sz="12" w:val="single"/>
+        </w:pBdr>
+        <w:shd w:fill="f4f6f9" w:val="clear"/>
+        <w:spacing w:before="0" w:after="0" w:line="228" w:lineRule="auto"/>
+        <w:ind w:left="120" w:right="0" w:firstLine="0"/>
+        <w:jc w:val="left"/>
+        <w:rPr>
+          <w:sz w:val="16"/>
+          <w:szCs w:val="16"/>
+        </w:rPr>
+      </w:pPr>
+      <w:r>
+        <w:rPr>
+          <w:rFonts w:ascii="Consolas" w:cs="Consolas" w:eastAsia="Consolas" w:hAnsi="Consolas"/>
+          <w:sz w:val="16"/>
+          <w:szCs w:val="16"/>
+        </w:rPr>
+        <w:t xml:space="preserve">                              'PKG_COBRANZA_INVENTARIO', 'PKG_RESPONSABILIDAD_CLIENTE',</w:t>
+      </w:r>
+    </w:p>
+    <w:p>
+      <w:pPr>
+        <w:pBdr>
+          <w:left w:color="2e5496" w:space="8" w:sz="12" w:val="single"/>
+        </w:pBdr>
+        <w:shd w:fill="f4f6f9" w:val="clear"/>
+        <w:spacing w:before="0" w:after="0" w:line="228" w:lineRule="auto"/>
+        <w:ind w:left="120" w:right="0" w:firstLine="0"/>
+        <w:jc w:val="left"/>
+        <w:rPr>
+          <w:sz w:val="16"/>
+          <w:szCs w:val="16"/>
+        </w:rPr>
+      </w:pPr>
+      <w:r>
+        <w:rPr>
+          <w:rFonts w:ascii="Consolas" w:cs="Consolas" w:eastAsia="Consolas" w:hAnsi="Consolas"/>
+          <w:sz w:val="16"/>
+          <w:szCs w:val="16"/>
+        </w:rPr>
+        <w:t xml:space="preserve">                              'FN_CAPITAL_EN_RIESGO', 'FN_RENTABILIDAD_COPIA',</w:t>
+      </w:r>
+    </w:p>
+    <w:p>
+      <w:pPr>
+        <w:pBdr>
+          <w:left w:color="2e5496" w:space="8" w:sz="12" w:val="single"/>
+        </w:pBdr>
+        <w:shd w:fill="f4f6f9" w:val="clear"/>
+        <w:spacing w:before="0" w:after="0" w:line="228" w:lineRule="auto"/>
+        <w:ind w:left="120" w:right="0" w:firstLine="0"/>
+        <w:jc w:val="left"/>
+        <w:rPr>
+          <w:sz w:val="16"/>
+          <w:szCs w:val="16"/>
+        </w:rPr>
+      </w:pPr>
+      <w:r>
+        <w:rPr>
+          <w:rFonts w:ascii="Consolas" w:cs="Consolas" w:eastAsia="Consolas" w:hAnsi="Consolas"/>
+          <w:sz w:val="16"/>
+          <w:szCs w:val="16"/>
+        </w:rPr>
+        <w:t xml:space="preserve">                              'FN_MULTA_CON_TOPE', 'SP_ACTUALIZA_MEDALLAS',</w:t>
+      </w:r>
+    </w:p>
+    <w:p>
+      <w:pPr>
+        <w:pBdr>
+          <w:left w:color="2e5496" w:space="8" w:sz="12" w:val="single"/>
+        </w:pBdr>
+        <w:shd w:fill="f4f6f9" w:val="clear"/>
+        <w:spacing w:before="0" w:after="0" w:line="228" w:lineRule="auto"/>
+        <w:ind w:left="120" w:right="0" w:firstLine="0"/>
+        <w:jc w:val="left"/>
+        <w:rPr>
+          <w:sz w:val="16"/>
+          <w:szCs w:val="16"/>
+        </w:rPr>
+      </w:pPr>
+      <w:r>
+        <w:rPr>
+          <w:rFonts w:ascii="Consolas" w:cs="Consolas" w:eastAsia="Consolas" w:hAnsi="Consolas"/>
+          <w:sz w:val="16"/>
+          <w:szCs w:val="16"/>
+        </w:rPr>
+        <w:t xml:space="preserve">                              'FN_PUEDE_ARRENDAR', 'SP_MEDALLA_CLIENTE',</w:t>
+      </w:r>
+    </w:p>
+    <w:p>
+      <w:pPr>
+        <w:pBdr>
+          <w:left w:color="2e5496" w:space="8" w:sz="12" w:val="single"/>
+        </w:pBdr>
+        <w:shd w:fill="f4f6f9" w:val="clear"/>
+        <w:spacing w:before="0" w:after="0" w:line="228" w:lineRule="auto"/>
+        <w:ind w:left="120" w:right="0" w:firstLine="0"/>
+        <w:jc w:val="left"/>
+        <w:rPr>
+          <w:sz w:val="16"/>
+          <w:szCs w:val="16"/>
+        </w:rPr>
+      </w:pPr>
+      <w:r>
+        <w:rPr>
+          <w:rFonts w:ascii="Consolas" w:cs="Consolas" w:eastAsia="Consolas" w:hAnsi="Consolas"/>
+          <w:sz w:val="16"/>
+          <w:szCs w:val="16"/>
+        </w:rPr>
+        <w:t xml:space="preserve">                              'FN_PORCENTAJE_EN_PLAZO', 'FN_FECHA_CORTE',</w:t>
+      </w:r>
+    </w:p>
+    <w:p>
+      <w:pPr>
+        <w:pBdr>
+          <w:left w:color="2e5496" w:space="8" w:sz="12" w:val="single"/>
+        </w:pBdr>
+        <w:shd w:fill="f4f6f9" w:val="clear"/>
+        <w:spacing w:before="0" w:after="0" w:line="228" w:lineRule="auto"/>
+        <w:ind w:left="120" w:right="0" w:firstLine="0"/>
+        <w:jc w:val="left"/>
+        <w:rPr>
+          <w:sz w:val="16"/>
+          <w:szCs w:val="16"/>
+        </w:rPr>
+      </w:pPr>
+      <w:r>
+        <w:rPr>
+          <w:rFonts w:ascii="Consolas" w:cs="Consolas" w:eastAsia="Consolas" w:hAnsi="Consolas"/>
+          <w:sz w:val="16"/>
+          <w:szCs w:val="16"/>
+        </w:rPr>
+        <w:t xml:space="preserve">                              'AUDITORIA_SAKILA', 'CLIENTE_MEDALLA',</w:t>
+      </w:r>
+    </w:p>
+    <w:p>
+      <w:pPr>
+        <w:pBdr>
+          <w:left w:color="2e5496" w:space="8" w:sz="12" w:val="single"/>
+        </w:pBdr>
+        <w:shd w:fill="f4f6f9" w:val="clear"/>
+        <w:spacing w:before="0" w:after="0" w:line="228" w:lineRule="auto"/>
+        <w:ind w:left="120" w:right="0" w:firstLine="0"/>
+        <w:jc w:val="left"/>
+        <w:rPr>
+          <w:sz w:val="16"/>
+          <w:szCs w:val="16"/>
+        </w:rPr>
+      </w:pPr>
+      <w:r>
+        <w:rPr>
+          <w:rFonts w:ascii="Consolas" w:cs="Consolas" w:eastAsia="Consolas" w:hAnsi="Consolas"/>
+          <w:sz w:val="16"/>
+          <w:szCs w:val="16"/>
+        </w:rPr>
+        <w:t xml:space="preserve">                              'SEQ_AUDITORIA_SAKILA', 'SEQ_PAYMENT_ID')</w:t>
+      </w:r>
+    </w:p>
+    <w:p>
+      <w:pPr>
+        <w:pBdr>
+          <w:left w:color="2e5496" w:space="8" w:sz="12" w:val="single"/>
+        </w:pBdr>
+        <w:shd w:fill="f4f6f9" w:val="clear"/>
+        <w:spacing w:before="0" w:after="0" w:line="228" w:lineRule="auto"/>
+        <w:ind w:left="120" w:right="0" w:firstLine="0"/>
+        <w:jc w:val="left"/>
+        <w:rPr>
+          <w:sz w:val="16"/>
+          <w:szCs w:val="16"/>
+        </w:rPr>
+      </w:pPr>
+      <w:r>
+        <w:rPr>
+          <w:rFonts w:ascii="Consolas" w:cs="Consolas" w:eastAsia="Consolas" w:hAnsi="Consolas"/>
+          <w:sz w:val="16"/>
+          <w:szCs w:val="16"/>
+        </w:rPr>
+        <w:t xml:space="preserve">        ORDER BY DECODE(OBJECT_TYPE, 'TRIGGER', 1, 'PACKAGE', 2, 'PROCEDURE', 3,</w:t>
+      </w:r>
+    </w:p>
+    <w:p>
+      <w:pPr>
+        <w:pBdr>
+          <w:left w:color="2e5496" w:space="8" w:sz="12" w:val="single"/>
+        </w:pBdr>
+        <w:shd w:fill="f4f6f9" w:val="clear"/>
+        <w:spacing w:before="0" w:after="0" w:line="228" w:lineRule="auto"/>
+        <w:ind w:left="120" w:right="0" w:firstLine="0"/>
+        <w:jc w:val="left"/>
+        <w:rPr>
+          <w:sz w:val="16"/>
+          <w:szCs w:val="16"/>
+        </w:rPr>
+      </w:pPr>
+      <w:r>
+        <w:rPr>
+          <w:rFonts w:ascii="Consolas" w:cs="Consolas" w:eastAsia="Consolas" w:hAnsi="Consolas"/>
+          <w:sz w:val="16"/>
+          <w:szCs w:val="16"/>
+        </w:rPr>
+        <w:t xml:space="preserve">                                     'FUNCTION', 3, 'TABLE', 4, 5)</w:t>
+      </w:r>
+    </w:p>
+    <w:p>
+      <w:pPr>
+        <w:pBdr>
+          <w:left w:color="2e5496" w:space="8" w:sz="12" w:val="single"/>
+        </w:pBdr>
+        <w:shd w:fill="f4f6f9" w:val="clear"/>
+        <w:spacing w:before="0" w:after="0" w:line="228" w:lineRule="auto"/>
+        <w:ind w:left="120" w:right="0" w:firstLine="0"/>
+        <w:jc w:val="left"/>
+        <w:rPr>
+          <w:sz w:val="16"/>
+          <w:szCs w:val="16"/>
+        </w:rPr>
+      </w:pPr>
+      <w:r>
+        <w:rPr>
+          <w:rFonts w:ascii="Consolas" w:cs="Consolas" w:eastAsia="Consolas" w:hAnsi="Consolas"/>
+          <w:sz w:val="16"/>
+          <w:szCs w:val="16"/>
+        </w:rPr>
+        <w:t xml:space="preserve">    ) LOOP</w:t>
+      </w:r>
+    </w:p>
+    <w:p>
+      <w:pPr>
+        <w:pBdr>
+          <w:left w:color="2e5496" w:space="8" w:sz="12" w:val="single"/>
+        </w:pBdr>
+        <w:shd w:fill="f4f6f9" w:val="clear"/>
+        <w:spacing w:before="0" w:after="0" w:line="228" w:lineRule="auto"/>
+        <w:ind w:left="120" w:right="0" w:firstLine="0"/>
+        <w:jc w:val="left"/>
+        <w:rPr>
+          <w:sz w:val="16"/>
+          <w:szCs w:val="16"/>
+        </w:rPr>
+      </w:pPr>
+      <w:r>
+        <w:rPr>
+          <w:rFonts w:ascii="Consolas" w:cs="Consolas" w:eastAsia="Consolas" w:hAnsi="Consolas"/>
+          <w:sz w:val="16"/>
+          <w:szCs w:val="16"/>
+        </w:rPr>
+        <w:t xml:space="preserve">        EXECUTE IMMEDIATE 'DROP ' || R_OBJETO.OBJECT_TYPE || ' ' || R_OBJETO.OBJECT_NAME</w:t>
+      </w:r>
+    </w:p>
+    <w:p>
+      <w:pPr>
+        <w:pBdr>
+          <w:left w:color="2e5496" w:space="8" w:sz="12" w:val="single"/>
+        </w:pBdr>
+        <w:shd w:fill="f4f6f9" w:val="clear"/>
+        <w:spacing w:before="0" w:after="0" w:line="228" w:lineRule="auto"/>
+        <w:ind w:left="120" w:right="0" w:firstLine="0"/>
+        <w:jc w:val="left"/>
+        <w:rPr>
+          <w:sz w:val="16"/>
+          <w:szCs w:val="16"/>
+        </w:rPr>
+      </w:pPr>
+      <w:r>
+        <w:rPr>
+          <w:rFonts w:ascii="Consolas" w:cs="Consolas" w:eastAsia="Consolas" w:hAnsi="Consolas"/>
+          <w:sz w:val="16"/>
+          <w:szCs w:val="16"/>
+        </w:rPr>
+        <w:t xml:space="preserve">            || CASE WHEN R_OBJETO.OBJECT_TYPE = 'TABLE' THEN ' CASCADE CONSTRAINTS' END;</w:t>
+      </w:r>
+    </w:p>
+    <w:p>
+      <w:pPr>
+        <w:pBdr>
+          <w:left w:color="2e5496" w:space="8" w:sz="12" w:val="single"/>
+        </w:pBdr>
+        <w:shd w:fill="f4f6f9" w:val="clear"/>
+        <w:spacing w:before="0" w:after="0" w:line="228" w:lineRule="auto"/>
+        <w:ind w:left="120" w:right="0" w:firstLine="0"/>
+        <w:jc w:val="left"/>
+        <w:rPr>
+          <w:sz w:val="16"/>
+          <w:szCs w:val="16"/>
+        </w:rPr>
+      </w:pPr>
+      <w:r>
+        <w:rPr>
+          <w:rFonts w:ascii="Consolas" w:cs="Consolas" w:eastAsia="Consolas" w:hAnsi="Consolas"/>
+          <w:sz w:val="16"/>
+          <w:szCs w:val="16"/>
+        </w:rPr>
+        <w:t xml:space="preserve">    END LOOP;</w:t>
+      </w:r>
+    </w:p>
+    <w:p>
+      <w:pPr>
+        <w:pBdr>
+          <w:left w:color="2e5496" w:space="8" w:sz="12" w:val="single"/>
+        </w:pBdr>
+        <w:shd w:fill="f4f6f9" w:val="clear"/>
+        <w:spacing w:before="0" w:after="0" w:line="228" w:lineRule="auto"/>
+        <w:ind w:left="120" w:right="0" w:firstLine="0"/>
+        <w:jc w:val="left"/>
+        <w:rPr>
+          <w:sz w:val="16"/>
+          <w:szCs w:val="16"/>
+        </w:rPr>
+      </w:pPr>
+      <w:r>
+        <w:rPr>
+          <w:rFonts w:ascii="Consolas" w:cs="Consolas" w:eastAsia="Consolas" w:hAnsi="Consolas"/>
+          <w:sz w:val="16"/>
+          <w:szCs w:val="16"/>
+        </w:rPr>
+        <w:t xml:space="preserve">END;</w:t>
+      </w:r>
+    </w:p>
+    <w:p>
+      <w:pPr>
+        <w:pBdr>
+          <w:left w:color="2e5496" w:space="8" w:sz="12" w:val="single"/>
+        </w:pBdr>
+        <w:shd w:fill="f4f6f9" w:val="clear"/>
+        <w:spacing w:before="0" w:after="0" w:line="228" w:lineRule="auto"/>
+        <w:ind w:left="120" w:right="0" w:firstLine="0"/>
+        <w:jc w:val="left"/>
+        <w:rPr>
+          <w:sz w:val="16"/>
+          <w:szCs w:val="16"/>
+        </w:rPr>
+      </w:pPr>
+      <w:r>
+        <w:rPr>
+          <w:rFonts w:ascii="Consolas" w:cs="Consolas" w:eastAsia="Consolas" w:hAnsi="Consolas"/>
+          <w:sz w:val="16"/>
+          <w:szCs w:val="16"/>
+        </w:rPr>
+        <w:t xml:space="preserve">/</w:t>
+      </w:r>
+    </w:p>
+    <w:p>
+      <w:pPr>
+        <w:pBdr>
+          <w:left w:color="2e5496" w:space="8" w:sz="12" w:val="single"/>
+        </w:pBdr>
+        <w:shd w:fill="f4f6f9" w:val="clear"/>
+        <w:spacing w:before="0" w:after="0" w:line="228" w:lineRule="auto"/>
+        <w:ind w:left="120" w:right="0" w:firstLine="0"/>
+        <w:jc w:val="left"/>
+        <w:rPr>
+          <w:sz w:val="16"/>
+          <w:szCs w:val="16"/>
+        </w:rPr>
+      </w:pPr>
+    </w:p>
+    <w:p>
+      <w:pPr>
+        <w:pBdr>
+          <w:left w:color="2e5496" w:space="8" w:sz="12" w:val="single"/>
+        </w:pBdr>
+        <w:shd w:fill="f4f6f9" w:val="clear"/>
+        <w:spacing w:before="0" w:after="160" w:line="228" w:lineRule="auto"/>
+        <w:ind w:left="120" w:right="0" w:firstLine="0"/>
+        <w:jc w:val="left"/>
+        <w:rPr>
+          <w:sz w:val="16"/>
+          <w:szCs w:val="16"/>
+        </w:rPr>
+      </w:pPr>
+      <w:r>
+        <w:rPr>
+          <w:rFonts w:ascii="Consolas" w:cs="Consolas" w:eastAsia="Consolas" w:hAnsi="Consolas"/>
+          <w:sz w:val="16"/>
+          <w:szCs w:val="16"/>
+        </w:rPr>
+        <w:t xml:space="preserve">EXEC DBMS_STATS.GATHER_SCHEMA_STATS(USER, NO_INVALIDATE =&gt; FALSE)</w:t>
+      </w:r>
+    </w:p>
+    <w:p>
+      <w:pPr>
         <w:pStyle w:val="Heading2"/>
         <w:keepNext w:val="1"/>
         <w:spacing w:after="120" w:before="240" w:lineRule="auto"/>
@@ -26237,6 +30897,1265 @@
     </w:p>
     <w:p>
       <w:pPr>
+        <w:pStyle w:val="Heading3"/>
+        <w:keepNext w:val="1"/>
+        <w:spacing w:after="100" w:before="180" w:lineRule="auto"/>
+        <w:rPr/>
+      </w:pPr>
+      <w:r>
+        <w:rPr>
+          <w:rFonts w:ascii="Calibri" w:cs="Calibri" w:eastAsia="Calibri" w:hAnsi="Calibri"/>
+          <w:b w:val="1"/>
+          <w:bCs w:val="1"/>
+          <w:color w:val="2e5496"/>
+          <w:sz w:val="23"/>
+          <w:szCs w:val="23"/>
+        </w:rPr>
+        <w:t xml:space="preserve">B.1 Modelo de datos de las tablas nuevas</w:t>
+      </w:r>
+    </w:p>
+    <w:p>
+      <w:pPr>
+        <w:spacing w:after="160" w:line="276" w:lineRule="auto"/>
+        <w:jc w:val="both"/>
+        <w:rPr>
+          <w:sz w:val="20"/>
+          <w:szCs w:val="20"/>
+        </w:rPr>
+      </w:pPr>
+      <w:r>
+        <w:rPr>
+          <w:rFonts w:ascii="Calibri" w:cs="Calibri" w:eastAsia="Calibri" w:hAnsi="Calibri"/>
+          <w:sz w:val="20"/>
+          <w:szCs w:val="20"/>
+        </w:rPr>
+        <w:t xml:space="preserve">Agregamos dos tablas y dos secuencias, sin modificar las de Sakila. CLIENTE_MEDALLA tiene una fila por cliente y apunta a CUSTOMER. AUDITORIA_SAKILA no tiene llave foránea a propósito: registra operaciones sobre RENTAL y PAYMENT, y su línea debe quedar aunque la fila original se borre.</w:t>
+      </w:r>
+    </w:p>
+    <w:p>
+      <w:pPr>
+        <w:keepNext w:val="1"/>
+        <w:spacing w:before="120" w:after="60" w:lineRule="auto"/>
+        <w:jc w:val="center"/>
+        <w:rPr/>
+      </w:pPr>
+      <w:r>
+        <w:rPr>
+          <w:rFonts w:ascii="Calibri" w:cs="Calibri" w:eastAsia="Calibri" w:hAnsi="Calibri"/>
+          <w:i w:val="1"/>
+          <w:iCs w:val="1"/>
+          <w:color w:val="595959"/>
+          <w:sz w:val="18"/>
+          <w:szCs w:val="18"/>
+        </w:rPr>
+        <w:t xml:space="preserve">Tabla B.1. CLIENTE_MEDALLA</w:t>
+      </w:r>
+    </w:p>
+    <w:tbl>
+      <w:tblPr>
+        <w:tblW w:w="9360" w:type="dxa"/>
+        <w:jc w:val="left"/>
+        <w:tblBorders>
+          <w:top w:color="000000" w:space="0" w:sz="4" w:val="single"/>
+          <w:left w:color="000000" w:space="0" w:sz="4" w:val="single"/>
+          <w:bottom w:color="000000" w:space="0" w:sz="4" w:val="single"/>
+          <w:right w:color="000000" w:space="0" w:sz="4" w:val="single"/>
+          <w:insideH w:color="000000" w:space="0" w:sz="4" w:val="single"/>
+          <w:insideV w:color="000000" w:space="0" w:sz="4" w:val="single"/>
+        </w:tblBorders>
+        <w:tblLayout w:type="fixed"/>
+        <w:tblLook w:val="0000"/>
+      </w:tblPr>
+      <w:tblGrid>
+        <w:gridCol w:w="2800"/>
+        <w:gridCol w:w="2000"/>
+        <w:gridCol w:w="4560"/>
+      </w:tblGrid>
+      <w:tr>
+        <w:trPr>
+          <w:cantSplit w:val="1"/>
+          <w:tblHeader w:val="1"/>
+        </w:trPr>
+        <w:tc>
+          <w:tcPr>
+            <w:tcW w:w="2800" w:type="dxa"/>
+            <w:shd w:fill="1f3864" w:val="clear"/>
+            <w:tcMar>
+              <w:top w:w="60.0" w:type="dxa"/>
+              <w:left w:w="100.0" w:type="dxa"/>
+              <w:bottom w:w="60.0" w:type="dxa"/>
+              <w:right w:w="100.0" w:type="dxa"/>
+            </w:tcMar>
+          </w:tcPr>
+          <w:p>
+            <w:pPr>
+              <w:spacing w:after="0" w:lineRule="auto"/>
+              <w:rPr/>
+            </w:pPr>
+            <w:r>
+              <w:rPr>
+                <w:rFonts w:ascii="Calibri" w:cs="Calibri" w:eastAsia="Calibri" w:hAnsi="Calibri"/>
+                <w:b w:val="1"/>
+                <w:bCs w:val="1"/>
+                <w:color w:val="ffffff"/>
+                <w:sz w:val="19"/>
+                <w:szCs w:val="19"/>
+              </w:rPr>
+              <w:t xml:space="preserve">Columna</w:t>
+            </w:r>
+          </w:p>
+        </w:tc>
+        <w:tc>
+          <w:tcPr>
+            <w:tcW w:w="2000" w:type="dxa"/>
+            <w:shd w:fill="1f3864" w:val="clear"/>
+            <w:tcMar>
+              <w:top w:w="60.0" w:type="dxa"/>
+              <w:left w:w="100.0" w:type="dxa"/>
+              <w:bottom w:w="60.0" w:type="dxa"/>
+              <w:right w:w="100.0" w:type="dxa"/>
+            </w:tcMar>
+          </w:tcPr>
+          <w:p>
+            <w:pPr>
+              <w:spacing w:after="0" w:lineRule="auto"/>
+              <w:rPr/>
+            </w:pPr>
+            <w:r>
+              <w:rPr>
+                <w:rFonts w:ascii="Calibri" w:cs="Calibri" w:eastAsia="Calibri" w:hAnsi="Calibri"/>
+                <w:b w:val="1"/>
+                <w:bCs w:val="1"/>
+                <w:color w:val="ffffff"/>
+                <w:sz w:val="19"/>
+                <w:szCs w:val="19"/>
+              </w:rPr>
+              <w:t xml:space="preserve">Tipo</w:t>
+            </w:r>
+          </w:p>
+        </w:tc>
+        <w:tc>
+          <w:tcPr>
+            <w:tcW w:w="4560" w:type="dxa"/>
+            <w:shd w:fill="1f3864" w:val="clear"/>
+            <w:tcMar>
+              <w:top w:w="60.0" w:type="dxa"/>
+              <w:left w:w="100.0" w:type="dxa"/>
+              <w:bottom w:w="60.0" w:type="dxa"/>
+              <w:right w:w="100.0" w:type="dxa"/>
+            </w:tcMar>
+          </w:tcPr>
+          <w:p>
+            <w:pPr>
+              <w:spacing w:after="0" w:lineRule="auto"/>
+              <w:rPr/>
+            </w:pPr>
+            <w:r>
+              <w:rPr>
+                <w:rFonts w:ascii="Calibri" w:cs="Calibri" w:eastAsia="Calibri" w:hAnsi="Calibri"/>
+                <w:b w:val="1"/>
+                <w:bCs w:val="1"/>
+                <w:color w:val="ffffff"/>
+                <w:sz w:val="19"/>
+                <w:szCs w:val="19"/>
+              </w:rPr>
+              <w:t xml:space="preserve">Restricción</w:t>
+            </w:r>
+          </w:p>
+        </w:tc>
+      </w:tr>
+      <w:tr>
+        <w:trPr>
+          <w:cantSplit w:val="1"/>
+        </w:trPr>
+        <w:tc>
+          <w:tcPr>
+            <w:tcW w:w="2800" w:type="dxa"/>
+            <w:shd w:fill="ffffff" w:val="clear"/>
+            <w:tcMar>
+              <w:top w:w="60.0" w:type="dxa"/>
+              <w:left w:w="100.0" w:type="dxa"/>
+              <w:bottom w:w="60.0" w:type="dxa"/>
+              <w:right w:w="100.0" w:type="dxa"/>
+            </w:tcMar>
+          </w:tcPr>
+          <w:p>
+            <w:pPr>
+              <w:spacing w:after="0" w:lineRule="auto"/>
+              <w:rPr/>
+            </w:pPr>
+            <w:r>
+              <w:rPr>
+                <w:rFonts w:ascii="Consolas" w:cs="Consolas" w:eastAsia="Consolas" w:hAnsi="Consolas"/>
+                <w:sz w:val="17"/>
+                <w:szCs w:val="17"/>
+              </w:rPr>
+              <w:t xml:space="preserve">CUSTOMER_ID</w:t>
+            </w:r>
+          </w:p>
+        </w:tc>
+        <w:tc>
+          <w:tcPr>
+            <w:tcW w:w="2000" w:type="dxa"/>
+            <w:shd w:fill="ffffff" w:val="clear"/>
+            <w:tcMar>
+              <w:top w:w="60.0" w:type="dxa"/>
+              <w:left w:w="100.0" w:type="dxa"/>
+              <w:bottom w:w="60.0" w:type="dxa"/>
+              <w:right w:w="100.0" w:type="dxa"/>
+            </w:tcMar>
+          </w:tcPr>
+          <w:p>
+            <w:pPr>
+              <w:spacing w:after="0" w:lineRule="auto"/>
+              <w:rPr/>
+            </w:pPr>
+            <w:r>
+              <w:rPr>
+                <w:rFonts w:ascii="Calibri" w:cs="Calibri" w:eastAsia="Calibri" w:hAnsi="Calibri"/>
+                <w:sz w:val="19"/>
+                <w:szCs w:val="19"/>
+              </w:rPr>
+              <w:t xml:space="preserve">INT</w:t>
+            </w:r>
+          </w:p>
+        </w:tc>
+        <w:tc>
+          <w:tcPr>
+            <w:tcW w:w="4560" w:type="dxa"/>
+            <w:shd w:fill="ffffff" w:val="clear"/>
+            <w:tcMar>
+              <w:top w:w="60.0" w:type="dxa"/>
+              <w:left w:w="100.0" w:type="dxa"/>
+              <w:bottom w:w="60.0" w:type="dxa"/>
+              <w:right w:w="100.0" w:type="dxa"/>
+            </w:tcMar>
+          </w:tcPr>
+          <w:p>
+            <w:pPr>
+              <w:spacing w:after="0" w:lineRule="auto"/>
+              <w:rPr/>
+            </w:pPr>
+            <w:r>
+              <w:rPr>
+                <w:rFonts w:ascii="Calibri" w:cs="Calibri" w:eastAsia="Calibri" w:hAnsi="Calibri"/>
+                <w:sz w:val="19"/>
+                <w:szCs w:val="19"/>
+              </w:rPr>
+              <w:t xml:space="preserve">Llave primaria; llave foránea a CUSTOMER</w:t>
+            </w:r>
+          </w:p>
+        </w:tc>
+      </w:tr>
+      <w:tr>
+        <w:trPr>
+          <w:cantSplit w:val="1"/>
+        </w:trPr>
+        <w:tc>
+          <w:tcPr>
+            <w:tcW w:w="2800" w:type="dxa"/>
+            <w:shd w:fill="ffffff" w:val="clear"/>
+            <w:tcMar>
+              <w:top w:w="60.0" w:type="dxa"/>
+              <w:left w:w="100.0" w:type="dxa"/>
+              <w:bottom w:w="60.0" w:type="dxa"/>
+              <w:right w:w="100.0" w:type="dxa"/>
+            </w:tcMar>
+          </w:tcPr>
+          <w:p>
+            <w:pPr>
+              <w:spacing w:after="0" w:lineRule="auto"/>
+              <w:rPr/>
+            </w:pPr>
+            <w:r>
+              <w:rPr>
+                <w:rFonts w:ascii="Consolas" w:cs="Consolas" w:eastAsia="Consolas" w:hAnsi="Consolas"/>
+                <w:sz w:val="17"/>
+                <w:szCs w:val="17"/>
+              </w:rPr>
+              <w:t xml:space="preserve">MEDALLA</w:t>
+            </w:r>
+          </w:p>
+        </w:tc>
+        <w:tc>
+          <w:tcPr>
+            <w:tcW w:w="2000" w:type="dxa"/>
+            <w:shd w:fill="ffffff" w:val="clear"/>
+            <w:tcMar>
+              <w:top w:w="60.0" w:type="dxa"/>
+              <w:left w:w="100.0" w:type="dxa"/>
+              <w:bottom w:w="60.0" w:type="dxa"/>
+              <w:right w:w="100.0" w:type="dxa"/>
+            </w:tcMar>
+          </w:tcPr>
+          <w:p>
+            <w:pPr>
+              <w:spacing w:after="0" w:lineRule="auto"/>
+              <w:rPr/>
+            </w:pPr>
+            <w:r>
+              <w:rPr>
+                <w:rFonts w:ascii="Calibri" w:cs="Calibri" w:eastAsia="Calibri" w:hAnsi="Calibri"/>
+                <w:sz w:val="19"/>
+                <w:szCs w:val="19"/>
+              </w:rPr>
+              <w:t xml:space="preserve">VARCHAR2(10)</w:t>
+            </w:r>
+          </w:p>
+        </w:tc>
+        <w:tc>
+          <w:tcPr>
+            <w:tcW w:w="4560" w:type="dxa"/>
+            <w:shd w:fill="ffffff" w:val="clear"/>
+            <w:tcMar>
+              <w:top w:w="60.0" w:type="dxa"/>
+              <w:left w:w="100.0" w:type="dxa"/>
+              <w:bottom w:w="60.0" w:type="dxa"/>
+              <w:right w:w="100.0" w:type="dxa"/>
+            </w:tcMar>
+          </w:tcPr>
+          <w:p>
+            <w:pPr>
+              <w:spacing w:after="0" w:lineRule="auto"/>
+              <w:rPr/>
+            </w:pPr>
+            <w:r>
+              <w:rPr>
+                <w:rFonts w:ascii="Calibri" w:cs="Calibri" w:eastAsia="Calibri" w:hAnsi="Calibri"/>
+                <w:sz w:val="19"/>
+                <w:szCs w:val="19"/>
+              </w:rPr>
+              <w:t xml:space="preserve">NOT NULL; ORO, PLATA, BRONCE o SIN DATOS</w:t>
+            </w:r>
+          </w:p>
+        </w:tc>
+      </w:tr>
+      <w:tr>
+        <w:trPr>
+          <w:cantSplit w:val="1"/>
+        </w:trPr>
+        <w:tc>
+          <w:tcPr>
+            <w:tcW w:w="2800" w:type="dxa"/>
+            <w:shd w:fill="ffffff" w:val="clear"/>
+            <w:tcMar>
+              <w:top w:w="60.0" w:type="dxa"/>
+              <w:left w:w="100.0" w:type="dxa"/>
+              <w:bottom w:w="60.0" w:type="dxa"/>
+              <w:right w:w="100.0" w:type="dxa"/>
+            </w:tcMar>
+          </w:tcPr>
+          <w:p>
+            <w:pPr>
+              <w:spacing w:after="0" w:lineRule="auto"/>
+              <w:rPr/>
+            </w:pPr>
+            <w:r>
+              <w:rPr>
+                <w:rFonts w:ascii="Consolas" w:cs="Consolas" w:eastAsia="Consolas" w:hAnsi="Consolas"/>
+                <w:sz w:val="17"/>
+                <w:szCs w:val="17"/>
+              </w:rPr>
+              <w:t xml:space="preserve">PORCENTAJE_EN_PLAZO</w:t>
+            </w:r>
+          </w:p>
+        </w:tc>
+        <w:tc>
+          <w:tcPr>
+            <w:tcW w:w="2000" w:type="dxa"/>
+            <w:shd w:fill="ffffff" w:val="clear"/>
+            <w:tcMar>
+              <w:top w:w="60.0" w:type="dxa"/>
+              <w:left w:w="100.0" w:type="dxa"/>
+              <w:bottom w:w="60.0" w:type="dxa"/>
+              <w:right w:w="100.0" w:type="dxa"/>
+            </w:tcMar>
+          </w:tcPr>
+          <w:p>
+            <w:pPr>
+              <w:spacing w:after="0" w:lineRule="auto"/>
+              <w:rPr/>
+            </w:pPr>
+            <w:r>
+              <w:rPr>
+                <w:rFonts w:ascii="Calibri" w:cs="Calibri" w:eastAsia="Calibri" w:hAnsi="Calibri"/>
+                <w:sz w:val="19"/>
+                <w:szCs w:val="19"/>
+              </w:rPr>
+              <w:t xml:space="preserve">NUMBER(4,1)</w:t>
+            </w:r>
+          </w:p>
+        </w:tc>
+        <w:tc>
+          <w:tcPr>
+            <w:tcW w:w="4560" w:type="dxa"/>
+            <w:shd w:fill="ffffff" w:val="clear"/>
+            <w:tcMar>
+              <w:top w:w="60.0" w:type="dxa"/>
+              <w:left w:w="100.0" w:type="dxa"/>
+              <w:bottom w:w="60.0" w:type="dxa"/>
+              <w:right w:w="100.0" w:type="dxa"/>
+            </w:tcMar>
+          </w:tcPr>
+          <w:p>
+            <w:pPr>
+              <w:spacing w:after="0" w:lineRule="auto"/>
+              <w:rPr/>
+            </w:pPr>
+            <w:r>
+              <w:rPr>
+                <w:rFonts w:ascii="Calibri" w:cs="Calibri" w:eastAsia="Calibri" w:hAnsi="Calibri"/>
+                <w:sz w:val="19"/>
+                <w:szCs w:val="19"/>
+              </w:rPr>
+              <w:t xml:space="preserve">Puede ser nulo si el cliente no tiene arriendos que evaluar</w:t>
+            </w:r>
+          </w:p>
+        </w:tc>
+      </w:tr>
+      <w:tr>
+        <w:trPr>
+          <w:cantSplit w:val="1"/>
+        </w:trPr>
+        <w:tc>
+          <w:tcPr>
+            <w:tcW w:w="2800" w:type="dxa"/>
+            <w:shd w:fill="ffffff" w:val="clear"/>
+            <w:tcMar>
+              <w:top w:w="60.0" w:type="dxa"/>
+              <w:left w:w="100.0" w:type="dxa"/>
+              <w:bottom w:w="60.0" w:type="dxa"/>
+              <w:right w:w="100.0" w:type="dxa"/>
+            </w:tcMar>
+          </w:tcPr>
+          <w:p>
+            <w:pPr>
+              <w:spacing w:after="0" w:lineRule="auto"/>
+              <w:rPr/>
+            </w:pPr>
+            <w:r>
+              <w:rPr>
+                <w:rFonts w:ascii="Consolas" w:cs="Consolas" w:eastAsia="Consolas" w:hAnsi="Consolas"/>
+                <w:sz w:val="17"/>
+                <w:szCs w:val="17"/>
+              </w:rPr>
+              <w:t xml:space="preserve">FECHA_CALCULO</w:t>
+            </w:r>
+          </w:p>
+        </w:tc>
+        <w:tc>
+          <w:tcPr>
+            <w:tcW w:w="2000" w:type="dxa"/>
+            <w:shd w:fill="ffffff" w:val="clear"/>
+            <w:tcMar>
+              <w:top w:w="60.0" w:type="dxa"/>
+              <w:left w:w="100.0" w:type="dxa"/>
+              <w:bottom w:w="60.0" w:type="dxa"/>
+              <w:right w:w="100.0" w:type="dxa"/>
+            </w:tcMar>
+          </w:tcPr>
+          <w:p>
+            <w:pPr>
+              <w:spacing w:after="0" w:lineRule="auto"/>
+              <w:rPr/>
+            </w:pPr>
+            <w:r>
+              <w:rPr>
+                <w:rFonts w:ascii="Calibri" w:cs="Calibri" w:eastAsia="Calibri" w:hAnsi="Calibri"/>
+                <w:sz w:val="19"/>
+                <w:szCs w:val="19"/>
+              </w:rPr>
+              <w:t xml:space="preserve">DATE</w:t>
+            </w:r>
+          </w:p>
+        </w:tc>
+        <w:tc>
+          <w:tcPr>
+            <w:tcW w:w="4560" w:type="dxa"/>
+            <w:shd w:fill="ffffff" w:val="clear"/>
+            <w:tcMar>
+              <w:top w:w="60.0" w:type="dxa"/>
+              <w:left w:w="100.0" w:type="dxa"/>
+              <w:bottom w:w="60.0" w:type="dxa"/>
+              <w:right w:w="100.0" w:type="dxa"/>
+            </w:tcMar>
+          </w:tcPr>
+          <w:p>
+            <w:pPr>
+              <w:spacing w:after="0" w:lineRule="auto"/>
+              <w:rPr/>
+            </w:pPr>
+            <w:r>
+              <w:rPr>
+                <w:rFonts w:ascii="Calibri" w:cs="Calibri" w:eastAsia="Calibri" w:hAnsi="Calibri"/>
+                <w:sz w:val="19"/>
+                <w:szCs w:val="19"/>
+              </w:rPr>
+              <w:t xml:space="preserve">NOT NULL; SYSDATE por defecto</w:t>
+            </w:r>
+          </w:p>
+        </w:tc>
+      </w:tr>
+    </w:tbl>
+    <w:p>
+      <w:pPr>
+        <w:spacing w:after="120" w:lineRule="auto"/>
+        <w:rPr/>
+      </w:pPr>
+    </w:p>
+    <w:p>
+      <w:pPr>
+        <w:keepNext w:val="1"/>
+        <w:spacing w:before="120" w:after="60" w:lineRule="auto"/>
+        <w:jc w:val="center"/>
+        <w:rPr/>
+      </w:pPr>
+      <w:r>
+        <w:rPr>
+          <w:rFonts w:ascii="Calibri" w:cs="Calibri" w:eastAsia="Calibri" w:hAnsi="Calibri"/>
+          <w:i w:val="1"/>
+          <w:iCs w:val="1"/>
+          <w:color w:val="595959"/>
+          <w:sz w:val="18"/>
+          <w:szCs w:val="18"/>
+        </w:rPr>
+        <w:t xml:space="preserve">Tabla B.2. AUDITORIA_SAKILA</w:t>
+      </w:r>
+    </w:p>
+    <w:tbl>
+      <w:tblPr>
+        <w:tblW w:w="9360" w:type="dxa"/>
+        <w:jc w:val="left"/>
+        <w:tblBorders>
+          <w:top w:color="000000" w:space="0" w:sz="4" w:val="single"/>
+          <w:left w:color="000000" w:space="0" w:sz="4" w:val="single"/>
+          <w:bottom w:color="000000" w:space="0" w:sz="4" w:val="single"/>
+          <w:right w:color="000000" w:space="0" w:sz="4" w:val="single"/>
+          <w:insideH w:color="000000" w:space="0" w:sz="4" w:val="single"/>
+          <w:insideV w:color="000000" w:space="0" w:sz="4" w:val="single"/>
+        </w:tblBorders>
+        <w:tblLayout w:type="fixed"/>
+        <w:tblLook w:val="0000"/>
+      </w:tblPr>
+      <w:tblGrid>
+        <w:gridCol w:w="2800"/>
+        <w:gridCol w:w="2000"/>
+        <w:gridCol w:w="4560"/>
+      </w:tblGrid>
+      <w:tr>
+        <w:trPr>
+          <w:cantSplit w:val="1"/>
+          <w:tblHeader w:val="1"/>
+        </w:trPr>
+        <w:tc>
+          <w:tcPr>
+            <w:tcW w:w="2800" w:type="dxa"/>
+            <w:shd w:fill="1f3864" w:val="clear"/>
+            <w:tcMar>
+              <w:top w:w="60.0" w:type="dxa"/>
+              <w:left w:w="100.0" w:type="dxa"/>
+              <w:bottom w:w="60.0" w:type="dxa"/>
+              <w:right w:w="100.0" w:type="dxa"/>
+            </w:tcMar>
+          </w:tcPr>
+          <w:p>
+            <w:pPr>
+              <w:spacing w:after="0" w:lineRule="auto"/>
+              <w:rPr/>
+            </w:pPr>
+            <w:r>
+              <w:rPr>
+                <w:rFonts w:ascii="Calibri" w:cs="Calibri" w:eastAsia="Calibri" w:hAnsi="Calibri"/>
+                <w:b w:val="1"/>
+                <w:bCs w:val="1"/>
+                <w:color w:val="ffffff"/>
+                <w:sz w:val="19"/>
+                <w:szCs w:val="19"/>
+              </w:rPr>
+              <w:t xml:space="preserve">Columna</w:t>
+            </w:r>
+          </w:p>
+        </w:tc>
+        <w:tc>
+          <w:tcPr>
+            <w:tcW w:w="2000" w:type="dxa"/>
+            <w:shd w:fill="1f3864" w:val="clear"/>
+            <w:tcMar>
+              <w:top w:w="60.0" w:type="dxa"/>
+              <w:left w:w="100.0" w:type="dxa"/>
+              <w:bottom w:w="60.0" w:type="dxa"/>
+              <w:right w:w="100.0" w:type="dxa"/>
+            </w:tcMar>
+          </w:tcPr>
+          <w:p>
+            <w:pPr>
+              <w:spacing w:after="0" w:lineRule="auto"/>
+              <w:rPr/>
+            </w:pPr>
+            <w:r>
+              <w:rPr>
+                <w:rFonts w:ascii="Calibri" w:cs="Calibri" w:eastAsia="Calibri" w:hAnsi="Calibri"/>
+                <w:b w:val="1"/>
+                <w:bCs w:val="1"/>
+                <w:color w:val="ffffff"/>
+                <w:sz w:val="19"/>
+                <w:szCs w:val="19"/>
+              </w:rPr>
+              <w:t xml:space="preserve">Tipo</w:t>
+            </w:r>
+          </w:p>
+        </w:tc>
+        <w:tc>
+          <w:tcPr>
+            <w:tcW w:w="4560" w:type="dxa"/>
+            <w:shd w:fill="1f3864" w:val="clear"/>
+            <w:tcMar>
+              <w:top w:w="60.0" w:type="dxa"/>
+              <w:left w:w="100.0" w:type="dxa"/>
+              <w:bottom w:w="60.0" w:type="dxa"/>
+              <w:right w:w="100.0" w:type="dxa"/>
+            </w:tcMar>
+          </w:tcPr>
+          <w:p>
+            <w:pPr>
+              <w:spacing w:after="0" w:lineRule="auto"/>
+              <w:rPr/>
+            </w:pPr>
+            <w:r>
+              <w:rPr>
+                <w:rFonts w:ascii="Calibri" w:cs="Calibri" w:eastAsia="Calibri" w:hAnsi="Calibri"/>
+                <w:b w:val="1"/>
+                <w:bCs w:val="1"/>
+                <w:color w:val="ffffff"/>
+                <w:sz w:val="19"/>
+                <w:szCs w:val="19"/>
+              </w:rPr>
+              <w:t xml:space="preserve">Restricción</w:t>
+            </w:r>
+          </w:p>
+        </w:tc>
+      </w:tr>
+      <w:tr>
+        <w:trPr>
+          <w:cantSplit w:val="1"/>
+        </w:trPr>
+        <w:tc>
+          <w:tcPr>
+            <w:tcW w:w="2800" w:type="dxa"/>
+            <w:shd w:fill="ffffff" w:val="clear"/>
+            <w:tcMar>
+              <w:top w:w="60.0" w:type="dxa"/>
+              <w:left w:w="100.0" w:type="dxa"/>
+              <w:bottom w:w="60.0" w:type="dxa"/>
+              <w:right w:w="100.0" w:type="dxa"/>
+            </w:tcMar>
+          </w:tcPr>
+          <w:p>
+            <w:pPr>
+              <w:spacing w:after="0" w:lineRule="auto"/>
+              <w:rPr/>
+            </w:pPr>
+            <w:r>
+              <w:rPr>
+                <w:rFonts w:ascii="Consolas" w:cs="Consolas" w:eastAsia="Consolas" w:hAnsi="Consolas"/>
+                <w:sz w:val="17"/>
+                <w:szCs w:val="17"/>
+              </w:rPr>
+              <w:t xml:space="preserve">ID_AUDITORIA</w:t>
+            </w:r>
+          </w:p>
+        </w:tc>
+        <w:tc>
+          <w:tcPr>
+            <w:tcW w:w="2000" w:type="dxa"/>
+            <w:shd w:fill="ffffff" w:val="clear"/>
+            <w:tcMar>
+              <w:top w:w="60.0" w:type="dxa"/>
+              <w:left w:w="100.0" w:type="dxa"/>
+              <w:bottom w:w="60.0" w:type="dxa"/>
+              <w:right w:w="100.0" w:type="dxa"/>
+            </w:tcMar>
+          </w:tcPr>
+          <w:p>
+            <w:pPr>
+              <w:spacing w:after="0" w:lineRule="auto"/>
+              <w:rPr/>
+            </w:pPr>
+            <w:r>
+              <w:rPr>
+                <w:rFonts w:ascii="Calibri" w:cs="Calibri" w:eastAsia="Calibri" w:hAnsi="Calibri"/>
+                <w:sz w:val="19"/>
+                <w:szCs w:val="19"/>
+              </w:rPr>
+              <w:t xml:space="preserve">NUMBER</w:t>
+            </w:r>
+          </w:p>
+        </w:tc>
+        <w:tc>
+          <w:tcPr>
+            <w:tcW w:w="4560" w:type="dxa"/>
+            <w:shd w:fill="ffffff" w:val="clear"/>
+            <w:tcMar>
+              <w:top w:w="60.0" w:type="dxa"/>
+              <w:left w:w="100.0" w:type="dxa"/>
+              <w:bottom w:w="60.0" w:type="dxa"/>
+              <w:right w:w="100.0" w:type="dxa"/>
+            </w:tcMar>
+          </w:tcPr>
+          <w:p>
+            <w:pPr>
+              <w:spacing w:after="0" w:lineRule="auto"/>
+              <w:rPr/>
+            </w:pPr>
+            <w:r>
+              <w:rPr>
+                <w:rFonts w:ascii="Calibri" w:cs="Calibri" w:eastAsia="Calibri" w:hAnsi="Calibri"/>
+                <w:sz w:val="19"/>
+                <w:szCs w:val="19"/>
+              </w:rPr>
+              <w:t xml:space="preserve">Llave primaria; la entrega SEQ_AUDITORIA_SAKILA</w:t>
+            </w:r>
+          </w:p>
+        </w:tc>
+      </w:tr>
+      <w:tr>
+        <w:trPr>
+          <w:cantSplit w:val="1"/>
+        </w:trPr>
+        <w:tc>
+          <w:tcPr>
+            <w:tcW w:w="2800" w:type="dxa"/>
+            <w:shd w:fill="ffffff" w:val="clear"/>
+            <w:tcMar>
+              <w:top w:w="60.0" w:type="dxa"/>
+              <w:left w:w="100.0" w:type="dxa"/>
+              <w:bottom w:w="60.0" w:type="dxa"/>
+              <w:right w:w="100.0" w:type="dxa"/>
+            </w:tcMar>
+          </w:tcPr>
+          <w:p>
+            <w:pPr>
+              <w:spacing w:after="0" w:lineRule="auto"/>
+              <w:rPr/>
+            </w:pPr>
+            <w:r>
+              <w:rPr>
+                <w:rFonts w:ascii="Consolas" w:cs="Consolas" w:eastAsia="Consolas" w:hAnsi="Consolas"/>
+                <w:sz w:val="17"/>
+                <w:szCs w:val="17"/>
+              </w:rPr>
+              <w:t xml:space="preserve">TABLA</w:t>
+            </w:r>
+          </w:p>
+        </w:tc>
+        <w:tc>
+          <w:tcPr>
+            <w:tcW w:w="2000" w:type="dxa"/>
+            <w:shd w:fill="ffffff" w:val="clear"/>
+            <w:tcMar>
+              <w:top w:w="60.0" w:type="dxa"/>
+              <w:left w:w="100.0" w:type="dxa"/>
+              <w:bottom w:w="60.0" w:type="dxa"/>
+              <w:right w:w="100.0" w:type="dxa"/>
+            </w:tcMar>
+          </w:tcPr>
+          <w:p>
+            <w:pPr>
+              <w:spacing w:after="0" w:lineRule="auto"/>
+              <w:rPr/>
+            </w:pPr>
+            <w:r>
+              <w:rPr>
+                <w:rFonts w:ascii="Calibri" w:cs="Calibri" w:eastAsia="Calibri" w:hAnsi="Calibri"/>
+                <w:sz w:val="19"/>
+                <w:szCs w:val="19"/>
+              </w:rPr>
+              <w:t xml:space="preserve">VARCHAR2(30)</w:t>
+            </w:r>
+          </w:p>
+        </w:tc>
+        <w:tc>
+          <w:tcPr>
+            <w:tcW w:w="4560" w:type="dxa"/>
+            <w:shd w:fill="ffffff" w:val="clear"/>
+            <w:tcMar>
+              <w:top w:w="60.0" w:type="dxa"/>
+              <w:left w:w="100.0" w:type="dxa"/>
+              <w:bottom w:w="60.0" w:type="dxa"/>
+              <w:right w:w="100.0" w:type="dxa"/>
+            </w:tcMar>
+          </w:tcPr>
+          <w:p>
+            <w:pPr>
+              <w:spacing w:after="0" w:lineRule="auto"/>
+              <w:rPr/>
+            </w:pPr>
+            <w:r>
+              <w:rPr>
+                <w:rFonts w:ascii="Calibri" w:cs="Calibri" w:eastAsia="Calibri" w:hAnsi="Calibri"/>
+                <w:sz w:val="19"/>
+                <w:szCs w:val="19"/>
+              </w:rPr>
+              <w:t xml:space="preserve">NOT NULL; RENTAL o PAYMENT</w:t>
+            </w:r>
+          </w:p>
+        </w:tc>
+      </w:tr>
+      <w:tr>
+        <w:trPr>
+          <w:cantSplit w:val="1"/>
+        </w:trPr>
+        <w:tc>
+          <w:tcPr>
+            <w:tcW w:w="2800" w:type="dxa"/>
+            <w:shd w:fill="ffffff" w:val="clear"/>
+            <w:tcMar>
+              <w:top w:w="60.0" w:type="dxa"/>
+              <w:left w:w="100.0" w:type="dxa"/>
+              <w:bottom w:w="60.0" w:type="dxa"/>
+              <w:right w:w="100.0" w:type="dxa"/>
+            </w:tcMar>
+          </w:tcPr>
+          <w:p>
+            <w:pPr>
+              <w:spacing w:after="0" w:lineRule="auto"/>
+              <w:rPr/>
+            </w:pPr>
+            <w:r>
+              <w:rPr>
+                <w:rFonts w:ascii="Consolas" w:cs="Consolas" w:eastAsia="Consolas" w:hAnsi="Consolas"/>
+                <w:sz w:val="17"/>
+                <w:szCs w:val="17"/>
+              </w:rPr>
+              <w:t xml:space="preserve">OPERACION</w:t>
+            </w:r>
+          </w:p>
+        </w:tc>
+        <w:tc>
+          <w:tcPr>
+            <w:tcW w:w="2000" w:type="dxa"/>
+            <w:shd w:fill="ffffff" w:val="clear"/>
+            <w:tcMar>
+              <w:top w:w="60.0" w:type="dxa"/>
+              <w:left w:w="100.0" w:type="dxa"/>
+              <w:bottom w:w="60.0" w:type="dxa"/>
+              <w:right w:w="100.0" w:type="dxa"/>
+            </w:tcMar>
+          </w:tcPr>
+          <w:p>
+            <w:pPr>
+              <w:spacing w:after="0" w:lineRule="auto"/>
+              <w:rPr/>
+            </w:pPr>
+            <w:r>
+              <w:rPr>
+                <w:rFonts w:ascii="Calibri" w:cs="Calibri" w:eastAsia="Calibri" w:hAnsi="Calibri"/>
+                <w:sz w:val="19"/>
+                <w:szCs w:val="19"/>
+              </w:rPr>
+              <w:t xml:space="preserve">VARCHAR2(10)</w:t>
+            </w:r>
+          </w:p>
+        </w:tc>
+        <w:tc>
+          <w:tcPr>
+            <w:tcW w:w="4560" w:type="dxa"/>
+            <w:shd w:fill="ffffff" w:val="clear"/>
+            <w:tcMar>
+              <w:top w:w="60.0" w:type="dxa"/>
+              <w:left w:w="100.0" w:type="dxa"/>
+              <w:bottom w:w="60.0" w:type="dxa"/>
+              <w:right w:w="100.0" w:type="dxa"/>
+            </w:tcMar>
+          </w:tcPr>
+          <w:p>
+            <w:pPr>
+              <w:spacing w:after="0" w:lineRule="auto"/>
+              <w:rPr/>
+            </w:pPr>
+            <w:r>
+              <w:rPr>
+                <w:rFonts w:ascii="Calibri" w:cs="Calibri" w:eastAsia="Calibri" w:hAnsi="Calibri"/>
+                <w:sz w:val="19"/>
+                <w:szCs w:val="19"/>
+              </w:rPr>
+              <w:t xml:space="preserve">NOT NULL; INSERT, UPDATE o DELETE</w:t>
+            </w:r>
+          </w:p>
+        </w:tc>
+      </w:tr>
+      <w:tr>
+        <w:trPr>
+          <w:cantSplit w:val="1"/>
+        </w:trPr>
+        <w:tc>
+          <w:tcPr>
+            <w:tcW w:w="2800" w:type="dxa"/>
+            <w:shd w:fill="ffffff" w:val="clear"/>
+            <w:tcMar>
+              <w:top w:w="60.0" w:type="dxa"/>
+              <w:left w:w="100.0" w:type="dxa"/>
+              <w:bottom w:w="60.0" w:type="dxa"/>
+              <w:right w:w="100.0" w:type="dxa"/>
+            </w:tcMar>
+          </w:tcPr>
+          <w:p>
+            <w:pPr>
+              <w:spacing w:after="0" w:lineRule="auto"/>
+              <w:rPr/>
+            </w:pPr>
+            <w:r>
+              <w:rPr>
+                <w:rFonts w:ascii="Consolas" w:cs="Consolas" w:eastAsia="Consolas" w:hAnsi="Consolas"/>
+                <w:sz w:val="17"/>
+                <w:szCs w:val="17"/>
+              </w:rPr>
+              <w:t xml:space="preserve">USUARIO</w:t>
+            </w:r>
+          </w:p>
+        </w:tc>
+        <w:tc>
+          <w:tcPr>
+            <w:tcW w:w="2000" w:type="dxa"/>
+            <w:shd w:fill="ffffff" w:val="clear"/>
+            <w:tcMar>
+              <w:top w:w="60.0" w:type="dxa"/>
+              <w:left w:w="100.0" w:type="dxa"/>
+              <w:bottom w:w="60.0" w:type="dxa"/>
+              <w:right w:w="100.0" w:type="dxa"/>
+            </w:tcMar>
+          </w:tcPr>
+          <w:p>
+            <w:pPr>
+              <w:spacing w:after="0" w:lineRule="auto"/>
+              <w:rPr/>
+            </w:pPr>
+            <w:r>
+              <w:rPr>
+                <w:rFonts w:ascii="Calibri" w:cs="Calibri" w:eastAsia="Calibri" w:hAnsi="Calibri"/>
+                <w:sz w:val="19"/>
+                <w:szCs w:val="19"/>
+              </w:rPr>
+              <w:t xml:space="preserve">VARCHAR2(128)</w:t>
+            </w:r>
+          </w:p>
+        </w:tc>
+        <w:tc>
+          <w:tcPr>
+            <w:tcW w:w="4560" w:type="dxa"/>
+            <w:shd w:fill="ffffff" w:val="clear"/>
+            <w:tcMar>
+              <w:top w:w="60.0" w:type="dxa"/>
+              <w:left w:w="100.0" w:type="dxa"/>
+              <w:bottom w:w="60.0" w:type="dxa"/>
+              <w:right w:w="100.0" w:type="dxa"/>
+            </w:tcMar>
+          </w:tcPr>
+          <w:p>
+            <w:pPr>
+              <w:spacing w:after="0" w:lineRule="auto"/>
+              <w:rPr/>
+            </w:pPr>
+            <w:r>
+              <w:rPr>
+                <w:rFonts w:ascii="Calibri" w:cs="Calibri" w:eastAsia="Calibri" w:hAnsi="Calibri"/>
+                <w:sz w:val="19"/>
+                <w:szCs w:val="19"/>
+              </w:rPr>
+              <w:t xml:space="preserve">NOT NULL; USER por defecto</w:t>
+            </w:r>
+          </w:p>
+        </w:tc>
+      </w:tr>
+      <w:tr>
+        <w:trPr>
+          <w:cantSplit w:val="1"/>
+        </w:trPr>
+        <w:tc>
+          <w:tcPr>
+            <w:tcW w:w="2800" w:type="dxa"/>
+            <w:shd w:fill="ffffff" w:val="clear"/>
+            <w:tcMar>
+              <w:top w:w="60.0" w:type="dxa"/>
+              <w:left w:w="100.0" w:type="dxa"/>
+              <w:bottom w:w="60.0" w:type="dxa"/>
+              <w:right w:w="100.0" w:type="dxa"/>
+            </w:tcMar>
+          </w:tcPr>
+          <w:p>
+            <w:pPr>
+              <w:spacing w:after="0" w:lineRule="auto"/>
+              <w:rPr/>
+            </w:pPr>
+            <w:r>
+              <w:rPr>
+                <w:rFonts w:ascii="Consolas" w:cs="Consolas" w:eastAsia="Consolas" w:hAnsi="Consolas"/>
+                <w:sz w:val="17"/>
+                <w:szCs w:val="17"/>
+              </w:rPr>
+              <w:t xml:space="preserve">FECHA</w:t>
+            </w:r>
+          </w:p>
+        </w:tc>
+        <w:tc>
+          <w:tcPr>
+            <w:tcW w:w="2000" w:type="dxa"/>
+            <w:shd w:fill="ffffff" w:val="clear"/>
+            <w:tcMar>
+              <w:top w:w="60.0" w:type="dxa"/>
+              <w:left w:w="100.0" w:type="dxa"/>
+              <w:bottom w:w="60.0" w:type="dxa"/>
+              <w:right w:w="100.0" w:type="dxa"/>
+            </w:tcMar>
+          </w:tcPr>
+          <w:p>
+            <w:pPr>
+              <w:spacing w:after="0" w:lineRule="auto"/>
+              <w:rPr/>
+            </w:pPr>
+            <w:r>
+              <w:rPr>
+                <w:rFonts w:ascii="Calibri" w:cs="Calibri" w:eastAsia="Calibri" w:hAnsi="Calibri"/>
+                <w:sz w:val="19"/>
+                <w:szCs w:val="19"/>
+              </w:rPr>
+              <w:t xml:space="preserve">DATE</w:t>
+            </w:r>
+          </w:p>
+        </w:tc>
+        <w:tc>
+          <w:tcPr>
+            <w:tcW w:w="4560" w:type="dxa"/>
+            <w:shd w:fill="ffffff" w:val="clear"/>
+            <w:tcMar>
+              <w:top w:w="60.0" w:type="dxa"/>
+              <w:left w:w="100.0" w:type="dxa"/>
+              <w:bottom w:w="60.0" w:type="dxa"/>
+              <w:right w:w="100.0" w:type="dxa"/>
+            </w:tcMar>
+          </w:tcPr>
+          <w:p>
+            <w:pPr>
+              <w:spacing w:after="0" w:lineRule="auto"/>
+              <w:rPr/>
+            </w:pPr>
+            <w:r>
+              <w:rPr>
+                <w:rFonts w:ascii="Calibri" w:cs="Calibri" w:eastAsia="Calibri" w:hAnsi="Calibri"/>
+                <w:sz w:val="19"/>
+                <w:szCs w:val="19"/>
+              </w:rPr>
+              <w:t xml:space="preserve">NOT NULL; SYSDATE por defecto</w:t>
+            </w:r>
+          </w:p>
+        </w:tc>
+      </w:tr>
+    </w:tbl>
+    <w:p>
+      <w:pPr>
+        <w:spacing w:after="120" w:lineRule="auto"/>
+        <w:rPr/>
+      </w:pPr>
+    </w:p>
+    <w:p>
+      <w:pPr>
+        <w:spacing w:after="160" w:line="276" w:lineRule="auto"/>
+        <w:jc w:val="both"/>
+        <w:rPr>
+          <w:sz w:val="20"/>
+          <w:szCs w:val="20"/>
+        </w:rPr>
+      </w:pPr>
+      <w:r>
+        <w:rPr>
+          <w:rFonts w:ascii="Calibri" w:cs="Calibri" w:eastAsia="Calibri" w:hAnsi="Calibri"/>
+          <w:sz w:val="20"/>
+          <w:szCs w:val="20"/>
+        </w:rPr>
+        <w:t xml:space="preserve">SEQ_AUDITORIA_SAKILA parte en 1 porque su tabla nace vacía. SEQ_PAYMENT_ID parte en MAX(PAYMENT_ID) + 1, hoy 16.050, porque la PAYMENT_SEQUENCE de Sakila parte en 1 y chocaría con los pagos cargados.</w:t>
+      </w:r>
+    </w:p>
+    <w:p>
+      <w:pPr>
+        <w:pStyle w:val="Heading3"/>
+        <w:keepNext w:val="1"/>
+        <w:spacing w:after="100" w:before="180" w:lineRule="auto"/>
+        <w:rPr/>
+      </w:pPr>
+      <w:r>
+        <w:rPr>
+          <w:rFonts w:ascii="Calibri" w:cs="Calibri" w:eastAsia="Calibri" w:hAnsi="Calibri"/>
+          <w:b w:val="1"/>
+          <w:bCs w:val="1"/>
+          <w:color w:val="2e5496"/>
+          <w:sz w:val="23"/>
+          <w:szCs w:val="23"/>
+        </w:rPr>
+        <w:t xml:space="preserve">B.2 Cómo se llaman los objetos</w:t>
+      </w:r>
+    </w:p>
+    <w:p>
+      <w:pPr>
+        <w:spacing w:after="160" w:line="276" w:lineRule="auto"/>
+        <w:jc w:val="both"/>
+        <w:rPr>
+          <w:sz w:val="20"/>
+          <w:szCs w:val="20"/>
+        </w:rPr>
+      </w:pPr>
+      <w:r>
+        <w:rPr>
+          <w:rFonts w:ascii="Calibri" w:cs="Calibri" w:eastAsia="Calibri" w:hAnsi="Calibri"/>
+          <w:sz w:val="20"/>
+          <w:szCs w:val="20"/>
+        </w:rPr>
+        <w:t xml:space="preserve">Los dos diagramas salen de USER_DEPENDENCIES con todos los objetos instalados. El primero muestra qué hace cada trigger cuando ocurre su evento: un arriendo dispara C3, que pregunta a FN_PUEDE_ARRENDAR, y una devolución dispara C2, que calcula la multa con FN_MULTA_CON_TOPE e inserta un pago; ese INSERT dispara a su vez C1 y C5.</w:t>
+      </w:r>
+    </w:p>
+    <w:p>
+      <w:pPr>
+        <w:keepNext w:val="1"/>
+        <w:spacing w:before="120" w:after="60" w:lineRule="auto"/>
+        <w:jc w:val="center"/>
+        <w:rPr/>
+      </w:pPr>
+      <w:r>
+        <w:drawing>
+          <wp:inline distT="0" distB="0" distL="0" distR="0">
+            <wp:extent cx="5580000" cy="4417500"/>
+            <wp:docPr id="1001" name="Imagen 1"/>
+            <wp:cNvGraphicFramePr>
+              <a:graphicFrameLocks noChangeAspect="1"/>
+            </wp:cNvGraphicFramePr>
+            <a:graphic>
+              <a:graphicData uri="http://schemas.openxmlformats.org/drawingml/2006/picture">
+                <pic:pic>
+                  <pic:nvPicPr>
+                    <pic:cNvPr id="1001" name="imagen1.png"/>
+                    <pic:cNvPicPr/>
+                  </pic:nvPicPr>
+                  <pic:blipFill>
+                    <a:blip r:embed="rIdImg1"/>
+                    <a:stretch>
+                      <a:fillRect/>
+                    </a:stretch>
+                  </pic:blipFill>
+                  <pic:spPr>
+                    <a:xfrm>
+                      <a:off x="0" y="0"/>
+                      <a:ext cx="5580000" cy="4417500"/>
+                    </a:xfrm>
+                    <a:prstGeom prst="rect">
+                      <a:avLst/>
+                    </a:prstGeom>
+                  </pic:spPr>
+                </pic:pic>
+              </a:graphicData>
+            </a:graphic>
+          </wp:inline>
+        </w:drawing>
+      </w:r>
+    </w:p>
+    <w:p>
+      <w:pPr>
+        <w:spacing w:after="200" w:lineRule="auto"/>
+        <w:jc w:val="center"/>
+        <w:rPr/>
+      </w:pPr>
+      <w:r>
+        <w:rPr>
+          <w:rFonts w:ascii="Calibri" w:cs="Calibri" w:eastAsia="Calibri" w:hAnsi="Calibri"/>
+          <w:i w:val="1"/>
+          <w:iCs w:val="1"/>
+          <w:color w:val="595959"/>
+          <w:sz w:val="18"/>
+          <w:szCs w:val="18"/>
+        </w:rPr>
+        <w:t xml:space="preserve">Figura B.1. Qué dispara cada evento y qué llama cada trigger.</w:t>
+      </w:r>
+    </w:p>
+    <w:p>
+      <w:pPr>
+        <w:spacing w:after="160" w:line="276" w:lineRule="auto"/>
+        <w:jc w:val="both"/>
+        <w:rPr>
+          <w:sz w:val="20"/>
+          <w:szCs w:val="20"/>
+        </w:rPr>
+      </w:pPr>
+      <w:r>
+        <w:rPr>
+          <w:rFonts w:ascii="Calibri" w:cs="Calibri" w:eastAsia="Calibri" w:hAnsi="Calibri"/>
+          <w:sz w:val="20"/>
+          <w:szCs w:val="20"/>
+        </w:rPr>
+        <w:t xml:space="preserve">El segundo muestra qué orquesta cada package. Los packages los llama la gerencia, no los triggers. FN_PUEDE_ARRENDAR, SP_MEDALLA_CLIENTE y SP_ACTUALIZA_MEDALLAS usan además FN_MEDALLA o FN_LIMITE_ARRIENDOS, públicos de PKG_RESPONSABILIDAD_CLIENTE: por eso la especificación del package se crea antes que ellos y el body después.</w:t>
+      </w:r>
+    </w:p>
+    <w:p>
+      <w:pPr>
+        <w:keepNext w:val="1"/>
+        <w:spacing w:before="120" w:after="60" w:lineRule="auto"/>
+        <w:jc w:val="center"/>
+        <w:rPr/>
+      </w:pPr>
+      <w:r>
+        <w:drawing>
+          <wp:inline distT="0" distB="0" distL="0" distR="0">
+            <wp:extent cx="5580000" cy="4591875"/>
+            <wp:docPr id="1002" name="Imagen 2"/>
+            <wp:cNvGraphicFramePr>
+              <a:graphicFrameLocks noChangeAspect="1"/>
+            </wp:cNvGraphicFramePr>
+            <a:graphic>
+              <a:graphicData uri="http://schemas.openxmlformats.org/drawingml/2006/picture">
+                <pic:pic>
+                  <pic:nvPicPr>
+                    <pic:cNvPr id="1002" name="imagen2.png"/>
+                    <pic:cNvPicPr/>
+                  </pic:nvPicPr>
+                  <pic:blipFill>
+                    <a:blip r:embed="rIdImg2"/>
+                    <a:stretch>
+                      <a:fillRect/>
+                    </a:stretch>
+                  </pic:blipFill>
+                  <pic:spPr>
+                    <a:xfrm>
+                      <a:off x="0" y="0"/>
+                      <a:ext cx="5580000" cy="4591875"/>
+                    </a:xfrm>
+                    <a:prstGeom prst="rect">
+                      <a:avLst/>
+                    </a:prstGeom>
+                  </pic:spPr>
+                </pic:pic>
+              </a:graphicData>
+            </a:graphic>
+          </wp:inline>
+        </w:drawing>
+      </w:r>
+    </w:p>
+    <w:p>
+      <w:pPr>
+        <w:spacing w:after="200" w:lineRule="auto"/>
+        <w:jc w:val="center"/>
+        <w:rPr/>
+      </w:pPr>
+      <w:r>
+        <w:rPr>
+          <w:rFonts w:ascii="Calibri" w:cs="Calibri" w:eastAsia="Calibri" w:hAnsi="Calibri"/>
+          <w:i w:val="1"/>
+          <w:iCs w:val="1"/>
+          <w:color w:val="595959"/>
+          <w:sz w:val="18"/>
+          <w:szCs w:val="18"/>
+        </w:rPr>
+        <w:t xml:space="preserve">Figura B.2. Qué funciones y procedimientos orquesta cada package.</w:t>
+      </w:r>
+    </w:p>
+    <w:p>
+      <w:pPr>
         <w:pStyle w:val="Heading2"/>
         <w:keepNext w:val="1"/>
         <w:spacing w:after="120" w:before="240" w:lineRule="auto"/>
@@ -26252,6 +32171,1041 @@
           <w:szCs w:val="26"/>
         </w:rPr>
         <w:t xml:space="preserve">Anexo C. Evidencias de ejecución</w:t>
+      </w:r>
+    </w:p>
+    <w:p>
+      <w:pPr>
+        <w:spacing w:after="160" w:line="276" w:lineRule="auto"/>
+        <w:jc w:val="both"/>
+        <w:rPr>
+          <w:sz w:val="20"/>
+          <w:szCs w:val="20"/>
+        </w:rPr>
+      </w:pPr>
+      <w:r>
+        <w:rPr>
+          <w:rFonts w:ascii="Calibri" w:cs="Calibri" w:eastAsia="Calibri" w:hAnsi="Calibri"/>
+          <w:sz w:val="20"/>
+          <w:szCs w:val="20"/>
+        </w:rPr>
+        <w:t xml:space="preserve">Cada prueba corre en SQL Developer y termina en ROLLBACK, así que la base queda como estaba y las cifras del informe siguen saliendo de los datos originales.</w:t>
+      </w:r>
+    </w:p>
+    <w:p>
+      <w:pPr>
+        <w:pStyle w:val="Heading3"/>
+        <w:keepNext w:val="1"/>
+        <w:spacing w:after="100" w:before="180" w:lineRule="auto"/>
+        <w:rPr/>
+      </w:pPr>
+      <w:r>
+        <w:rPr>
+          <w:rFonts w:ascii="Calibri" w:cs="Calibri" w:eastAsia="Calibri" w:hAnsi="Calibri"/>
+          <w:b w:val="1"/>
+          <w:bCs w:val="1"/>
+          <w:color w:val="2e5496"/>
+          <w:sz w:val="23"/>
+          <w:szCs w:val="23"/>
+        </w:rPr>
+        <w:t xml:space="preserve">C.1 Prueba integrada</w:t>
+      </w:r>
+    </w:p>
+    <w:p>
+      <w:pPr>
+        <w:spacing w:after="160" w:line="276" w:lineRule="auto"/>
+        <w:jc w:val="both"/>
+        <w:rPr>
+          <w:sz w:val="20"/>
+          <w:szCs w:val="20"/>
+        </w:rPr>
+      </w:pPr>
+      <w:r>
+        <w:rPr>
+          <w:rFonts w:ascii="Calibri" w:cs="Calibri" w:eastAsia="Calibri" w:hAnsi="Calibri"/>
+          <w:sz w:val="20"/>
+          <w:szCs w:val="20"/>
+        </w:rPr>
+        <w:t xml:space="preserve">Reinstalamos el esquema desde cero (DROP USER y scripts 1 a 4 del zip) y corrimos el script final completo en Oracle 21c XE. Las 22 filas de USER_OBJECTS quedan VALID, USER_ERRORS no devuelve filas, todas las demostraciones dan el resultado esperado y la verificación marca 33 de 33 cifras OK. El script tarda menos de un minuto, y una segunda pasada sobre el mismo esquema da la misma salida.</w:t>
+      </w:r>
+    </w:p>
+    <w:p>
+      <w:pPr>
+        <w:pBdr>
+          <w:left w:color="7f7f7f" w:space="8" w:sz="12" w:val="single"/>
+        </w:pBdr>
+        <w:shd w:fill="f2f2f2" w:val="clear"/>
+        <w:spacing w:before="80" w:after="0" w:line="228" w:lineRule="auto"/>
+        <w:ind w:left="120" w:right="0" w:firstLine="0"/>
+        <w:jc w:val="left"/>
+        <w:rPr>
+          <w:sz w:val="16"/>
+          <w:szCs w:val="16"/>
+        </w:rPr>
+      </w:pPr>
+      <w:r>
+        <w:rPr>
+          <w:rFonts w:ascii="Consolas" w:cs="Consolas" w:eastAsia="Consolas" w:hAnsi="Consolas"/>
+          <w:sz w:val="16"/>
+          <w:szCs w:val="16"/>
+        </w:rPr>
+        <w:t xml:space="preserve">OBJECT_NAME                   OBJECT_TYPE    STATUS</w:t>
+      </w:r>
+    </w:p>
+    <w:p>
+      <w:pPr>
+        <w:pBdr>
+          <w:left w:color="7f7f7f" w:space="8" w:sz="12" w:val="single"/>
+        </w:pBdr>
+        <w:shd w:fill="f2f2f2" w:val="clear"/>
+        <w:spacing w:before="0" w:after="0" w:line="228" w:lineRule="auto"/>
+        <w:ind w:left="120" w:right="0" w:firstLine="0"/>
+        <w:jc w:val="left"/>
+        <w:rPr>
+          <w:sz w:val="16"/>
+          <w:szCs w:val="16"/>
+        </w:rPr>
+      </w:pPr>
+      <w:r>
+        <w:rPr>
+          <w:rFonts w:ascii="Consolas" w:cs="Consolas" w:eastAsia="Consolas" w:hAnsi="Consolas"/>
+          <w:sz w:val="16"/>
+          <w:szCs w:val="16"/>
+        </w:rPr>
+        <w:t xml:space="preserve">----------------------------- -------------- ------</w:t>
+      </w:r>
+    </w:p>
+    <w:p>
+      <w:pPr>
+        <w:pBdr>
+          <w:left w:color="7f7f7f" w:space="8" w:sz="12" w:val="single"/>
+        </w:pBdr>
+        <w:shd w:fill="f2f2f2" w:val="clear"/>
+        <w:spacing w:before="0" w:after="0" w:line="228" w:lineRule="auto"/>
+        <w:ind w:left="120" w:right="0" w:firstLine="0"/>
+        <w:jc w:val="left"/>
+        <w:rPr>
+          <w:sz w:val="16"/>
+          <w:szCs w:val="16"/>
+        </w:rPr>
+      </w:pPr>
+      <w:r>
+        <w:rPr>
+          <w:rFonts w:ascii="Consolas" w:cs="Consolas" w:eastAsia="Consolas" w:hAnsi="Consolas"/>
+          <w:sz w:val="16"/>
+          <w:szCs w:val="16"/>
+        </w:rPr>
+        <w:t xml:space="preserve">FN_CAPITAL_EN_RIESGO          FUNCTION       VALID</w:t>
+      </w:r>
+    </w:p>
+    <w:p>
+      <w:pPr>
+        <w:pBdr>
+          <w:left w:color="7f7f7f" w:space="8" w:sz="12" w:val="single"/>
+        </w:pBdr>
+        <w:shd w:fill="f2f2f2" w:val="clear"/>
+        <w:spacing w:before="0" w:after="0" w:line="228" w:lineRule="auto"/>
+        <w:ind w:left="120" w:right="0" w:firstLine="0"/>
+        <w:jc w:val="left"/>
+        <w:rPr>
+          <w:sz w:val="16"/>
+          <w:szCs w:val="16"/>
+        </w:rPr>
+      </w:pPr>
+      <w:r>
+        <w:rPr>
+          <w:rFonts w:ascii="Consolas" w:cs="Consolas" w:eastAsia="Consolas" w:hAnsi="Consolas"/>
+          <w:sz w:val="16"/>
+          <w:szCs w:val="16"/>
+        </w:rPr>
+        <w:t xml:space="preserve">FN_FECHA_CORTE                FUNCTION       VALID</w:t>
+      </w:r>
+    </w:p>
+    <w:p>
+      <w:pPr>
+        <w:pBdr>
+          <w:left w:color="7f7f7f" w:space="8" w:sz="12" w:val="single"/>
+        </w:pBdr>
+        <w:shd w:fill="f2f2f2" w:val="clear"/>
+        <w:spacing w:before="0" w:after="0" w:line="228" w:lineRule="auto"/>
+        <w:ind w:left="120" w:right="0" w:firstLine="0"/>
+        <w:jc w:val="left"/>
+        <w:rPr>
+          <w:sz w:val="16"/>
+          <w:szCs w:val="16"/>
+        </w:rPr>
+      </w:pPr>
+      <w:r>
+        <w:rPr>
+          <w:rFonts w:ascii="Consolas" w:cs="Consolas" w:eastAsia="Consolas" w:hAnsi="Consolas"/>
+          <w:sz w:val="16"/>
+          <w:szCs w:val="16"/>
+        </w:rPr>
+        <w:t xml:space="preserve">FN_MULTA_CON_TOPE             FUNCTION       VALID</w:t>
+      </w:r>
+    </w:p>
+    <w:p>
+      <w:pPr>
+        <w:pBdr>
+          <w:left w:color="7f7f7f" w:space="8" w:sz="12" w:val="single"/>
+        </w:pBdr>
+        <w:shd w:fill="f2f2f2" w:val="clear"/>
+        <w:spacing w:before="0" w:after="0" w:line="228" w:lineRule="auto"/>
+        <w:ind w:left="120" w:right="0" w:firstLine="0"/>
+        <w:jc w:val="left"/>
+        <w:rPr>
+          <w:sz w:val="16"/>
+          <w:szCs w:val="16"/>
+        </w:rPr>
+      </w:pPr>
+      <w:r>
+        <w:rPr>
+          <w:rFonts w:ascii="Consolas" w:cs="Consolas" w:eastAsia="Consolas" w:hAnsi="Consolas"/>
+          <w:sz w:val="16"/>
+          <w:szCs w:val="16"/>
+        </w:rPr>
+        <w:t xml:space="preserve">FN_PORCENTAJE_EN_PLAZO        FUNCTION       VALID</w:t>
+      </w:r>
+    </w:p>
+    <w:p>
+      <w:pPr>
+        <w:pBdr>
+          <w:left w:color="7f7f7f" w:space="8" w:sz="12" w:val="single"/>
+        </w:pBdr>
+        <w:shd w:fill="f2f2f2" w:val="clear"/>
+        <w:spacing w:before="0" w:after="0" w:line="228" w:lineRule="auto"/>
+        <w:ind w:left="120" w:right="0" w:firstLine="0"/>
+        <w:jc w:val="left"/>
+        <w:rPr>
+          <w:sz w:val="16"/>
+          <w:szCs w:val="16"/>
+        </w:rPr>
+      </w:pPr>
+      <w:r>
+        <w:rPr>
+          <w:rFonts w:ascii="Consolas" w:cs="Consolas" w:eastAsia="Consolas" w:hAnsi="Consolas"/>
+          <w:sz w:val="16"/>
+          <w:szCs w:val="16"/>
+        </w:rPr>
+        <w:t xml:space="preserve">FN_PUEDE_ARRENDAR             FUNCTION       VALID</w:t>
+      </w:r>
+    </w:p>
+    <w:p>
+      <w:pPr>
+        <w:pBdr>
+          <w:left w:color="7f7f7f" w:space="8" w:sz="12" w:val="single"/>
+        </w:pBdr>
+        <w:shd w:fill="f2f2f2" w:val="clear"/>
+        <w:spacing w:before="0" w:after="0" w:line="228" w:lineRule="auto"/>
+        <w:ind w:left="120" w:right="0" w:firstLine="0"/>
+        <w:jc w:val="left"/>
+        <w:rPr>
+          <w:sz w:val="16"/>
+          <w:szCs w:val="16"/>
+        </w:rPr>
+      </w:pPr>
+      <w:r>
+        <w:rPr>
+          <w:rFonts w:ascii="Consolas" w:cs="Consolas" w:eastAsia="Consolas" w:hAnsi="Consolas"/>
+          <w:sz w:val="16"/>
+          <w:szCs w:val="16"/>
+        </w:rPr>
+        <w:t xml:space="preserve">FN_RENTABILIDAD_COPIA         FUNCTION       VALID</w:t>
+      </w:r>
+    </w:p>
+    <w:p>
+      <w:pPr>
+        <w:pBdr>
+          <w:left w:color="7f7f7f" w:space="8" w:sz="12" w:val="single"/>
+        </w:pBdr>
+        <w:shd w:fill="f2f2f2" w:val="clear"/>
+        <w:spacing w:before="0" w:after="0" w:line="228" w:lineRule="auto"/>
+        <w:ind w:left="120" w:right="0" w:firstLine="0"/>
+        <w:jc w:val="left"/>
+        <w:rPr>
+          <w:sz w:val="16"/>
+          <w:szCs w:val="16"/>
+        </w:rPr>
+      </w:pPr>
+      <w:r>
+        <w:rPr>
+          <w:rFonts w:ascii="Consolas" w:cs="Consolas" w:eastAsia="Consolas" w:hAnsi="Consolas"/>
+          <w:sz w:val="16"/>
+          <w:szCs w:val="16"/>
+        </w:rPr>
+        <w:t xml:space="preserve">PKG_COBRANZA_INVENTARIO       PACKAGE        VALID</w:t>
+      </w:r>
+    </w:p>
+    <w:p>
+      <w:pPr>
+        <w:pBdr>
+          <w:left w:color="7f7f7f" w:space="8" w:sz="12" w:val="single"/>
+        </w:pBdr>
+        <w:shd w:fill="f2f2f2" w:val="clear"/>
+        <w:spacing w:before="0" w:after="0" w:line="228" w:lineRule="auto"/>
+        <w:ind w:left="120" w:right="0" w:firstLine="0"/>
+        <w:jc w:val="left"/>
+        <w:rPr>
+          <w:sz w:val="16"/>
+          <w:szCs w:val="16"/>
+        </w:rPr>
+      </w:pPr>
+      <w:r>
+        <w:rPr>
+          <w:rFonts w:ascii="Consolas" w:cs="Consolas" w:eastAsia="Consolas" w:hAnsi="Consolas"/>
+          <w:sz w:val="16"/>
+          <w:szCs w:val="16"/>
+        </w:rPr>
+        <w:t xml:space="preserve">PKG_RESPONSABILIDAD_CLIENTE   PACKAGE        VALID</w:t>
+      </w:r>
+    </w:p>
+    <w:p>
+      <w:pPr>
+        <w:pBdr>
+          <w:left w:color="7f7f7f" w:space="8" w:sz="12" w:val="single"/>
+        </w:pBdr>
+        <w:shd w:fill="f2f2f2" w:val="clear"/>
+        <w:spacing w:before="0" w:after="0" w:line="228" w:lineRule="auto"/>
+        <w:ind w:left="120" w:right="0" w:firstLine="0"/>
+        <w:jc w:val="left"/>
+        <w:rPr>
+          <w:sz w:val="16"/>
+          <w:szCs w:val="16"/>
+        </w:rPr>
+      </w:pPr>
+      <w:r>
+        <w:rPr>
+          <w:rFonts w:ascii="Consolas" w:cs="Consolas" w:eastAsia="Consolas" w:hAnsi="Consolas"/>
+          <w:sz w:val="16"/>
+          <w:szCs w:val="16"/>
+        </w:rPr>
+        <w:t xml:space="preserve">PKG_COBRANZA_INVENTARIO       PACKAGE BODY   VALID</w:t>
+      </w:r>
+    </w:p>
+    <w:p>
+      <w:pPr>
+        <w:pBdr>
+          <w:left w:color="7f7f7f" w:space="8" w:sz="12" w:val="single"/>
+        </w:pBdr>
+        <w:shd w:fill="f2f2f2" w:val="clear"/>
+        <w:spacing w:before="0" w:after="0" w:line="228" w:lineRule="auto"/>
+        <w:ind w:left="120" w:right="0" w:firstLine="0"/>
+        <w:jc w:val="left"/>
+        <w:rPr>
+          <w:sz w:val="16"/>
+          <w:szCs w:val="16"/>
+        </w:rPr>
+      </w:pPr>
+      <w:r>
+        <w:rPr>
+          <w:rFonts w:ascii="Consolas" w:cs="Consolas" w:eastAsia="Consolas" w:hAnsi="Consolas"/>
+          <w:sz w:val="16"/>
+          <w:szCs w:val="16"/>
+        </w:rPr>
+        <w:t xml:space="preserve">PKG_RESPONSABILIDAD_CLIENTE   PACKAGE BODY   VALID</w:t>
+      </w:r>
+    </w:p>
+    <w:p>
+      <w:pPr>
+        <w:pBdr>
+          <w:left w:color="7f7f7f" w:space="8" w:sz="12" w:val="single"/>
+        </w:pBdr>
+        <w:shd w:fill="f2f2f2" w:val="clear"/>
+        <w:spacing w:before="0" w:after="0" w:line="228" w:lineRule="auto"/>
+        <w:ind w:left="120" w:right="0" w:firstLine="0"/>
+        <w:jc w:val="left"/>
+        <w:rPr>
+          <w:sz w:val="16"/>
+          <w:szCs w:val="16"/>
+        </w:rPr>
+      </w:pPr>
+      <w:r>
+        <w:rPr>
+          <w:rFonts w:ascii="Consolas" w:cs="Consolas" w:eastAsia="Consolas" w:hAnsi="Consolas"/>
+          <w:sz w:val="16"/>
+          <w:szCs w:val="16"/>
+        </w:rPr>
+        <w:t xml:space="preserve">SP_ACTUALIZA_MEDALLAS         PROCEDURE      VALID</w:t>
+      </w:r>
+    </w:p>
+    <w:p>
+      <w:pPr>
+        <w:pBdr>
+          <w:left w:color="7f7f7f" w:space="8" w:sz="12" w:val="single"/>
+        </w:pBdr>
+        <w:shd w:fill="f2f2f2" w:val="clear"/>
+        <w:spacing w:before="0" w:after="0" w:line="228" w:lineRule="auto"/>
+        <w:ind w:left="120" w:right="0" w:firstLine="0"/>
+        <w:jc w:val="left"/>
+        <w:rPr>
+          <w:sz w:val="16"/>
+          <w:szCs w:val="16"/>
+        </w:rPr>
+      </w:pPr>
+      <w:r>
+        <w:rPr>
+          <w:rFonts w:ascii="Consolas" w:cs="Consolas" w:eastAsia="Consolas" w:hAnsi="Consolas"/>
+          <w:sz w:val="16"/>
+          <w:szCs w:val="16"/>
+        </w:rPr>
+        <w:t xml:space="preserve">SP_MEDALLA_CLIENTE            PROCEDURE      VALID</w:t>
+      </w:r>
+    </w:p>
+    <w:p>
+      <w:pPr>
+        <w:pBdr>
+          <w:left w:color="7f7f7f" w:space="8" w:sz="12" w:val="single"/>
+        </w:pBdr>
+        <w:shd w:fill="f2f2f2" w:val="clear"/>
+        <w:spacing w:before="0" w:after="0" w:line="228" w:lineRule="auto"/>
+        <w:ind w:left="120" w:right="0" w:firstLine="0"/>
+        <w:jc w:val="left"/>
+        <w:rPr>
+          <w:sz w:val="16"/>
+          <w:szCs w:val="16"/>
+        </w:rPr>
+      </w:pPr>
+      <w:r>
+        <w:rPr>
+          <w:rFonts w:ascii="Consolas" w:cs="Consolas" w:eastAsia="Consolas" w:hAnsi="Consolas"/>
+          <w:sz w:val="16"/>
+          <w:szCs w:val="16"/>
+        </w:rPr>
+        <w:t xml:space="preserve">SEQ_AUDITORIA_SAKILA          SEQUENCE       VALID</w:t>
+      </w:r>
+    </w:p>
+    <w:p>
+      <w:pPr>
+        <w:pBdr>
+          <w:left w:color="7f7f7f" w:space="8" w:sz="12" w:val="single"/>
+        </w:pBdr>
+        <w:shd w:fill="f2f2f2" w:val="clear"/>
+        <w:spacing w:before="0" w:after="0" w:line="228" w:lineRule="auto"/>
+        <w:ind w:left="120" w:right="0" w:firstLine="0"/>
+        <w:jc w:val="left"/>
+        <w:rPr>
+          <w:sz w:val="16"/>
+          <w:szCs w:val="16"/>
+        </w:rPr>
+      </w:pPr>
+      <w:r>
+        <w:rPr>
+          <w:rFonts w:ascii="Consolas" w:cs="Consolas" w:eastAsia="Consolas" w:hAnsi="Consolas"/>
+          <w:sz w:val="16"/>
+          <w:szCs w:val="16"/>
+        </w:rPr>
+        <w:t xml:space="preserve">SEQ_PAYMENT_ID                SEQUENCE       VALID</w:t>
+      </w:r>
+    </w:p>
+    <w:p>
+      <w:pPr>
+        <w:pBdr>
+          <w:left w:color="7f7f7f" w:space="8" w:sz="12" w:val="single"/>
+        </w:pBdr>
+        <w:shd w:fill="f2f2f2" w:val="clear"/>
+        <w:spacing w:before="0" w:after="0" w:line="228" w:lineRule="auto"/>
+        <w:ind w:left="120" w:right="0" w:firstLine="0"/>
+        <w:jc w:val="left"/>
+        <w:rPr>
+          <w:sz w:val="16"/>
+          <w:szCs w:val="16"/>
+        </w:rPr>
+      </w:pPr>
+      <w:r>
+        <w:rPr>
+          <w:rFonts w:ascii="Consolas" w:cs="Consolas" w:eastAsia="Consolas" w:hAnsi="Consolas"/>
+          <w:sz w:val="16"/>
+          <w:szCs w:val="16"/>
+        </w:rPr>
+        <w:t xml:space="preserve">AUDITORIA_SAKILA              TABLE          VALID</w:t>
+      </w:r>
+    </w:p>
+    <w:p>
+      <w:pPr>
+        <w:pBdr>
+          <w:left w:color="7f7f7f" w:space="8" w:sz="12" w:val="single"/>
+        </w:pBdr>
+        <w:shd w:fill="f2f2f2" w:val="clear"/>
+        <w:spacing w:before="0" w:after="0" w:line="228" w:lineRule="auto"/>
+        <w:ind w:left="120" w:right="0" w:firstLine="0"/>
+        <w:jc w:val="left"/>
+        <w:rPr>
+          <w:sz w:val="16"/>
+          <w:szCs w:val="16"/>
+        </w:rPr>
+      </w:pPr>
+      <w:r>
+        <w:rPr>
+          <w:rFonts w:ascii="Consolas" w:cs="Consolas" w:eastAsia="Consolas" w:hAnsi="Consolas"/>
+          <w:sz w:val="16"/>
+          <w:szCs w:val="16"/>
+        </w:rPr>
+        <w:t xml:space="preserve">CLIENTE_MEDALLA               TABLE          VALID</w:t>
+      </w:r>
+    </w:p>
+    <w:p>
+      <w:pPr>
+        <w:pBdr>
+          <w:left w:color="7f7f7f" w:space="8" w:sz="12" w:val="single"/>
+        </w:pBdr>
+        <w:shd w:fill="f2f2f2" w:val="clear"/>
+        <w:spacing w:before="0" w:after="0" w:line="228" w:lineRule="auto"/>
+        <w:ind w:left="120" w:right="0" w:firstLine="0"/>
+        <w:jc w:val="left"/>
+        <w:rPr>
+          <w:sz w:val="16"/>
+          <w:szCs w:val="16"/>
+        </w:rPr>
+      </w:pPr>
+      <w:r>
+        <w:rPr>
+          <w:rFonts w:ascii="Consolas" w:cs="Consolas" w:eastAsia="Consolas" w:hAnsi="Consolas"/>
+          <w:sz w:val="16"/>
+          <w:szCs w:val="16"/>
+        </w:rPr>
+        <w:t xml:space="preserve">TRG_AUDITA_PAYMENT            TRIGGER        VALID</w:t>
+      </w:r>
+    </w:p>
+    <w:p>
+      <w:pPr>
+        <w:pBdr>
+          <w:left w:color="7f7f7f" w:space="8" w:sz="12" w:val="single"/>
+        </w:pBdr>
+        <w:shd w:fill="f2f2f2" w:val="clear"/>
+        <w:spacing w:before="0" w:after="0" w:line="228" w:lineRule="auto"/>
+        <w:ind w:left="120" w:right="0" w:firstLine="0"/>
+        <w:jc w:val="left"/>
+        <w:rPr>
+          <w:sz w:val="16"/>
+          <w:szCs w:val="16"/>
+        </w:rPr>
+      </w:pPr>
+      <w:r>
+        <w:rPr>
+          <w:rFonts w:ascii="Consolas" w:cs="Consolas" w:eastAsia="Consolas" w:hAnsi="Consolas"/>
+          <w:sz w:val="16"/>
+          <w:szCs w:val="16"/>
+        </w:rPr>
+        <w:t xml:space="preserve">TRG_AUDITA_RENTAL             TRIGGER        VALID</w:t>
+      </w:r>
+    </w:p>
+    <w:p>
+      <w:pPr>
+        <w:pBdr>
+          <w:left w:color="7f7f7f" w:space="8" w:sz="12" w:val="single"/>
+        </w:pBdr>
+        <w:shd w:fill="f2f2f2" w:val="clear"/>
+        <w:spacing w:before="0" w:after="0" w:line="228" w:lineRule="auto"/>
+        <w:ind w:left="120" w:right="0" w:firstLine="0"/>
+        <w:jc w:val="left"/>
+        <w:rPr>
+          <w:sz w:val="16"/>
+          <w:szCs w:val="16"/>
+        </w:rPr>
+      </w:pPr>
+      <w:r>
+        <w:rPr>
+          <w:rFonts w:ascii="Consolas" w:cs="Consolas" w:eastAsia="Consolas" w:hAnsi="Consolas"/>
+          <w:sz w:val="16"/>
+          <w:szCs w:val="16"/>
+        </w:rPr>
+        <w:t xml:space="preserve">TRG_BLOQUEA_BORRADO_RENTAL    TRIGGER        VALID</w:t>
+      </w:r>
+    </w:p>
+    <w:p>
+      <w:pPr>
+        <w:pBdr>
+          <w:left w:color="7f7f7f" w:space="8" w:sz="12" w:val="single"/>
+        </w:pBdr>
+        <w:shd w:fill="f2f2f2" w:val="clear"/>
+        <w:spacing w:before="0" w:after="0" w:line="228" w:lineRule="auto"/>
+        <w:ind w:left="120" w:right="0" w:firstLine="0"/>
+        <w:jc w:val="left"/>
+        <w:rPr>
+          <w:sz w:val="16"/>
+          <w:szCs w:val="16"/>
+        </w:rPr>
+      </w:pPr>
+      <w:r>
+        <w:rPr>
+          <w:rFonts w:ascii="Consolas" w:cs="Consolas" w:eastAsia="Consolas" w:hAnsi="Consolas"/>
+          <w:sz w:val="16"/>
+          <w:szCs w:val="16"/>
+        </w:rPr>
+        <w:t xml:space="preserve">TRG_TOPE_MULTA_DEVOLUCION     TRIGGER        VALID</w:t>
+      </w:r>
+    </w:p>
+    <w:p>
+      <w:pPr>
+        <w:pBdr>
+          <w:left w:color="7f7f7f" w:space="8" w:sz="12" w:val="single"/>
+        </w:pBdr>
+        <w:shd w:fill="f2f2f2" w:val="clear"/>
+        <w:spacing w:before="0" w:after="0" w:line="228" w:lineRule="auto"/>
+        <w:ind w:left="120" w:right="0" w:firstLine="0"/>
+        <w:jc w:val="left"/>
+        <w:rPr>
+          <w:sz w:val="16"/>
+          <w:szCs w:val="16"/>
+        </w:rPr>
+      </w:pPr>
+      <w:r>
+        <w:rPr>
+          <w:rFonts w:ascii="Consolas" w:cs="Consolas" w:eastAsia="Consolas" w:hAnsi="Consolas"/>
+          <w:sz w:val="16"/>
+          <w:szCs w:val="16"/>
+        </w:rPr>
+        <w:t xml:space="preserve">TRG_VALIDA_ARRIENDO           TRIGGER        VALID</w:t>
+      </w:r>
+    </w:p>
+    <w:p>
+      <w:pPr>
+        <w:pBdr>
+          <w:left w:color="7f7f7f" w:space="8" w:sz="12" w:val="single"/>
+        </w:pBdr>
+        <w:shd w:fill="f2f2f2" w:val="clear"/>
+        <w:spacing w:before="0" w:after="0" w:line="228" w:lineRule="auto"/>
+        <w:ind w:left="120" w:right="0" w:firstLine="0"/>
+        <w:jc w:val="left"/>
+        <w:rPr>
+          <w:sz w:val="16"/>
+          <w:szCs w:val="16"/>
+        </w:rPr>
+      </w:pPr>
+      <w:r>
+        <w:rPr>
+          <w:rFonts w:ascii="Consolas" w:cs="Consolas" w:eastAsia="Consolas" w:hAnsi="Consolas"/>
+          <w:sz w:val="16"/>
+          <w:szCs w:val="16"/>
+        </w:rPr>
+        <w:t xml:space="preserve">TRG_VALIDA_PAGO_RENTAL        TRIGGER        VALID</w:t>
+      </w:r>
+    </w:p>
+    <w:p>
+      <w:pPr>
+        <w:pBdr>
+          <w:left w:color="7f7f7f" w:space="8" w:sz="12" w:val="single"/>
+        </w:pBdr>
+        <w:shd w:fill="f2f2f2" w:val="clear"/>
+        <w:spacing w:before="0" w:after="0" w:line="228" w:lineRule="auto"/>
+        <w:ind w:left="120" w:right="0" w:firstLine="0"/>
+        <w:jc w:val="left"/>
+        <w:rPr>
+          <w:sz w:val="16"/>
+          <w:szCs w:val="16"/>
+        </w:rPr>
+      </w:pPr>
+    </w:p>
+    <w:p>
+      <w:pPr>
+        <w:pBdr>
+          <w:left w:color="7f7f7f" w:space="8" w:sz="12" w:val="single"/>
+        </w:pBdr>
+        <w:shd w:fill="f2f2f2" w:val="clear"/>
+        <w:spacing w:before="0" w:after="0" w:line="228" w:lineRule="auto"/>
+        <w:ind w:left="120" w:right="0" w:firstLine="0"/>
+        <w:jc w:val="left"/>
+        <w:rPr>
+          <w:sz w:val="16"/>
+          <w:szCs w:val="16"/>
+        </w:rPr>
+      </w:pPr>
+      <w:r>
+        <w:rPr>
+          <w:rFonts w:ascii="Consolas" w:cs="Consolas" w:eastAsia="Consolas" w:hAnsi="Consolas"/>
+          <w:sz w:val="16"/>
+          <w:szCs w:val="16"/>
+        </w:rPr>
+        <w:t xml:space="preserve">22 rows selected.</w:t>
+      </w:r>
+    </w:p>
+    <w:p>
+      <w:pPr>
+        <w:pBdr>
+          <w:left w:color="7f7f7f" w:space="8" w:sz="12" w:val="single"/>
+        </w:pBdr>
+        <w:shd w:fill="f2f2f2" w:val="clear"/>
+        <w:spacing w:before="0" w:after="0" w:line="228" w:lineRule="auto"/>
+        <w:ind w:left="120" w:right="0" w:firstLine="0"/>
+        <w:jc w:val="left"/>
+        <w:rPr>
+          <w:sz w:val="16"/>
+          <w:szCs w:val="16"/>
+        </w:rPr>
+      </w:pPr>
+    </w:p>
+    <w:p>
+      <w:pPr>
+        <w:pBdr>
+          <w:left w:color="7f7f7f" w:space="8" w:sz="12" w:val="single"/>
+        </w:pBdr>
+        <w:shd w:fill="f2f2f2" w:val="clear"/>
+        <w:spacing w:before="0" w:after="0" w:line="228" w:lineRule="auto"/>
+        <w:ind w:left="120" w:right="0" w:firstLine="0"/>
+        <w:jc w:val="left"/>
+        <w:rPr>
+          <w:sz w:val="16"/>
+          <w:szCs w:val="16"/>
+        </w:rPr>
+      </w:pPr>
+      <w:r>
+        <w:rPr>
+          <w:rFonts w:ascii="Consolas" w:cs="Consolas" w:eastAsia="Consolas" w:hAnsi="Consolas"/>
+          <w:sz w:val="16"/>
+          <w:szCs w:val="16"/>
+        </w:rPr>
+        <w:t xml:space="preserve">SELECT NAME, TYPE, LINE, POSITION, TEXT FROM USER_ERRORS ...</w:t>
+      </w:r>
+    </w:p>
+    <w:p>
+      <w:pPr>
+        <w:pBdr>
+          <w:left w:color="7f7f7f" w:space="8" w:sz="12" w:val="single"/>
+        </w:pBdr>
+        <w:shd w:fill="f2f2f2" w:val="clear"/>
+        <w:spacing w:before="0" w:after="160" w:line="228" w:lineRule="auto"/>
+        <w:ind w:left="120" w:right="0" w:firstLine="0"/>
+        <w:jc w:val="left"/>
+        <w:rPr>
+          <w:sz w:val="16"/>
+          <w:szCs w:val="16"/>
+        </w:rPr>
+      </w:pPr>
+      <w:r>
+        <w:rPr>
+          <w:rFonts w:ascii="Consolas" w:cs="Consolas" w:eastAsia="Consolas" w:hAnsi="Consolas"/>
+          <w:sz w:val="16"/>
+          <w:szCs w:val="16"/>
+        </w:rPr>
+        <w:t xml:space="preserve">no rows selected</w:t>
+      </w:r>
+    </w:p>
+    <w:p>
+      <w:pPr>
+        <w:pStyle w:val="Heading3"/>
+        <w:keepNext w:val="1"/>
+        <w:spacing w:after="100" w:before="180" w:lineRule="auto"/>
+        <w:rPr/>
+      </w:pPr>
+      <w:r>
+        <w:rPr>
+          <w:rFonts w:ascii="Calibri" w:cs="Calibri" w:eastAsia="Calibri" w:hAnsi="Calibri"/>
+          <w:b w:val="1"/>
+          <w:bCs w:val="1"/>
+          <w:color w:val="2e5496"/>
+          <w:sz w:val="23"/>
+          <w:szCs w:val="23"/>
+        </w:rPr>
+        <w:t xml:space="preserve">C.2 Catalina: triggers</w:t>
+      </w:r>
+    </w:p>
+    <w:p>
+      <w:pPr>
+        <w:keepNext w:val="1"/>
+        <w:spacing w:before="120" w:after="60" w:lineRule="auto"/>
+        <w:jc w:val="center"/>
+        <w:rPr/>
+      </w:pPr>
+      <w:r>
+        <w:drawing>
+          <wp:inline distT="0" distB="0" distL="0" distR="0">
+            <wp:extent cx="5759999" cy="3194999"/>
+            <wp:docPr id="1003" name="Imagen 3"/>
+            <wp:cNvGraphicFramePr>
+              <a:graphicFrameLocks noChangeAspect="1"/>
+            </wp:cNvGraphicFramePr>
+            <a:graphic>
+              <a:graphicData uri="http://schemas.openxmlformats.org/drawingml/2006/picture">
+                <pic:pic>
+                  <pic:nvPicPr>
+                    <pic:cNvPr id="1003" name="imagen3.jpg"/>
+                    <pic:cNvPicPr/>
+                  </pic:nvPicPr>
+                  <pic:blipFill>
+                    <a:blip r:embed="rIdImg3"/>
+                    <a:stretch>
+                      <a:fillRect/>
+                    </a:stretch>
+                  </pic:blipFill>
+                  <pic:spPr>
+                    <a:xfrm>
+                      <a:off x="0" y="0"/>
+                      <a:ext cx="5759999" cy="3194999"/>
+                    </a:xfrm>
+                    <a:prstGeom prst="rect">
+                      <a:avLst/>
+                    </a:prstGeom>
+                  </pic:spPr>
+                </pic:pic>
+              </a:graphicData>
+            </a:graphic>
+          </wp:inline>
+        </w:drawing>
+      </w:r>
+    </w:p>
+    <w:p>
+      <w:pPr>
+        <w:spacing w:after="200" w:lineRule="auto"/>
+        <w:jc w:val="center"/>
+        <w:rPr/>
+      </w:pPr>
+      <w:r>
+        <w:rPr>
+          <w:rFonts w:ascii="Calibri" w:cs="Calibri" w:eastAsia="Calibri" w:hAnsi="Calibri"/>
+          <w:i w:val="1"/>
+          <w:iCs w:val="1"/>
+          <w:color w:val="595959"/>
+          <w:sz w:val="18"/>
+          <w:szCs w:val="18"/>
+        </w:rPr>
+        <w:t xml:space="preserve">Figura C.1. C1 TRG_VALIDA_PAGO_RENTAL: el pago sin arriendo se rechaza con ORA-20301 y el pago con arriendo entra; tras el ROLLBACK quedan 16.049 pagos.</w:t>
+      </w:r>
+    </w:p>
+    <w:p>
+      <w:pPr>
+        <w:keepNext w:val="1"/>
+        <w:spacing w:before="120" w:after="60" w:lineRule="auto"/>
+        <w:jc w:val="center"/>
+        <w:rPr/>
+      </w:pPr>
+      <w:r>
+        <w:drawing>
+          <wp:inline distT="0" distB="0" distL="0" distR="0">
+            <wp:extent cx="5759999" cy="3067316"/>
+            <wp:docPr id="1004" name="Imagen 4"/>
+            <wp:cNvGraphicFramePr>
+              <a:graphicFrameLocks noChangeAspect="1"/>
+            </wp:cNvGraphicFramePr>
+            <a:graphic>
+              <a:graphicData uri="http://schemas.openxmlformats.org/drawingml/2006/picture">
+                <pic:pic>
+                  <pic:nvPicPr>
+                    <pic:cNvPr id="1004" name="imagen4.jpg"/>
+                    <pic:cNvPicPr/>
+                  </pic:nvPicPr>
+                  <pic:blipFill>
+                    <a:blip r:embed="rIdImg4"/>
+                    <a:stretch>
+                      <a:fillRect/>
+                    </a:stretch>
+                  </pic:blipFill>
+                  <pic:spPr>
+                    <a:xfrm>
+                      <a:off x="0" y="0"/>
+                      <a:ext cx="5759999" cy="3067316"/>
+                    </a:xfrm>
+                    <a:prstGeom prst="rect">
+                      <a:avLst/>
+                    </a:prstGeom>
+                  </pic:spPr>
+                </pic:pic>
+              </a:graphicData>
+            </a:graphic>
+          </wp:inline>
+        </w:drawing>
+      </w:r>
+    </w:p>
+    <w:p>
+      <w:pPr>
+        <w:spacing w:after="200" w:lineRule="auto"/>
+        <w:jc w:val="center"/>
+        <w:rPr/>
+      </w:pPr>
+      <w:r>
+        <w:rPr>
+          <w:rFonts w:ascii="Calibri" w:cs="Calibri" w:eastAsia="Calibri" w:hAnsi="Calibri"/>
+          <w:i w:val="1"/>
+          <w:iCs w:val="1"/>
+          <w:color w:val="595959"/>
+          <w:sz w:val="18"/>
+          <w:szCs w:val="18"/>
+        </w:rPr>
+        <w:t xml:space="preserve">Figura C.2. C4 TRG_BLOQUEA_BORRADO_RENTAL: rechaza el DELETE aunque no encuentre filas y deja pasar el UPDATE; siguen 16.044 arriendos.</w:t>
+      </w:r>
+    </w:p>
+    <w:p>
+      <w:pPr>
+        <w:keepNext w:val="1"/>
+        <w:spacing w:before="120" w:after="60" w:lineRule="auto"/>
+        <w:jc w:val="center"/>
+        <w:rPr/>
+      </w:pPr>
+      <w:r>
+        <w:drawing>
+          <wp:inline distT="0" distB="0" distL="0" distR="0">
+            <wp:extent cx="5759999" cy="3365853"/>
+            <wp:docPr id="1005" name="Imagen 5"/>
+            <wp:cNvGraphicFramePr>
+              <a:graphicFrameLocks noChangeAspect="1"/>
+            </wp:cNvGraphicFramePr>
+            <a:graphic>
+              <a:graphicData uri="http://schemas.openxmlformats.org/drawingml/2006/picture">
+                <pic:pic>
+                  <pic:nvPicPr>
+                    <pic:cNvPr id="1005" name="imagen5.jpg"/>
+                    <pic:cNvPicPr/>
+                  </pic:nvPicPr>
+                  <pic:blipFill>
+                    <a:blip r:embed="rIdImg5"/>
+                    <a:stretch>
+                      <a:fillRect/>
+                    </a:stretch>
+                  </pic:blipFill>
+                  <pic:spPr>
+                    <a:xfrm>
+                      <a:off x="0" y="0"/>
+                      <a:ext cx="5759999" cy="3365853"/>
+                    </a:xfrm>
+                    <a:prstGeom prst="rect">
+                      <a:avLst/>
+                    </a:prstGeom>
+                  </pic:spPr>
+                </pic:pic>
+              </a:graphicData>
+            </a:graphic>
+          </wp:inline>
+        </w:drawing>
+      </w:r>
+    </w:p>
+    <w:p>
+      <w:pPr>
+        <w:spacing w:after="200" w:lineRule="auto"/>
+        <w:jc w:val="center"/>
+        <w:rPr/>
+      </w:pPr>
+      <w:r>
+        <w:rPr>
+          <w:rFonts w:ascii="Calibri" w:cs="Calibri" w:eastAsia="Calibri" w:hAnsi="Calibri"/>
+          <w:i w:val="1"/>
+          <w:iCs w:val="1"/>
+          <w:color w:val="595959"/>
+          <w:sz w:val="18"/>
+          <w:szCs w:val="18"/>
+        </w:rPr>
+        <w:t xml:space="preserve">Figura C.3. C5 TRG_AUDITA_RENTAL y TRG_AUDITA_PAYMENT: una línea por sentencia y ninguna por el borrado que C4 rechazó.</w:t>
+      </w:r>
+    </w:p>
+    <w:p>
+      <w:pPr>
+        <w:keepNext w:val="1"/>
+        <w:spacing w:before="120" w:after="60" w:lineRule="auto"/>
+        <w:jc w:val="center"/>
+        <w:rPr/>
+      </w:pPr>
+      <w:r>
+        <w:drawing>
+          <wp:inline distT="0" distB="0" distL="0" distR="0">
+            <wp:extent cx="5759999" cy="4016686"/>
+            <wp:docPr id="1006" name="Imagen 6"/>
+            <wp:cNvGraphicFramePr>
+              <a:graphicFrameLocks noChangeAspect="1"/>
+            </wp:cNvGraphicFramePr>
+            <a:graphic>
+              <a:graphicData uri="http://schemas.openxmlformats.org/drawingml/2006/picture">
+                <pic:pic>
+                  <pic:nvPicPr>
+                    <pic:cNvPr id="1006" name="imagen6.jpg"/>
+                    <pic:cNvPicPr/>
+                  </pic:nvPicPr>
+                  <pic:blipFill>
+                    <a:blip r:embed="rIdImg6"/>
+                    <a:stretch>
+                      <a:fillRect/>
+                    </a:stretch>
+                  </pic:blipFill>
+                  <pic:spPr>
+                    <a:xfrm>
+                      <a:off x="0" y="0"/>
+                      <a:ext cx="5759999" cy="4016686"/>
+                    </a:xfrm>
+                    <a:prstGeom prst="rect">
+                      <a:avLst/>
+                    </a:prstGeom>
+                  </pic:spPr>
+                </pic:pic>
+              </a:graphicData>
+            </a:graphic>
+          </wp:inline>
+        </w:drawing>
+      </w:r>
+    </w:p>
+    <w:p>
+      <w:pPr>
+        <w:spacing w:after="200" w:lineRule="auto"/>
+        <w:jc w:val="center"/>
+        <w:rPr/>
+      </w:pPr>
+      <w:r>
+        <w:rPr>
+          <w:rFonts w:ascii="Calibri" w:cs="Calibri" w:eastAsia="Calibri" w:hAnsi="Calibri"/>
+          <w:i w:val="1"/>
+          <w:iCs w:val="1"/>
+          <w:color w:val="595959"/>
+          <w:sz w:val="18"/>
+          <w:szCs w:val="18"/>
+        </w:rPr>
+        <w:t xml:space="preserve">Figura C.4. C3 TRG_VALIDA_ARRIENDO: el cliente activo arrienda, el inactivo se rechaza y el INSERT ... SELECT da ORA-04091.</w:t>
+      </w:r>
+    </w:p>
+    <w:p>
+      <w:pPr>
+        <w:keepNext w:val="1"/>
+        <w:spacing w:before="120" w:after="60" w:lineRule="auto"/>
+        <w:jc w:val="center"/>
+        <w:rPr/>
+      </w:pPr>
+      <w:r>
+        <w:drawing>
+          <wp:inline distT="0" distB="0" distL="0" distR="0">
+            <wp:extent cx="5759999" cy="3103051"/>
+            <wp:docPr id="1007" name="Imagen 7"/>
+            <wp:cNvGraphicFramePr>
+              <a:graphicFrameLocks noChangeAspect="1"/>
+            </wp:cNvGraphicFramePr>
+            <a:graphic>
+              <a:graphicData uri="http://schemas.openxmlformats.org/drawingml/2006/picture">
+                <pic:pic>
+                  <pic:nvPicPr>
+                    <pic:cNvPr id="1007" name="imagen7.jpg"/>
+                    <pic:cNvPicPr/>
+                  </pic:nvPicPr>
+                  <pic:blipFill>
+                    <a:blip r:embed="rIdImg7"/>
+                    <a:stretch>
+                      <a:fillRect/>
+                    </a:stretch>
+                  </pic:blipFill>
+                  <pic:spPr>
+                    <a:xfrm>
+                      <a:off x="0" y="0"/>
+                      <a:ext cx="5759999" cy="3103051"/>
+                    </a:xfrm>
+                    <a:prstGeom prst="rect">
+                      <a:avLst/>
+                    </a:prstGeom>
+                  </pic:spPr>
+                </pic:pic>
+              </a:graphicData>
+            </a:graphic>
+          </wp:inline>
+        </w:drawing>
+      </w:r>
+    </w:p>
+    <w:p>
+      <w:pPr>
+        <w:spacing w:after="200" w:lineRule="auto"/>
+        <w:jc w:val="center"/>
+        <w:rPr/>
+      </w:pPr>
+      <w:r>
+        <w:rPr>
+          <w:rFonts w:ascii="Calibri" w:cs="Calibri" w:eastAsia="Calibri" w:hAnsi="Calibri"/>
+          <w:i w:val="1"/>
+          <w:iCs w:val="1"/>
+          <w:color w:val="595959"/>
+          <w:sz w:val="18"/>
+          <w:szCs w:val="18"/>
+        </w:rPr>
+        <w:t xml:space="preserve">Figura C.5. C2 TRG_TOPE_MULTA_DEVOLUCION: 171 días de atraso cobran 20,99 USD y la devolución a tiempo no crea pago.</w:t>
       </w:r>
     </w:p>
     <w:sectPr>

--- a/entregables/003D-SAKILA-EP2-G01-INFORME.docx
+++ b/entregables/003D-SAKILA-EP2-G01-INFORME.docx
@@ -42006,7 +42006,7 @@
       <w:r>
         <w:drawing>
           <wp:inline distT="0" distB="0" distL="0" distR="0">
-            <wp:extent cx="5759999" cy="2309093"/>
+            <wp:extent cx="5543999" cy="926639"/>
             <wp:docPr id="1010" name="Imagen 10"/>
             <wp:cNvGraphicFramePr>
               <a:graphicFrameLocks noChangeAspect="1"/>
@@ -42027,7 +42027,7 @@
                   <pic:spPr>
                     <a:xfrm>
                       <a:off x="0" y="0"/>
-                      <a:ext cx="5759999" cy="2309093"/>
+                      <a:ext cx="5543999" cy="926639"/>
                     </a:xfrm>
                     <a:prstGeom prst="rect">
                       <a:avLst/>
@@ -42055,7 +42055,7 @@
           <w:sz w:val="18"/>
           <w:szCs w:val="18"/>
         </w:rPr>
-        <w:t xml:space="preserve">Figura C.3. Verificación de las cifras H1 a H10 en Oracle: filas 1 a 17, todas OK.</w:t>
+        <w:t xml:space="preserve">Figura C.3. USER_ERRORS no devuelve filas.</w:t>
       </w:r>
     </w:p>
     <w:p>
@@ -42068,7 +42068,7 @@
       <w:r>
         <w:drawing>
           <wp:inline distT="0" distB="0" distL="0" distR="0">
-            <wp:extent cx="5759999" cy="2054711"/>
+            <wp:extent cx="5759999" cy="2309093"/>
             <wp:docPr id="1011" name="Imagen 11"/>
             <wp:cNvGraphicFramePr>
               <a:graphicFrameLocks noChangeAspect="1"/>
@@ -42089,7 +42089,7 @@
                   <pic:spPr>
                     <a:xfrm>
                       <a:off x="0" y="0"/>
-                      <a:ext cx="5759999" cy="2054711"/>
+                      <a:ext cx="5759999" cy="2309093"/>
                     </a:xfrm>
                     <a:prstGeom prst="rect">
                       <a:avLst/>
@@ -42117,26 +42117,7 @@
           <w:sz w:val="18"/>
           <w:szCs w:val="18"/>
         </w:rPr>
-        <w:t xml:space="preserve">Figura C.4. Verificación de las cifras H1 a H10: filas 18 a 33, todas OK.</w:t>
-      </w:r>
-    </w:p>
-    <w:p>
-      <w:pPr>
-        <w:pStyle w:val="Heading3"/>
-        <w:keepNext w:val="1"/>
-        <w:spacing w:after="100" w:before="180" w:lineRule="auto"/>
-        <w:rPr/>
-      </w:pPr>
-      <w:r>
-        <w:rPr>
-          <w:rFonts w:ascii="Calibri" w:cs="Calibri" w:eastAsia="Calibri" w:hAnsi="Calibri"/>
-          <w:b w:val="1"/>
-          <w:bCs w:val="1"/>
-          <w:color w:val="2e5496"/>
-          <w:sz w:val="23"/>
-          <w:szCs w:val="23"/>
-        </w:rPr>
-        <w:t xml:space="preserve">C.2 Gabriel: procedimientos, funciones y PKG_RESPONSABILIDAD_CLIENTE</w:t>
+        <w:t xml:space="preserve">Figura C.4. Verificación de las cifras H1 a H10 en Oracle: filas 1 a 17, todas OK.</w:t>
       </w:r>
     </w:p>
     <w:p>
@@ -42149,7 +42130,7 @@
       <w:r>
         <w:drawing>
           <wp:inline distT="0" distB="0" distL="0" distR="0">
-            <wp:extent cx="3611520" cy="950400"/>
+            <wp:extent cx="5759999" cy="2054711"/>
             <wp:docPr id="1012" name="Imagen 12"/>
             <wp:cNvGraphicFramePr>
               <a:graphicFrameLocks noChangeAspect="1"/>
@@ -42170,7 +42151,7 @@
                   <pic:spPr>
                     <a:xfrm>
                       <a:off x="0" y="0"/>
-                      <a:ext cx="3611520" cy="950400"/>
+                      <a:ext cx="5759999" cy="2054711"/>
                     </a:xfrm>
                     <a:prstGeom prst="rect">
                       <a:avLst/>
@@ -42198,7 +42179,26 @@
           <w:sz w:val="18"/>
           <w:szCs w:val="18"/>
         </w:rPr>
-        <w:t xml:space="preserve">Figura C.5. FN_FECHA_CORTE dentro de un bloque PL/SQL: corte el 14/02/2006 15:16:03, 182 arriendos vigentes y 1 vencido.</w:t>
+        <w:t xml:space="preserve">Figura C.5. Verificación de las cifras H1 a H10: filas 18 a 33, todas OK.</w:t>
+      </w:r>
+    </w:p>
+    <w:p>
+      <w:pPr>
+        <w:pStyle w:val="Heading3"/>
+        <w:keepNext w:val="1"/>
+        <w:spacing w:after="100" w:before="180" w:lineRule="auto"/>
+        <w:rPr/>
+      </w:pPr>
+      <w:r>
+        <w:rPr>
+          <w:rFonts w:ascii="Calibri" w:cs="Calibri" w:eastAsia="Calibri" w:hAnsi="Calibri"/>
+          <w:b w:val="1"/>
+          <w:bCs w:val="1"/>
+          <w:color w:val="2e5496"/>
+          <w:sz w:val="23"/>
+          <w:szCs w:val="23"/>
+        </w:rPr>
+        <w:t xml:space="preserve">C.2 Gabriel: procedimientos, funciones y PKG_RESPONSABILIDAD_CLIENTE</w:t>
       </w:r>
     </w:p>
     <w:p>
@@ -42211,7 +42211,7 @@
       <w:r>
         <w:drawing>
           <wp:inline distT="0" distB="0" distL="0" distR="0">
-            <wp:extent cx="3682799" cy="530639"/>
+            <wp:extent cx="3611520" cy="950400"/>
             <wp:docPr id="1013" name="Imagen 13"/>
             <wp:cNvGraphicFramePr>
               <a:graphicFrameLocks noChangeAspect="1"/>
@@ -42232,7 +42232,7 @@
                   <pic:spPr>
                     <a:xfrm>
                       <a:off x="0" y="0"/>
-                      <a:ext cx="3682799" cy="530639"/>
+                      <a:ext cx="3611520" cy="950400"/>
                     </a:xfrm>
                     <a:prstGeom prst="rect">
                       <a:avLst/>
@@ -42260,7 +42260,7 @@
           <w:sz w:val="18"/>
           <w:szCs w:val="18"/>
         </w:rPr>
-        <w:t xml:space="preserve">Figura C.6. FN_PORCENTAJE_EN_PLAZO sobre los 599 clientes: mínimo 16,7, mediana 53,8 y máximo 88,9.</w:t>
+        <w:t xml:space="preserve">Figura C.6. FN_FECHA_CORTE dentro de un bloque PL/SQL: corte el 14/02/2006 15:16:03, 182 arriendos vigentes y 1 vencido.</w:t>
       </w:r>
     </w:p>
     <w:p>
@@ -42273,7 +42273,7 @@
       <w:r>
         <w:drawing>
           <wp:inline distT="0" distB="0" distL="0" distR="0">
-            <wp:extent cx="4767839" cy="1457279"/>
+            <wp:extent cx="5543999" cy="578159"/>
             <wp:docPr id="1014" name="Imagen 14"/>
             <wp:cNvGraphicFramePr>
               <a:graphicFrameLocks noChangeAspect="1"/>
@@ -42294,7 +42294,7 @@
                   <pic:spPr>
                     <a:xfrm>
                       <a:off x="0" y="0"/>
-                      <a:ext cx="4767839" cy="1457279"/>
+                      <a:ext cx="5543999" cy="578159"/>
                     </a:xfrm>
                     <a:prstGeom prst="rect">
                       <a:avLst/>
@@ -42322,7 +42322,7 @@
           <w:sz w:val="18"/>
           <w:szCs w:val="18"/>
         </w:rPr>
-        <w:t xml:space="preserve">Figura C.7. FN_PORCENTAJE_EN_PLAZO dentro de un SELECT: los 5 clientes más puntuales.</w:t>
+        <w:t xml:space="preserve">Figura C.7. FN_FECHA_CORTE dentro de un SELECT: 183 arriendos sin devolver, 182 de ellos hechos en el último instante del dataset.</w:t>
       </w:r>
     </w:p>
     <w:p>
@@ -42335,7 +42335,7 @@
       <w:r>
         <w:drawing>
           <wp:inline distT="0" distB="0" distL="0" distR="0">
-            <wp:extent cx="4205519" cy="966239"/>
+            <wp:extent cx="3682799" cy="530639"/>
             <wp:docPr id="1015" name="Imagen 15"/>
             <wp:cNvGraphicFramePr>
               <a:graphicFrameLocks noChangeAspect="1"/>
@@ -42356,7 +42356,7 @@
                   <pic:spPr>
                     <a:xfrm>
                       <a:off x="0" y="0"/>
-                      <a:ext cx="4205519" cy="966239"/>
+                      <a:ext cx="3682799" cy="530639"/>
                     </a:xfrm>
                     <a:prstGeom prst="rect">
                       <a:avLst/>
@@ -42384,7 +42384,7 @@
           <w:sz w:val="18"/>
           <w:szCs w:val="18"/>
         </w:rPr>
-        <w:t xml:space="preserve">Figura C.8. FN_PORCENTAJE_EN_PLAZO dentro de un bloque PL/SQL: promedio por tienda.</w:t>
+        <w:t xml:space="preserve">Figura C.8. FN_PORCENTAJE_EN_PLAZO sobre los 599 clientes: mínimo 16,7, mediana 53,8 y máximo 88,9.</w:t>
       </w:r>
     </w:p>
     <w:p>
@@ -42397,7 +42397,7 @@
       <w:r>
         <w:drawing>
           <wp:inline distT="0" distB="0" distL="0" distR="0">
-            <wp:extent cx="5512319" cy="1750319"/>
+            <wp:extent cx="4767839" cy="1457279"/>
             <wp:docPr id="1016" name="Imagen 16"/>
             <wp:cNvGraphicFramePr>
               <a:graphicFrameLocks noChangeAspect="1"/>
@@ -42418,7 +42418,7 @@
                   <pic:spPr>
                     <a:xfrm>
                       <a:off x="0" y="0"/>
-                      <a:ext cx="5512319" cy="1750319"/>
+                      <a:ext cx="4767839" cy="1457279"/>
                     </a:xfrm>
                     <a:prstGeom prst="rect">
                       <a:avLst/>
@@ -42446,7 +42446,7 @@
           <w:sz w:val="18"/>
           <w:szCs w:val="18"/>
         </w:rPr>
-        <w:t xml:space="preserve">Figura C.9. SP_MEDALLA_CLIENTE: medalla calculada, medalla guardada y cliente inexistente (ORA-20101).</w:t>
+        <w:t xml:space="preserve">Figura C.9. FN_PORCENTAJE_EN_PLAZO dentro de un SELECT: los 5 clientes más puntuales.</w:t>
       </w:r>
     </w:p>
     <w:p>
@@ -42459,7 +42459,7 @@
       <w:r>
         <w:drawing>
           <wp:inline distT="0" distB="0" distL="0" distR="0">
-            <wp:extent cx="2748240" cy="1069200"/>
+            <wp:extent cx="4205519" cy="966239"/>
             <wp:docPr id="1017" name="Imagen 17"/>
             <wp:cNvGraphicFramePr>
               <a:graphicFrameLocks noChangeAspect="1"/>
@@ -42480,7 +42480,7 @@
                   <pic:spPr>
                     <a:xfrm>
                       <a:off x="0" y="0"/>
-                      <a:ext cx="2748240" cy="1069200"/>
+                      <a:ext cx="4205519" cy="966239"/>
                     </a:xfrm>
                     <a:prstGeom prst="rect">
                       <a:avLst/>
@@ -42508,7 +42508,7 @@
           <w:sz w:val="18"/>
           <w:szCs w:val="18"/>
         </w:rPr>
-        <w:t xml:space="preserve">Figura C.10. FN_PUEDE_ARRENDAR dentro de un SELECT: 583 clientes SI, 15 INACTIVO y 1 ATRASO.</w:t>
+        <w:t xml:space="preserve">Figura C.10. FN_PORCENTAJE_EN_PLAZO dentro de un bloque PL/SQL: promedio por tienda.</w:t>
       </w:r>
     </w:p>
     <w:p>
@@ -42521,7 +42521,7 @@
       <w:r>
         <w:drawing>
           <wp:inline distT="0" distB="0" distL="0" distR="0">
-            <wp:extent cx="5243039" cy="1679039"/>
+            <wp:extent cx="5512319" cy="1750319"/>
             <wp:docPr id="1018" name="Imagen 18"/>
             <wp:cNvGraphicFramePr>
               <a:graphicFrameLocks noChangeAspect="1"/>
@@ -42542,7 +42542,7 @@
                   <pic:spPr>
                     <a:xfrm>
                       <a:off x="0" y="0"/>
-                      <a:ext cx="5243039" cy="1679039"/>
+                      <a:ext cx="5512319" cy="1750319"/>
                     </a:xfrm>
                     <a:prstGeom prst="rect">
                       <a:avLst/>
@@ -42570,7 +42570,7 @@
           <w:sz w:val="18"/>
           <w:szCs w:val="18"/>
         </w:rPr>
-        <w:t xml:space="preserve">Figura C.11. FN_PUEDE_ARRENDAR: límite de copias de un cliente BRONCE y cliente inexistente (ORA-20102).</w:t>
+        <w:t xml:space="preserve">Figura C.11. SP_MEDALLA_CLIENTE: medalla calculada, medalla guardada y cliente inexistente (ORA-20101).</w:t>
       </w:r>
     </w:p>
     <w:p>
@@ -42583,7 +42583,7 @@
       <w:r>
         <w:drawing>
           <wp:inline distT="0" distB="0" distL="0" distR="0">
-            <wp:extent cx="4118400" cy="625680"/>
+            <wp:extent cx="2748240" cy="1069200"/>
             <wp:docPr id="1019" name="Imagen 19"/>
             <wp:cNvGraphicFramePr>
               <a:graphicFrameLocks noChangeAspect="1"/>
@@ -42604,7 +42604,7 @@
                   <pic:spPr>
                     <a:xfrm>
                       <a:off x="0" y="0"/>
-                      <a:ext cx="4118400" cy="625680"/>
+                      <a:ext cx="2748240" cy="1069200"/>
                     </a:xfrm>
                     <a:prstGeom prst="rect">
                       <a:avLst/>
@@ -42632,7 +42632,7 @@
           <w:sz w:val="18"/>
           <w:szCs w:val="18"/>
         </w:rPr>
-        <w:t xml:space="preserve">Figura C.12. SP_ACTUALIZA_MEDALLAS procesa los 599 clientes.</w:t>
+        <w:t xml:space="preserve">Figura C.12. FN_PUEDE_ARRENDAR dentro de un SELECT: 583 clientes SI, 15 INACTIVO y 1 ATRASO.</w:t>
       </w:r>
     </w:p>
     <w:p>
@@ -42645,7 +42645,7 @@
       <w:r>
         <w:drawing>
           <wp:inline distT="0" distB="0" distL="0" distR="0">
-            <wp:extent cx="4158000" cy="1053360"/>
+            <wp:extent cx="5243039" cy="1679039"/>
             <wp:docPr id="1020" name="Imagen 20"/>
             <wp:cNvGraphicFramePr>
               <a:graphicFrameLocks noChangeAspect="1"/>
@@ -42666,7 +42666,7 @@
                   <pic:spPr>
                     <a:xfrm>
                       <a:off x="0" y="0"/>
-                      <a:ext cx="4158000" cy="1053360"/>
+                      <a:ext cx="5243039" cy="1679039"/>
                     </a:xfrm>
                     <a:prstGeom prst="rect">
                       <a:avLst/>
@@ -42694,7 +42694,7 @@
           <w:sz w:val="18"/>
           <w:szCs w:val="18"/>
         </w:rPr>
-        <w:t xml:space="preserve">Figura C.13. Medallas resultantes: 78 ORO, 347 PLATA y 174 BRONCE.</w:t>
+        <w:t xml:space="preserve">Figura C.13. FN_PUEDE_ARRENDAR: límite de copias de un cliente BRONCE y cliente inexistente (ORA-20102).</w:t>
       </w:r>
     </w:p>
     <w:p>
@@ -42707,7 +42707,7 @@
       <w:r>
         <w:drawing>
           <wp:inline distT="0" distB="0" distL="0" distR="0">
-            <wp:extent cx="5504400" cy="1576080"/>
+            <wp:extent cx="4118400" cy="625680"/>
             <wp:docPr id="1021" name="Imagen 21"/>
             <wp:cNvGraphicFramePr>
               <a:graphicFrameLocks noChangeAspect="1"/>
@@ -42728,7 +42728,7 @@
                   <pic:spPr>
                     <a:xfrm>
                       <a:off x="0" y="0"/>
-                      <a:ext cx="5504400" cy="1576080"/>
+                      <a:ext cx="4118400" cy="625680"/>
                     </a:xfrm>
                     <a:prstGeom prst="rect">
                       <a:avLst/>
@@ -42756,7 +42756,7 @@
           <w:sz w:val="18"/>
           <w:szCs w:val="18"/>
         </w:rPr>
-        <w:t xml:space="preserve">Figura C.14. PKG_RESPONSABILIDAD_CLIENTE: FN_MEDALLA y FN_LIMITE_ARRIENDOS dentro de un SELECT.</w:t>
+        <w:t xml:space="preserve">Figura C.14. SP_ACTUALIZA_MEDALLAS procesa los 599 clientes.</w:t>
       </w:r>
     </w:p>
     <w:p>
@@ -42769,7 +42769,7 @@
       <w:r>
         <w:drawing>
           <wp:inline distT="0" distB="0" distL="0" distR="0">
-            <wp:extent cx="3864960" cy="2526480"/>
+            <wp:extent cx="4158000" cy="1053360"/>
             <wp:docPr id="1022" name="Imagen 22"/>
             <wp:cNvGraphicFramePr>
               <a:graphicFrameLocks noChangeAspect="1"/>
@@ -42790,7 +42790,7 @@
                   <pic:spPr>
                     <a:xfrm>
                       <a:off x="0" y="0"/>
-                      <a:ext cx="3864960" cy="2526480"/>
+                      <a:ext cx="4158000" cy="1053360"/>
                     </a:xfrm>
                     <a:prstGeom prst="rect">
                       <a:avLst/>
@@ -42818,7 +42818,7 @@
           <w:sz w:val="18"/>
           <w:szCs w:val="18"/>
         </w:rPr>
-        <w:t xml:space="preserve">Figura C.15. PR_PROCESO_MENSUAL: reporte de la Tienda 1.</w:t>
+        <w:t xml:space="preserve">Figura C.15. Medallas resultantes: 78 ORO, 347 PLATA y 174 BRONCE.</w:t>
       </w:r>
     </w:p>
     <w:p>
@@ -42831,7 +42831,7 @@
       <w:r>
         <w:drawing>
           <wp:inline distT="0" distB="0" distL="0" distR="0">
-            <wp:extent cx="3817439" cy="2526479"/>
+            <wp:extent cx="5504400" cy="1576080"/>
             <wp:docPr id="1023" name="Imagen 23"/>
             <wp:cNvGraphicFramePr>
               <a:graphicFrameLocks noChangeAspect="1"/>
@@ -42852,7 +42852,7 @@
                   <pic:spPr>
                     <a:xfrm>
                       <a:off x="0" y="0"/>
-                      <a:ext cx="3817439" cy="2526479"/>
+                      <a:ext cx="5504400" cy="1576080"/>
                     </a:xfrm>
                     <a:prstGeom prst="rect">
                       <a:avLst/>
@@ -42880,7 +42880,7 @@
           <w:sz w:val="18"/>
           <w:szCs w:val="18"/>
         </w:rPr>
-        <w:t xml:space="preserve">Figura C.16. PR_PROCESO_MENSUAL: reporte de la Tienda 2.</w:t>
+        <w:t xml:space="preserve">Figura C.16. PKG_RESPONSABILIDAD_CLIENTE: FN_MEDALLA y FN_LIMITE_ARRIENDOS dentro de un SELECT.</w:t>
       </w:r>
     </w:p>
     <w:p>
@@ -42893,7 +42893,7 @@
       <w:r>
         <w:drawing>
           <wp:inline distT="0" distB="0" distL="0" distR="0">
-            <wp:extent cx="5759999" cy="1219163"/>
+            <wp:extent cx="3864960" cy="2526480"/>
             <wp:docPr id="1024" name="Imagen 24"/>
             <wp:cNvGraphicFramePr>
               <a:graphicFrameLocks noChangeAspect="1"/>
@@ -42914,7 +42914,7 @@
                   <pic:spPr>
                     <a:xfrm>
                       <a:off x="0" y="0"/>
-                      <a:ext cx="5759999" cy="1219163"/>
+                      <a:ext cx="3864960" cy="2526480"/>
                     </a:xfrm>
                     <a:prstGeom prst="rect">
                       <a:avLst/>
@@ -42942,26 +42942,7 @@
           <w:sz w:val="18"/>
           <w:szCs w:val="18"/>
         </w:rPr>
-        <w:t xml:space="preserve">Figura C.17. Un miembro privado no se ve desde fuera del package (PLS-00302).</w:t>
-      </w:r>
-    </w:p>
-    <w:p>
-      <w:pPr>
-        <w:pStyle w:val="Heading3"/>
-        <w:keepNext w:val="1"/>
-        <w:spacing w:after="100" w:before="180" w:lineRule="auto"/>
-        <w:rPr/>
-      </w:pPr>
-      <w:r>
-        <w:rPr>
-          <w:rFonts w:ascii="Calibri" w:cs="Calibri" w:eastAsia="Calibri" w:hAnsi="Calibri"/>
-          <w:b w:val="1"/>
-          <w:bCs w:val="1"/>
-          <w:color w:val="2e5496"/>
-          <w:sz w:val="23"/>
-          <w:szCs w:val="23"/>
-        </w:rPr>
-        <w:t xml:space="preserve">C.3 Simón: funciones y PKG_COBRANZA_INVENTARIO</w:t>
+        <w:t xml:space="preserve">Figura C.17. PR_PROCESO_MENSUAL: reporte de la Tienda 1.</w:t>
       </w:r>
     </w:p>
     <w:p>
@@ -42974,7 +42955,7 @@
       <w:r>
         <w:drawing>
           <wp:inline distT="0" distB="0" distL="0" distR="0">
-            <wp:extent cx="4324319" cy="554399"/>
+            <wp:extent cx="3817439" cy="2526479"/>
             <wp:docPr id="1025" name="Imagen 25"/>
             <wp:cNvGraphicFramePr>
               <a:graphicFrameLocks noChangeAspect="1"/>
@@ -42995,7 +42976,7 @@
                   <pic:spPr>
                     <a:xfrm>
                       <a:off x="0" y="0"/>
-                      <a:ext cx="4324319" cy="554399"/>
+                      <a:ext cx="3817439" cy="2526479"/>
                     </a:xfrm>
                     <a:prstGeom prst="rect">
                       <a:avLst/>
@@ -43023,7 +43004,7 @@
           <w:sz w:val="18"/>
           <w:szCs w:val="18"/>
         </w:rPr>
-        <w:t xml:space="preserve">Figura C.18. FN_MULTA_CON_TOPE dentro de un SELECT: la copia de ACADEMY DINOSAUR paga 20,99 USD.</w:t>
+        <w:t xml:space="preserve">Figura C.18. PR_PROCESO_MENSUAL: reporte de la Tienda 2.</w:t>
       </w:r>
     </w:p>
     <w:p>
@@ -43036,7 +43017,7 @@
       <w:r>
         <w:drawing>
           <wp:inline distT="0" distB="0" distL="0" distR="0">
-            <wp:extent cx="5559840" cy="950400"/>
+            <wp:extent cx="5759999" cy="1219163"/>
             <wp:docPr id="1026" name="Imagen 26"/>
             <wp:cNvGraphicFramePr>
               <a:graphicFrameLocks noChangeAspect="1"/>
@@ -43057,7 +43038,7 @@
                   <pic:spPr>
                     <a:xfrm>
                       <a:off x="0" y="0"/>
-                      <a:ext cx="5559840" cy="950400"/>
+                      <a:ext cx="5759999" cy="1219163"/>
                     </a:xfrm>
                     <a:prstGeom prst="rect">
                       <a:avLst/>
@@ -43085,7 +43066,26 @@
           <w:sz w:val="18"/>
           <w:szCs w:val="18"/>
         </w:rPr>
-        <w:t xml:space="preserve">Figura C.19. FN_MULTA_CON_TOPE dentro de un bloque PL/SQL y copia inexistente (ORA-20201).</w:t>
+        <w:t xml:space="preserve">Figura C.19. Un miembro privado no se ve desde fuera del package (PLS-00302).</w:t>
+      </w:r>
+    </w:p>
+    <w:p>
+      <w:pPr>
+        <w:pStyle w:val="Heading3"/>
+        <w:keepNext w:val="1"/>
+        <w:spacing w:after="100" w:before="180" w:lineRule="auto"/>
+        <w:rPr/>
+      </w:pPr>
+      <w:r>
+        <w:rPr>
+          <w:rFonts w:ascii="Calibri" w:cs="Calibri" w:eastAsia="Calibri" w:hAnsi="Calibri"/>
+          <w:b w:val="1"/>
+          <w:bCs w:val="1"/>
+          <w:color w:val="2e5496"/>
+          <w:sz w:val="23"/>
+          <w:szCs w:val="23"/>
+        </w:rPr>
+        <w:t xml:space="preserve">C.3 Simón: funciones y PKG_COBRANZA_INVENTARIO</w:t>
       </w:r>
     </w:p>
     <w:p>
@@ -43098,7 +43098,7 @@
       <w:r>
         <w:drawing>
           <wp:inline distT="0" distB="0" distL="0" distR="0">
-            <wp:extent cx="3730320" cy="760320"/>
+            <wp:extent cx="4324319" cy="554399"/>
             <wp:docPr id="1027" name="Imagen 27"/>
             <wp:cNvGraphicFramePr>
               <a:graphicFrameLocks noChangeAspect="1"/>
@@ -43119,7 +43119,7 @@
                   <pic:spPr>
                     <a:xfrm>
                       <a:off x="0" y="0"/>
-                      <a:ext cx="3730320" cy="760320"/>
+                      <a:ext cx="4324319" cy="554399"/>
                     </a:xfrm>
                     <a:prstGeom prst="rect">
                       <a:avLst/>
@@ -43147,7 +43147,7 @@
           <w:sz w:val="18"/>
           <w:szCs w:val="18"/>
         </w:rPr>
-        <w:t xml:space="preserve">Figura C.20. FN_RENTABILIDAD_COPIA dentro de un SELECT: 3.331 copias no recuperan su costo, con una brecha de 35.009 USD.</w:t>
+        <w:t xml:space="preserve">Figura C.20. FN_MULTA_CON_TOPE dentro de un SELECT: la copia de ACADEMY DINOSAUR paga 20,99 USD.</w:t>
       </w:r>
     </w:p>
     <w:p>
@@ -43160,7 +43160,7 @@
       <w:r>
         <w:drawing>
           <wp:inline distT="0" distB="0" distL="0" distR="0">
-            <wp:extent cx="5472720" cy="1584000"/>
+            <wp:extent cx="5559840" cy="950400"/>
             <wp:docPr id="1028" name="Imagen 28"/>
             <wp:cNvGraphicFramePr>
               <a:graphicFrameLocks noChangeAspect="1"/>
@@ -43181,7 +43181,7 @@
                   <pic:spPr>
                     <a:xfrm>
                       <a:off x="0" y="0"/>
-                      <a:ext cx="5472720" cy="1584000"/>
+                      <a:ext cx="5559840" cy="950400"/>
                     </a:xfrm>
                     <a:prstGeom prst="rect">
                       <a:avLst/>
@@ -43209,7 +43209,7 @@
           <w:sz w:val="18"/>
           <w:szCs w:val="18"/>
         </w:rPr>
-        <w:t xml:space="preserve">Figura C.21. FN_RENTABILIDAD_COPIA: las 5 copias más lejos de pagarse solas.</w:t>
+        <w:t xml:space="preserve">Figura C.21. FN_MULTA_CON_TOPE dentro de un bloque PL/SQL y copia inexistente (ORA-20201).</w:t>
       </w:r>
     </w:p>
     <w:p>
@@ -43222,7 +43222,7 @@
       <w:r>
         <w:drawing>
           <wp:inline distT="0" distB="0" distL="0" distR="0">
-            <wp:extent cx="2376000" cy="594000"/>
+            <wp:extent cx="3730320" cy="760320"/>
             <wp:docPr id="1029" name="Imagen 29"/>
             <wp:cNvGraphicFramePr>
               <a:graphicFrameLocks noChangeAspect="1"/>
@@ -43243,7 +43243,7 @@
                   <pic:spPr>
                     <a:xfrm>
                       <a:off x="0" y="0"/>
-                      <a:ext cx="2376000" cy="594000"/>
+                      <a:ext cx="3730320" cy="760320"/>
                     </a:xfrm>
                     <a:prstGeom prst="rect">
                       <a:avLst/>
@@ -43271,7 +43271,7 @@
           <w:sz w:val="18"/>
           <w:szCs w:val="18"/>
         </w:rPr>
-        <w:t xml:space="preserve">Figura C.22. FN_CAPITAL_EN_RIESGO dentro de un SELECT: 20,99 USD.</w:t>
+        <w:t xml:space="preserve">Figura C.22. FN_RENTABILIDAD_COPIA dentro de un SELECT: 3.331 copias no recuperan su costo, con una brecha de 35.009 USD.</w:t>
       </w:r>
     </w:p>
     <w:p>
@@ -43284,7 +43284,7 @@
       <w:r>
         <w:drawing>
           <wp:inline distT="0" distB="0" distL="0" distR="0">
-            <wp:extent cx="5759999" cy="3588974"/>
+            <wp:extent cx="5472720" cy="1584000"/>
             <wp:docPr id="1030" name="Imagen 30"/>
             <wp:cNvGraphicFramePr>
               <a:graphicFrameLocks noChangeAspect="1"/>
@@ -43305,7 +43305,7 @@
                   <pic:spPr>
                     <a:xfrm>
                       <a:off x="0" y="0"/>
-                      <a:ext cx="5759999" cy="3588974"/>
+                      <a:ext cx="5472720" cy="1584000"/>
                     </a:xfrm>
                     <a:prstGeom prst="rect">
                       <a:avLst/>
@@ -43333,7 +43333,7 @@
           <w:sz w:val="18"/>
           <w:szCs w:val="18"/>
         </w:rPr>
-        <w:t xml:space="preserve">Figura C.23. PR_REPORTE_FUGA: copias fuera por banda de atraso en ambas tiendas.</w:t>
+        <w:t xml:space="preserve">Figura C.23. FN_RENTABILIDAD_COPIA: las 5 copias más lejos de pagarse solas.</w:t>
       </w:r>
     </w:p>
     <w:p>
@@ -43346,7 +43346,7 @@
       <w:r>
         <w:drawing>
           <wp:inline distT="0" distB="0" distL="0" distR="0">
-            <wp:extent cx="4300560" cy="3706560"/>
+            <wp:extent cx="2376000" cy="594000"/>
             <wp:docPr id="1031" name="Imagen 31"/>
             <wp:cNvGraphicFramePr>
               <a:graphicFrameLocks noChangeAspect="1"/>
@@ -43367,7 +43367,7 @@
                   <pic:spPr>
                     <a:xfrm>
                       <a:off x="0" y="0"/>
-                      <a:ext cx="4300560" cy="3706560"/>
+                      <a:ext cx="2376000" cy="594000"/>
                     </a:xfrm>
                     <a:prstGeom prst="rect">
                       <a:avLst/>
@@ -43395,7 +43395,7 @@
           <w:sz w:val="18"/>
           <w:szCs w:val="18"/>
         </w:rPr>
-        <w:t xml:space="preserve">Figura C.24. PR_REPORTE_RENTABILIDAD de cada tienda.</w:t>
+        <w:t xml:space="preserve">Figura C.24. FN_CAPITAL_EN_RIESGO dentro de un SELECT: 20,99 USD.</w:t>
       </w:r>
     </w:p>
     <w:p>
@@ -43408,7 +43408,7 @@
       <w:r>
         <w:drawing>
           <wp:inline distT="0" distB="0" distL="0" distR="0">
-            <wp:extent cx="5759999" cy="4012749"/>
+            <wp:extent cx="5759999" cy="3588974"/>
             <wp:docPr id="1032" name="Imagen 32"/>
             <wp:cNvGraphicFramePr>
               <a:graphicFrameLocks noChangeAspect="1"/>
@@ -43429,7 +43429,7 @@
                   <pic:spPr>
                     <a:xfrm>
                       <a:off x="0" y="0"/>
-                      <a:ext cx="5759999" cy="4012749"/>
+                      <a:ext cx="5759999" cy="3588974"/>
                     </a:xfrm>
                     <a:prstGeom prst="rect">
                       <a:avLst/>
@@ -43457,7 +43457,7 @@
           <w:sz w:val="18"/>
           <w:szCs w:val="18"/>
         </w:rPr>
-        <w:t xml:space="preserve">Figura C.25. PR_SIMULA_PLAZO con 1, 2 y 3 días extra de plazo.</w:t>
+        <w:t xml:space="preserve">Figura C.25. PR_REPORTE_FUGA: copias fuera por banda de atraso en ambas tiendas.</w:t>
       </w:r>
     </w:p>
     <w:p>
@@ -43470,7 +43470,7 @@
       <w:r>
         <w:drawing>
           <wp:inline distT="0" distB="0" distL="0" distR="0">
-            <wp:extent cx="5759999" cy="3578897"/>
+            <wp:extent cx="4300560" cy="3706560"/>
             <wp:docPr id="1033" name="Imagen 33"/>
             <wp:cNvGraphicFramePr>
               <a:graphicFrameLocks noChangeAspect="1"/>
@@ -43491,7 +43491,7 @@
                   <pic:spPr>
                     <a:xfrm>
                       <a:off x="0" y="0"/>
-                      <a:ext cx="5759999" cy="3578897"/>
+                      <a:ext cx="4300560" cy="3706560"/>
                     </a:xfrm>
                     <a:prstGeom prst="rect">
                       <a:avLst/>
@@ -43519,7 +43519,7 @@
           <w:sz w:val="18"/>
           <w:szCs w:val="18"/>
         </w:rPr>
-        <w:t xml:space="preserve">Figura C.26. PR_PROCESO_MENSUAL: reporte de fuga.</w:t>
+        <w:t xml:space="preserve">Figura C.26. PR_REPORTE_RENTABILIDAD de cada tienda.</w:t>
       </w:r>
     </w:p>
     <w:p>
@@ -43532,7 +43532,7 @@
       <w:r>
         <w:drawing>
           <wp:inline distT="0" distB="0" distL="0" distR="0">
-            <wp:extent cx="4221360" cy="2874960"/>
+            <wp:extent cx="5759999" cy="4012749"/>
             <wp:docPr id="1034" name="Imagen 34"/>
             <wp:cNvGraphicFramePr>
               <a:graphicFrameLocks noChangeAspect="1"/>
@@ -43553,7 +43553,7 @@
                   <pic:spPr>
                     <a:xfrm>
                       <a:off x="0" y="0"/>
-                      <a:ext cx="4221360" cy="2874960"/>
+                      <a:ext cx="5759999" cy="4012749"/>
                     </a:xfrm>
                     <a:prstGeom prst="rect">
                       <a:avLst/>
@@ -43581,7 +43581,7 @@
           <w:sz w:val="18"/>
           <w:szCs w:val="18"/>
         </w:rPr>
-        <w:t xml:space="preserve">Figura C.27. PR_PROCESO_MENSUAL: reporte de rentabilidad.</w:t>
+        <w:t xml:space="preserve">Figura C.27. PR_SIMULA_PLAZO con 1, 2 y 3 días extra de plazo.</w:t>
       </w:r>
     </w:p>
     <w:p>
@@ -43594,7 +43594,7 @@
       <w:r>
         <w:drawing>
           <wp:inline distT="0" distB="0" distL="0" distR="0">
-            <wp:extent cx="5759999" cy="2071443"/>
+            <wp:extent cx="5759999" cy="3578897"/>
             <wp:docPr id="1035" name="Imagen 35"/>
             <wp:cNvGraphicFramePr>
               <a:graphicFrameLocks noChangeAspect="1"/>
@@ -43615,7 +43615,7 @@
                   <pic:spPr>
                     <a:xfrm>
                       <a:off x="0" y="0"/>
-                      <a:ext cx="5759999" cy="2071443"/>
+                      <a:ext cx="5759999" cy="3578897"/>
                     </a:xfrm>
                     <a:prstGeom prst="rect">
                       <a:avLst/>
@@ -43643,26 +43643,7 @@
           <w:sz w:val="18"/>
           <w:szCs w:val="18"/>
         </w:rPr>
-        <w:t xml:space="preserve">Figura C.28. Error controlado de PR_SIMULA_PLAZO (ORA-20203) y miembro privado no visible (PLS-00302).</w:t>
-      </w:r>
-    </w:p>
-    <w:p>
-      <w:pPr>
-        <w:pStyle w:val="Heading3"/>
-        <w:keepNext w:val="1"/>
-        <w:spacing w:after="100" w:before="180" w:lineRule="auto"/>
-        <w:rPr/>
-      </w:pPr>
-      <w:r>
-        <w:rPr>
-          <w:rFonts w:ascii="Calibri" w:cs="Calibri" w:eastAsia="Calibri" w:hAnsi="Calibri"/>
-          <w:b w:val="1"/>
-          <w:bCs w:val="1"/>
-          <w:color w:val="2e5496"/>
-          <w:sz w:val="23"/>
-          <w:szCs w:val="23"/>
-        </w:rPr>
-        <w:t xml:space="preserve">C.4 Catalina: triggers</w:t>
+        <w:t xml:space="preserve">Figura C.28. PR_PROCESO_MENSUAL: reporte de fuga.</w:t>
       </w:r>
     </w:p>
     <w:p>
@@ -43675,7 +43656,7 @@
       <w:r>
         <w:drawing>
           <wp:inline distT="0" distB="0" distL="0" distR="0">
-            <wp:extent cx="5759999" cy="3194999"/>
+            <wp:extent cx="4221360" cy="2874960"/>
             <wp:docPr id="1036" name="Imagen 36"/>
             <wp:cNvGraphicFramePr>
               <a:graphicFrameLocks noChangeAspect="1"/>
@@ -43696,7 +43677,7 @@
                   <pic:spPr>
                     <a:xfrm>
                       <a:off x="0" y="0"/>
-                      <a:ext cx="5759999" cy="3194999"/>
+                      <a:ext cx="4221360" cy="2874960"/>
                     </a:xfrm>
                     <a:prstGeom prst="rect">
                       <a:avLst/>
@@ -43724,7 +43705,7 @@
           <w:sz w:val="18"/>
           <w:szCs w:val="18"/>
         </w:rPr>
-        <w:t xml:space="preserve">Figura C.29. C1 TRG_VALIDA_PAGO_RENTAL: el pago sin arriendo se rechaza con ORA-20301 y el pago con arriendo entra; tras el ROLLBACK quedan 16.049 pagos.</w:t>
+        <w:t xml:space="preserve">Figura C.29. PR_PROCESO_MENSUAL: reporte de rentabilidad.</w:t>
       </w:r>
     </w:p>
     <w:p>
@@ -43737,7 +43718,7 @@
       <w:r>
         <w:drawing>
           <wp:inline distT="0" distB="0" distL="0" distR="0">
-            <wp:extent cx="5759999" cy="3067316"/>
+            <wp:extent cx="5759999" cy="2071443"/>
             <wp:docPr id="1037" name="Imagen 37"/>
             <wp:cNvGraphicFramePr>
               <a:graphicFrameLocks noChangeAspect="1"/>
@@ -43758,7 +43739,7 @@
                   <pic:spPr>
                     <a:xfrm>
                       <a:off x="0" y="0"/>
-                      <a:ext cx="5759999" cy="3067316"/>
+                      <a:ext cx="5759999" cy="2071443"/>
                     </a:xfrm>
                     <a:prstGeom prst="rect">
                       <a:avLst/>
@@ -43786,7 +43767,26 @@
           <w:sz w:val="18"/>
           <w:szCs w:val="18"/>
         </w:rPr>
-        <w:t xml:space="preserve">Figura C.30. C4 TRG_BLOQUEA_BORRADO_RENTAL: rechaza el DELETE aunque no encuentre filas y deja pasar el UPDATE; siguen 16.044 arriendos.</w:t>
+        <w:t xml:space="preserve">Figura C.30. Error controlado de PR_SIMULA_PLAZO (ORA-20203) y miembro privado no visible (PLS-00302).</w:t>
+      </w:r>
+    </w:p>
+    <w:p>
+      <w:pPr>
+        <w:pStyle w:val="Heading3"/>
+        <w:keepNext w:val="1"/>
+        <w:spacing w:after="100" w:before="180" w:lineRule="auto"/>
+        <w:rPr/>
+      </w:pPr>
+      <w:r>
+        <w:rPr>
+          <w:rFonts w:ascii="Calibri" w:cs="Calibri" w:eastAsia="Calibri" w:hAnsi="Calibri"/>
+          <w:b w:val="1"/>
+          <w:bCs w:val="1"/>
+          <w:color w:val="2e5496"/>
+          <w:sz w:val="23"/>
+          <w:szCs w:val="23"/>
+        </w:rPr>
+        <w:t xml:space="preserve">C.4 Catalina: triggers</w:t>
       </w:r>
     </w:p>
     <w:p>
@@ -43799,7 +43799,7 @@
       <w:r>
         <w:drawing>
           <wp:inline distT="0" distB="0" distL="0" distR="0">
-            <wp:extent cx="5759999" cy="3365853"/>
+            <wp:extent cx="5759999" cy="3194999"/>
             <wp:docPr id="1038" name="Imagen 38"/>
             <wp:cNvGraphicFramePr>
               <a:graphicFrameLocks noChangeAspect="1"/>
@@ -43820,7 +43820,7 @@
                   <pic:spPr>
                     <a:xfrm>
                       <a:off x="0" y="0"/>
-                      <a:ext cx="5759999" cy="3365853"/>
+                      <a:ext cx="5759999" cy="3194999"/>
                     </a:xfrm>
                     <a:prstGeom prst="rect">
                       <a:avLst/>
@@ -43848,7 +43848,7 @@
           <w:sz w:val="18"/>
           <w:szCs w:val="18"/>
         </w:rPr>
-        <w:t xml:space="preserve">Figura C.31. C5 TRG_AUDITA_RENTAL y TRG_AUDITA_PAYMENT: una línea por sentencia y ninguna por el borrado que C4 rechazó.</w:t>
+        <w:t xml:space="preserve">Figura C.31. C1 TRG_VALIDA_PAGO_RENTAL: el pago sin arriendo se rechaza con ORA-20301 y el pago con arriendo entra; tras el ROLLBACK quedan 16.049 pagos.</w:t>
       </w:r>
     </w:p>
     <w:p>
@@ -43861,7 +43861,7 @@
       <w:r>
         <w:drawing>
           <wp:inline distT="0" distB="0" distL="0" distR="0">
-            <wp:extent cx="5759999" cy="4016686"/>
+            <wp:extent cx="5759999" cy="3067316"/>
             <wp:docPr id="1039" name="Imagen 39"/>
             <wp:cNvGraphicFramePr>
               <a:graphicFrameLocks noChangeAspect="1"/>
@@ -43882,7 +43882,7 @@
                   <pic:spPr>
                     <a:xfrm>
                       <a:off x="0" y="0"/>
-                      <a:ext cx="5759999" cy="4016686"/>
+                      <a:ext cx="5759999" cy="3067316"/>
                     </a:xfrm>
                     <a:prstGeom prst="rect">
                       <a:avLst/>
@@ -43910,7 +43910,7 @@
           <w:sz w:val="18"/>
           <w:szCs w:val="18"/>
         </w:rPr>
-        <w:t xml:space="preserve">Figura C.32. C3 TRG_VALIDA_ARRIENDO: el cliente activo arrienda, el inactivo se rechaza y el INSERT ... SELECT da ORA-04091.</w:t>
+        <w:t xml:space="preserve">Figura C.32. C4 TRG_BLOQUEA_BORRADO_RENTAL: rechaza el DELETE aunque no encuentre filas y deja pasar el UPDATE; siguen 16.044 arriendos.</w:t>
       </w:r>
     </w:p>
     <w:p>
@@ -43923,7 +43923,7 @@
       <w:r>
         <w:drawing>
           <wp:inline distT="0" distB="0" distL="0" distR="0">
-            <wp:extent cx="5759999" cy="3103051"/>
+            <wp:extent cx="5759999" cy="3365853"/>
             <wp:docPr id="1040" name="Imagen 40"/>
             <wp:cNvGraphicFramePr>
               <a:graphicFrameLocks noChangeAspect="1"/>
@@ -43944,6 +43944,130 @@
                   <pic:spPr>
                     <a:xfrm>
                       <a:off x="0" y="0"/>
+                      <a:ext cx="5759999" cy="3365853"/>
+                    </a:xfrm>
+                    <a:prstGeom prst="rect">
+                      <a:avLst/>
+                    </a:prstGeom>
+                  </pic:spPr>
+                </pic:pic>
+              </a:graphicData>
+            </a:graphic>
+          </wp:inline>
+        </w:drawing>
+      </w:r>
+    </w:p>
+    <w:p>
+      <w:pPr>
+        <w:spacing w:after="200" w:lineRule="auto"/>
+        <w:jc w:val="center"/>
+        <w:rPr/>
+      </w:pPr>
+      <w:r>
+        <w:rPr>
+          <w:rFonts w:ascii="Calibri" w:cs="Calibri" w:eastAsia="Calibri" w:hAnsi="Calibri"/>
+          <w:i w:val="1"/>
+          <w:iCs w:val="1"/>
+          <w:color w:val="595959"/>
+          <w:sz w:val="18"/>
+          <w:szCs w:val="18"/>
+        </w:rPr>
+        <w:t xml:space="preserve">Figura C.33. C5 TRG_AUDITA_RENTAL y TRG_AUDITA_PAYMENT: una línea por sentencia y ninguna por el borrado que C4 rechazó.</w:t>
+      </w:r>
+    </w:p>
+    <w:p>
+      <w:pPr>
+        <w:keepNext w:val="1"/>
+        <w:spacing w:before="120" w:after="60" w:lineRule="auto"/>
+        <w:jc w:val="center"/>
+        <w:rPr/>
+      </w:pPr>
+      <w:r>
+        <w:drawing>
+          <wp:inline distT="0" distB="0" distL="0" distR="0">
+            <wp:extent cx="5759999" cy="4016686"/>
+            <wp:docPr id="1041" name="Imagen 41"/>
+            <wp:cNvGraphicFramePr>
+              <a:graphicFrameLocks noChangeAspect="1"/>
+            </wp:cNvGraphicFramePr>
+            <a:graphic>
+              <a:graphicData uri="http://schemas.openxmlformats.org/drawingml/2006/picture">
+                <pic:pic>
+                  <pic:nvPicPr>
+                    <pic:cNvPr id="1041" name="imagen41.jpg"/>
+                    <pic:cNvPicPr/>
+                  </pic:nvPicPr>
+                  <pic:blipFill>
+                    <a:blip r:embed="rIdImg41"/>
+                    <a:stretch>
+                      <a:fillRect/>
+                    </a:stretch>
+                  </pic:blipFill>
+                  <pic:spPr>
+                    <a:xfrm>
+                      <a:off x="0" y="0"/>
+                      <a:ext cx="5759999" cy="4016686"/>
+                    </a:xfrm>
+                    <a:prstGeom prst="rect">
+                      <a:avLst/>
+                    </a:prstGeom>
+                  </pic:spPr>
+                </pic:pic>
+              </a:graphicData>
+            </a:graphic>
+          </wp:inline>
+        </w:drawing>
+      </w:r>
+    </w:p>
+    <w:p>
+      <w:pPr>
+        <w:spacing w:after="200" w:lineRule="auto"/>
+        <w:jc w:val="center"/>
+        <w:rPr/>
+      </w:pPr>
+      <w:r>
+        <w:rPr>
+          <w:rFonts w:ascii="Calibri" w:cs="Calibri" w:eastAsia="Calibri" w:hAnsi="Calibri"/>
+          <w:i w:val="1"/>
+          <w:iCs w:val="1"/>
+          <w:color w:val="595959"/>
+          <w:sz w:val="18"/>
+          <w:szCs w:val="18"/>
+        </w:rPr>
+        <w:t xml:space="preserve">Figura C.34. C3 TRG_VALIDA_ARRIENDO: el cliente activo arrienda, el inactivo se rechaza y el INSERT ... SELECT da ORA-04091.</w:t>
+      </w:r>
+    </w:p>
+    <w:p>
+      <w:pPr>
+        <w:keepNext w:val="1"/>
+        <w:spacing w:before="120" w:after="60" w:lineRule="auto"/>
+        <w:jc w:val="center"/>
+        <w:rPr/>
+      </w:pPr>
+      <w:r>
+        <w:drawing>
+          <wp:inline distT="0" distB="0" distL="0" distR="0">
+            <wp:extent cx="5759999" cy="3103051"/>
+            <wp:docPr id="1042" name="Imagen 42"/>
+            <wp:cNvGraphicFramePr>
+              <a:graphicFrameLocks noChangeAspect="1"/>
+            </wp:cNvGraphicFramePr>
+            <a:graphic>
+              <a:graphicData uri="http://schemas.openxmlformats.org/drawingml/2006/picture">
+                <pic:pic>
+                  <pic:nvPicPr>
+                    <pic:cNvPr id="1042" name="imagen42.jpg"/>
+                    <pic:cNvPicPr/>
+                  </pic:nvPicPr>
+                  <pic:blipFill>
+                    <a:blip r:embed="rIdImg42"/>
+                    <a:stretch>
+                      <a:fillRect/>
+                    </a:stretch>
+                  </pic:blipFill>
+                  <pic:spPr>
+                    <a:xfrm>
+                      <a:off x="0" y="0"/>
                       <a:ext cx="5759999" cy="3103051"/>
                     </a:xfrm>
                     <a:prstGeom prst="rect">
@@ -43972,7 +44096,7 @@
           <w:sz w:val="18"/>
           <w:szCs w:val="18"/>
         </w:rPr>
-        <w:t xml:space="preserve">Figura C.33. C2 TRG_TOPE_MULTA_DEVOLUCION: 171 días de atraso cobran 20,99 USD y la devolución a tiempo no crea pago.</w:t>
+        <w:t xml:space="preserve">Figura C.35. C2 TRG_TOPE_MULTA_DEVOLUCION: 171 días de atraso cobran 20,99 USD y la devolución a tiempo no crea pago.</w:t>
       </w:r>
     </w:p>
     <w:sectPr>
